--- a/doc-harness/01 - CBL/Desafios/C18/Documentos de Produto/Frila_Documento_de_Requisitos.docx
+++ b/doc-harness/01 - CBL/Desafios/C18/Documentos de Produto/Frila_Documento_de_Requisitos.docx
@@ -1,6 +1,6 @@
 
 <file path=word/document.xml><?xml version="1.0" encoding="utf-8"?>
-<w:document xmlns:w="http://schemas.openxmlformats.org/wordprocessingml/2006/main" xmlns:r="http://schemas.openxmlformats.org/officeDocument/2006/relationships">
+<w:document xmlns:w="http://schemas.openxmlformats.org/wordprocessingml/2006/main" xmlns:r="http://schemas.openxmlformats.org/officeDocument/2006/relationships" xmlns:wp="http://schemas.openxmlformats.org/drawingml/2006/wordprocessingDrawing" xmlns:a="http://schemas.openxmlformats.org/drawingml/2006/main" xmlns:pic="http://schemas.openxmlformats.org/drawingml/2006/picture">
   <w:body>
     <w:p>
       <w:pPr>
@@ -19326,73 +19326,129 @@
         <w:t xml:space="preserve">6.2 Diagrama de Banco de Dados (DER)</w:t>
       </w:r>
     </w:p>
-    <w:tbl>
-      <w:tblPr>
-        <w:tblW w:w="9360" w:type="dxa"/>
-        <w:tblLayout w:type="fixed"/>
-        <w:tblBorders>
-          <w:top w:val="single" w:sz="4" w:space="0" w:color="D9D9D9"/>
-          <w:left w:val="single" w:sz="4" w:space="0" w:color="D9D9D9"/>
-          <w:bottom w:val="single" w:sz="4" w:space="0" w:color="D9D9D9"/>
-          <w:right w:val="single" w:sz="4" w:space="0" w:color="D9D9D9"/>
-          <w:insideH w:val="single" w:sz="4" w:space="0" w:color="D9D9D9"/>
-          <w:insideV w:val="single" w:sz="4" w:space="0" w:color="D9D9D9"/>
-        </w:tblBorders>
-      </w:tblPr>
-      <w:tblGrid>
-        <w:gridCol w:w="9360"/>
-      </w:tblGrid>
-      <w:tr>
-        <w:tc>
-          <w:tcPr>
-            <w:tcW w:w="9360" w:type="dxa"/>
-            <w:vAlign w:val="top"/>
-            <w:tcMar>
-              <w:top w:w="90" w:type="dxa"/>
-              <w:left w:w="120" w:type="dxa"/>
-              <w:bottom w:w="90" w:type="dxa"/>
-              <w:right w:w="120" w:type="dxa"/>
-            </w:tcMar>
-          </w:tcPr>
-          <w:p>
-            <w:pPr>
-              <w:jc w:val="center"/>
-              <w:spacing w:before="0" w:after="40" w:line="264" w:lineRule="auto"/>
-            </w:pPr>
-            <w:r>
-              <w:rPr>
-                <w:rFonts w:ascii="SF Pro Display" w:hAnsi="SF Pro Display" w:cs="SF Pro Display"/>
-                <w:b/>
-                <w:color w:val="8C8C8C"/>
-                <w:sz w:val="22"/>
-                <w:szCs w:val="22"/>
-              </w:rPr>
-              <w:t xml:space="preserve">Diagrama Entidade-Relacionamento (DER)</w:t>
-            </w:r>
-          </w:p>
-          <w:p>
-            <w:pPr>
-              <w:jc w:val="center"/>
-              <w:spacing w:before="0" w:after="0" w:line="264" w:lineRule="auto"/>
-            </w:pPr>
-            <w:r>
-              <w:rPr>
-                <w:rFonts w:ascii="SF Pro Display" w:hAnsi="SF Pro Display" w:cs="SF Pro Display"/>
-                <w:i/>
-                <w:color w:val="8C8C8C"/>
-                <w:sz w:val="18"/>
-                <w:szCs w:val="18"/>
-              </w:rPr>
-              <w:t xml:space="preserve">Inserir o diagrama aqui. As entidades principais e seus relacionamentos estão descritos na tabela abaixo.</w:t>
-            </w:r>
-          </w:p>
-        </w:tc>
-      </w:tr>
-    </w:tbl>
     <w:p>
       <w:pPr>
-        <w:spacing w:before="0" w:after="0" w:line="264" w:lineRule="auto"/>
+        <w:spacing w:before="0" w:after="100" w:line="264" w:lineRule="auto"/>
       </w:pPr>
+      <w:r>
+        <w:rPr>
+          <w:rFonts w:ascii="SF Pro Display" w:hAnsi="SF Pro Display" w:cs="SF Pro Display"/>
+          <w:color w:val="1A1A1A"/>
+          <w:sz w:val="22"/>
+          <w:szCs w:val="22"/>
+        </w:rPr>
+        <w:t xml:space="preserve">O eixo do modelo é uma cadeia só — vaga → posição → turno → avaliação —, o ciclo de vida de uma unidade de trabalho da publicação à reputação. Despacho e candidatura penduram-se nela como o registro de quem foi chamado e quem respondeu. As duas vistas abaixo são do mesmo esquema: separá-las evita o emaranhado de linhas que um único desenho com dezesseis entidades produz.</w:t>
+      </w:r>
+    </w:p>
+    <w:p>
+      <w:pPr>
+        <w:jc w:val="center"/>
+        <w:spacing w:before="0" w:after="40" w:line="264" w:lineRule="auto"/>
+      </w:pPr>
+      <w:r>
+        <w:drawing>
+          <wp:inline distT="0" distB="0" distL="0" distR="0">
+            <wp:extent cx="5943600" cy="6656832"/>
+            <wp:docPr id="1" name="Imagem 1" descr="Figura 1 — O ciclo de uma vaga: da publicação à avaliação"/>
+            <a:graphic>
+              <a:graphicData uri="http://schemas.openxmlformats.org/drawingml/2006/picture">
+                <pic:pic>
+                  <pic:nvPicPr>
+                    <pic:cNvPr id="1" name="imagem1.png"/>
+                    <pic:cNvPicPr/>
+                  </pic:nvPicPr>
+                  <pic:blipFill>
+                    <a:blip r:embed="rIdImg1"/>
+                    <a:stretch>
+                      <a:fillRect/>
+                    </a:stretch>
+                  </pic:blipFill>
+                  <pic:spPr>
+                    <a:xfrm>
+                      <a:off x="0" y="0"/>
+                      <a:ext cx="5943600" cy="6656832"/>
+                    </a:xfrm>
+                    <a:prstGeom prst="rect">
+                      <a:avLst/>
+                    </a:prstGeom>
+                  </pic:spPr>
+                </pic:pic>
+              </a:graphicData>
+            </a:graphic>
+          </wp:inline>
+        </w:drawing>
+      </w:r>
+    </w:p>
+    <w:p>
+      <w:pPr>
+        <w:jc w:val="center"/>
+        <w:spacing w:before="0" w:after="240" w:line="264" w:lineRule="auto"/>
+      </w:pPr>
+      <w:r>
+        <w:rPr>
+          <w:rFonts w:ascii="SF Pro Display" w:hAnsi="SF Pro Display" w:cs="SF Pro Display"/>
+          <w:i/>
+          <w:color w:val="8C8C8C"/>
+          <w:sz w:val="18"/>
+          <w:szCs w:val="18"/>
+        </w:rPr>
+        <w:t xml:space="preserve">Figura 1 — O ciclo de uma vaga: da publicação à avaliação</w:t>
+      </w:r>
+    </w:p>
+    <w:p>
+      <w:pPr>
+        <w:jc w:val="center"/>
+        <w:spacing w:before="0" w:after="40" w:line="264" w:lineRule="auto"/>
+      </w:pPr>
+      <w:r>
+        <w:drawing>
+          <wp:inline distT="0" distB="0" distL="0" distR="0">
+            <wp:extent cx="5943600" cy="1743658"/>
+            <wp:docPr id="2" name="Imagem 2" descr="Figura 2 — Identidade, catálogo e histórico"/>
+            <a:graphic>
+              <a:graphicData uri="http://schemas.openxmlformats.org/drawingml/2006/picture">
+                <pic:pic>
+                  <pic:nvPicPr>
+                    <pic:cNvPr id="2" name="imagem2.png"/>
+                    <pic:cNvPicPr/>
+                  </pic:nvPicPr>
+                  <pic:blipFill>
+                    <a:blip r:embed="rIdImg2"/>
+                    <a:stretch>
+                      <a:fillRect/>
+                    </a:stretch>
+                  </pic:blipFill>
+                  <pic:spPr>
+                    <a:xfrm>
+                      <a:off x="0" y="0"/>
+                      <a:ext cx="5943600" cy="1743658"/>
+                    </a:xfrm>
+                    <a:prstGeom prst="rect">
+                      <a:avLst/>
+                    </a:prstGeom>
+                  </pic:spPr>
+                </pic:pic>
+              </a:graphicData>
+            </a:graphic>
+          </wp:inline>
+        </w:drawing>
+      </w:r>
+    </w:p>
+    <w:p>
+      <w:pPr>
+        <w:jc w:val="center"/>
+        <w:spacing w:before="0" w:after="240" w:line="264" w:lineRule="auto"/>
+      </w:pPr>
+      <w:r>
+        <w:rPr>
+          <w:rFonts w:ascii="SF Pro Display" w:hAnsi="SF Pro Display" w:cs="SF Pro Display"/>
+          <w:i/>
+          <w:color w:val="8C8C8C"/>
+          <w:sz w:val="18"/>
+          <w:szCs w:val="18"/>
+        </w:rPr>
+        <w:t xml:space="preserve">Figura 2 — Identidade, catálogo e histórico</w:t>
+      </w:r>
     </w:p>
     <w:p>
       <w:pPr>
@@ -21328,73 +21384,239 @@
         <w:t xml:space="preserve">6.3 Diagrama de Classes</w:t>
       </w:r>
     </w:p>
-    <w:tbl>
-      <w:tblPr>
-        <w:tblW w:w="9360" w:type="dxa"/>
-        <w:tblLayout w:type="fixed"/>
-        <w:tblBorders>
-          <w:top w:val="single" w:sz="4" w:space="0" w:color="D9D9D9"/>
-          <w:left w:val="single" w:sz="4" w:space="0" w:color="D9D9D9"/>
-          <w:bottom w:val="single" w:sz="4" w:space="0" w:color="D9D9D9"/>
-          <w:right w:val="single" w:sz="4" w:space="0" w:color="D9D9D9"/>
-          <w:insideH w:val="single" w:sz="4" w:space="0" w:color="D9D9D9"/>
-          <w:insideV w:val="single" w:sz="4" w:space="0" w:color="D9D9D9"/>
-        </w:tblBorders>
-      </w:tblPr>
-      <w:tblGrid>
-        <w:gridCol w:w="9360"/>
-      </w:tblGrid>
-      <w:tr>
-        <w:tc>
-          <w:tcPr>
-            <w:tcW w:w="9360" w:type="dxa"/>
-            <w:vAlign w:val="top"/>
-            <w:tcMar>
-              <w:top w:w="90" w:type="dxa"/>
-              <w:left w:w="120" w:type="dxa"/>
-              <w:bottom w:w="90" w:type="dxa"/>
-              <w:right w:w="120" w:type="dxa"/>
-            </w:tcMar>
-          </w:tcPr>
-          <w:p>
-            <w:pPr>
-              <w:jc w:val="center"/>
-              <w:spacing w:before="0" w:after="40" w:line="264" w:lineRule="auto"/>
-            </w:pPr>
-            <w:r>
-              <w:rPr>
-                <w:rFonts w:ascii="SF Pro Display" w:hAnsi="SF Pro Display" w:cs="SF Pro Display"/>
-                <w:b/>
-                <w:color w:val="8C8C8C"/>
-                <w:sz w:val="22"/>
-                <w:szCs w:val="22"/>
-              </w:rPr>
-              <w:t xml:space="preserve">Diagrama de Classes</w:t>
-            </w:r>
-          </w:p>
-          <w:p>
-            <w:pPr>
-              <w:jc w:val="center"/>
-              <w:spacing w:before="0" w:after="0" w:line="264" w:lineRule="auto"/>
-            </w:pPr>
-            <w:r>
-              <w:rPr>
-                <w:rFonts w:ascii="SF Pro Display" w:hAnsi="SF Pro Display" w:cs="SF Pro Display"/>
-                <w:i/>
-                <w:color w:val="8C8C8C"/>
-                <w:sz w:val="18"/>
-                <w:szCs w:val="18"/>
-              </w:rPr>
-              <w:t xml:space="preserve">Inserir o diagrama aqui. As classes mais relevantes e suas responsabilidades estão descritas na tabela abaixo.</w:t>
-            </w:r>
-          </w:p>
-        </w:tc>
-      </w:tr>
-    </w:tbl>
     <w:p>
       <w:pPr>
-        <w:spacing w:before="0" w:after="0" w:line="264" w:lineRule="auto"/>
+        <w:spacing w:before="0" w:after="100" w:line="264" w:lineRule="auto"/>
       </w:pPr>
+      <w:r>
+        <w:rPr>
+          <w:rFonts w:ascii="SF Pro Display" w:hAnsi="SF Pro Display" w:cs="SF Pro Display"/>
+          <w:color w:val="1A1A1A"/>
+          <w:sz w:val="22"/>
+          <w:szCs w:val="22"/>
+        </w:rPr>
+        <w:t xml:space="preserve">A regra de dependência vale em toda seta: o domínio é alvo de todas e origem de nenhuma. Quando precisa falar com o mundo, declara um protocolo e espera que alguém o implemente — é o que permite testar despacho, elegibilidade e reputação sem rede, sem interface e sem simulador.</w:t>
+      </w:r>
+    </w:p>
+    <w:p>
+      <w:pPr>
+        <w:jc w:val="center"/>
+        <w:spacing w:before="0" w:after="40" w:line="264" w:lineRule="auto"/>
+      </w:pPr>
+      <w:r>
+        <w:drawing>
+          <wp:inline distT="0" distB="0" distL="0" distR="0">
+            <wp:extent cx="5943600" cy="818761"/>
+            <wp:docPr id="3" name="Imagem 3" descr="Figura 3 — A regra de dependência entre as camadas"/>
+            <a:graphic>
+              <a:graphicData uri="http://schemas.openxmlformats.org/drawingml/2006/picture">
+                <pic:pic>
+                  <pic:nvPicPr>
+                    <pic:cNvPr id="3" name="imagem3.png"/>
+                    <pic:cNvPicPr/>
+                  </pic:nvPicPr>
+                  <pic:blipFill>
+                    <a:blip r:embed="rIdImg3"/>
+                    <a:stretch>
+                      <a:fillRect/>
+                    </a:stretch>
+                  </pic:blipFill>
+                  <pic:spPr>
+                    <a:xfrm>
+                      <a:off x="0" y="0"/>
+                      <a:ext cx="5943600" cy="818761"/>
+                    </a:xfrm>
+                    <a:prstGeom prst="rect">
+                      <a:avLst/>
+                    </a:prstGeom>
+                  </pic:spPr>
+                </pic:pic>
+              </a:graphicData>
+            </a:graphic>
+          </wp:inline>
+        </w:drawing>
+      </w:r>
+    </w:p>
+    <w:p>
+      <w:pPr>
+        <w:jc w:val="center"/>
+        <w:spacing w:before="0" w:after="240" w:line="264" w:lineRule="auto"/>
+      </w:pPr>
+      <w:r>
+        <w:rPr>
+          <w:rFonts w:ascii="SF Pro Display" w:hAnsi="SF Pro Display" w:cs="SF Pro Display"/>
+          <w:i/>
+          <w:color w:val="8C8C8C"/>
+          <w:sz w:val="18"/>
+          <w:szCs w:val="18"/>
+        </w:rPr>
+        <w:t xml:space="preserve">Figura 3 — A regra de dependência entre as camadas</w:t>
+      </w:r>
+    </w:p>
+    <w:p>
+      <w:pPr>
+        <w:jc w:val="center"/>
+        <w:spacing w:before="0" w:after="40" w:line="264" w:lineRule="auto"/>
+      </w:pPr>
+      <w:r>
+        <w:drawing>
+          <wp:inline distT="0" distB="0" distL="0" distR="0">
+            <wp:extent cx="5943600" cy="9264131"/>
+            <wp:docPr id="4" name="Imagem 4" descr="Figura 4 — Camada de domínio: entidades e serviços"/>
+            <a:graphic>
+              <a:graphicData uri="http://schemas.openxmlformats.org/drawingml/2006/picture">
+                <pic:pic>
+                  <pic:nvPicPr>
+                    <pic:cNvPr id="4" name="imagem4.png"/>
+                    <pic:cNvPicPr/>
+                  </pic:nvPicPr>
+                  <pic:blipFill>
+                    <a:blip r:embed="rIdImg4"/>
+                    <a:stretch>
+                      <a:fillRect/>
+                    </a:stretch>
+                  </pic:blipFill>
+                  <pic:spPr>
+                    <a:xfrm>
+                      <a:off x="0" y="0"/>
+                      <a:ext cx="5943600" cy="9264131"/>
+                    </a:xfrm>
+                    <a:prstGeom prst="rect">
+                      <a:avLst/>
+                    </a:prstGeom>
+                  </pic:spPr>
+                </pic:pic>
+              </a:graphicData>
+            </a:graphic>
+          </wp:inline>
+        </w:drawing>
+      </w:r>
+    </w:p>
+    <w:p>
+      <w:pPr>
+        <w:jc w:val="center"/>
+        <w:spacing w:before="0" w:after="240" w:line="264" w:lineRule="auto"/>
+      </w:pPr>
+      <w:r>
+        <w:rPr>
+          <w:rFonts w:ascii="SF Pro Display" w:hAnsi="SF Pro Display" w:cs="SF Pro Display"/>
+          <w:i/>
+          <w:color w:val="8C8C8C"/>
+          <w:sz w:val="18"/>
+          <w:szCs w:val="18"/>
+        </w:rPr>
+        <w:t xml:space="preserve">Figura 4 — Camada de domínio: entidades e serviços</w:t>
+      </w:r>
+    </w:p>
+    <w:p>
+      <w:pPr>
+        <w:jc w:val="center"/>
+        <w:spacing w:before="0" w:after="40" w:line="264" w:lineRule="auto"/>
+      </w:pPr>
+      <w:r>
+        <w:drawing>
+          <wp:inline distT="0" distB="0" distL="0" distR="0">
+            <wp:extent cx="5943600" cy="1955929"/>
+            <wp:docPr id="5" name="Imagem 5" descr="Figura 5 — Camada de dados: portas e implementações"/>
+            <a:graphic>
+              <a:graphicData uri="http://schemas.openxmlformats.org/drawingml/2006/picture">
+                <pic:pic>
+                  <pic:nvPicPr>
+                    <pic:cNvPr id="5" name="imagem5.png"/>
+                    <pic:cNvPicPr/>
+                  </pic:nvPicPr>
+                  <pic:blipFill>
+                    <a:blip r:embed="rIdImg5"/>
+                    <a:stretch>
+                      <a:fillRect/>
+                    </a:stretch>
+                  </pic:blipFill>
+                  <pic:spPr>
+                    <a:xfrm>
+                      <a:off x="0" y="0"/>
+                      <a:ext cx="5943600" cy="1955929"/>
+                    </a:xfrm>
+                    <a:prstGeom prst="rect">
+                      <a:avLst/>
+                    </a:prstGeom>
+                  </pic:spPr>
+                </pic:pic>
+              </a:graphicData>
+            </a:graphic>
+          </wp:inline>
+        </w:drawing>
+      </w:r>
+    </w:p>
+    <w:p>
+      <w:pPr>
+        <w:jc w:val="center"/>
+        <w:spacing w:before="0" w:after="240" w:line="264" w:lineRule="auto"/>
+      </w:pPr>
+      <w:r>
+        <w:rPr>
+          <w:rFonts w:ascii="SF Pro Display" w:hAnsi="SF Pro Display" w:cs="SF Pro Display"/>
+          <w:i/>
+          <w:color w:val="8C8C8C"/>
+          <w:sz w:val="18"/>
+          <w:szCs w:val="18"/>
+        </w:rPr>
+        <w:t xml:space="preserve">Figura 5 — Camada de dados: portas e implementações</w:t>
+      </w:r>
+    </w:p>
+    <w:p>
+      <w:pPr>
+        <w:jc w:val="center"/>
+        <w:spacing w:before="0" w:after="40" w:line="264" w:lineRule="auto"/>
+      </w:pPr>
+      <w:r>
+        <w:drawing>
+          <wp:inline distT="0" distB="0" distL="0" distR="0">
+            <wp:extent cx="5943600" cy="1008289"/>
+            <wp:docPr id="6" name="Imagem 6" descr="Figura 6 — Camada de apresentação"/>
+            <a:graphic>
+              <a:graphicData uri="http://schemas.openxmlformats.org/drawingml/2006/picture">
+                <pic:pic>
+                  <pic:nvPicPr>
+                    <pic:cNvPr id="6" name="imagem6.png"/>
+                    <pic:cNvPicPr/>
+                  </pic:nvPicPr>
+                  <pic:blipFill>
+                    <a:blip r:embed="rIdImg6"/>
+                    <a:stretch>
+                      <a:fillRect/>
+                    </a:stretch>
+                  </pic:blipFill>
+                  <pic:spPr>
+                    <a:xfrm>
+                      <a:off x="0" y="0"/>
+                      <a:ext cx="5943600" cy="1008289"/>
+                    </a:xfrm>
+                    <a:prstGeom prst="rect">
+                      <a:avLst/>
+                    </a:prstGeom>
+                  </pic:spPr>
+                </pic:pic>
+              </a:graphicData>
+            </a:graphic>
+          </wp:inline>
+        </w:drawing>
+      </w:r>
+    </w:p>
+    <w:p>
+      <w:pPr>
+        <w:jc w:val="center"/>
+        <w:spacing w:before="0" w:after="240" w:line="264" w:lineRule="auto"/>
+      </w:pPr>
+      <w:r>
+        <w:rPr>
+          <w:rFonts w:ascii="SF Pro Display" w:hAnsi="SF Pro Display" w:cs="SF Pro Display"/>
+          <w:i/>
+          <w:color w:val="8C8C8C"/>
+          <w:sz w:val="18"/>
+          <w:szCs w:val="18"/>
+        </w:rPr>
+        <w:t xml:space="preserve">Figura 6 — Camada de apresentação</w:t>
+      </w:r>
     </w:p>
     <w:p>
       <w:pPr>
@@ -23984,73 +24206,225 @@
         <w:t xml:space="preserve">Diagrama de arquitetura</w:t>
       </w:r>
     </w:p>
-    <w:tbl>
-      <w:tblPr>
-        <w:tblW w:w="9360" w:type="dxa"/>
-        <w:tblLayout w:type="fixed"/>
-        <w:tblBorders>
-          <w:top w:val="single" w:sz="4" w:space="0" w:color="D9D9D9"/>
-          <w:left w:val="single" w:sz="4" w:space="0" w:color="D9D9D9"/>
-          <w:bottom w:val="single" w:sz="4" w:space="0" w:color="D9D9D9"/>
-          <w:right w:val="single" w:sz="4" w:space="0" w:color="D9D9D9"/>
-          <w:insideH w:val="single" w:sz="4" w:space="0" w:color="D9D9D9"/>
-          <w:insideV w:val="single" w:sz="4" w:space="0" w:color="D9D9D9"/>
-        </w:tblBorders>
-      </w:tblPr>
-      <w:tblGrid>
-        <w:gridCol w:w="9360"/>
-      </w:tblGrid>
-      <w:tr>
-        <w:tc>
-          <w:tcPr>
-            <w:tcW w:w="9360" w:type="dxa"/>
-            <w:vAlign w:val="top"/>
-            <w:tcMar>
-              <w:top w:w="90" w:type="dxa"/>
-              <w:left w:w="120" w:type="dxa"/>
-              <w:bottom w:w="90" w:type="dxa"/>
-              <w:right w:w="120" w:type="dxa"/>
-            </w:tcMar>
-          </w:tcPr>
-          <w:p>
-            <w:pPr>
-              <w:jc w:val="center"/>
-              <w:spacing w:before="0" w:after="40" w:line="264" w:lineRule="auto"/>
-            </w:pPr>
-            <w:r>
-              <w:rPr>
-                <w:rFonts w:ascii="SF Pro Display" w:hAnsi="SF Pro Display" w:cs="SF Pro Display"/>
-                <w:b/>
-                <w:color w:val="8C8C8C"/>
-                <w:sz w:val="22"/>
-                <w:szCs w:val="22"/>
-              </w:rPr>
-              <w:t xml:space="preserve">Diagrama de Arquitetura</w:t>
-            </w:r>
-          </w:p>
-          <w:p>
-            <w:pPr>
-              <w:jc w:val="center"/>
-              <w:spacing w:before="0" w:after="0" w:line="264" w:lineRule="auto"/>
-            </w:pPr>
-            <w:r>
-              <w:rPr>
-                <w:rFonts w:ascii="SF Pro Display" w:hAnsi="SF Pro Display" w:cs="SF Pro Display"/>
-                <w:i/>
-                <w:color w:val="8C8C8C"/>
-                <w:sz w:val="18"/>
-                <w:szCs w:val="18"/>
-              </w:rPr>
-              <w:t xml:space="preserve">Inserir o diagrama aqui, com as quatro camadas, os três clientes (profissional, estabelecimento e painel) e as dependências externas de push, geolocalização e backend.</w:t>
-            </w:r>
-          </w:p>
-        </w:tc>
-      </w:tr>
-    </w:tbl>
     <w:p>
       <w:pPr>
-        <w:spacing w:before="0" w:after="0" w:line="264" w:lineRule="auto"/>
+        <w:jc w:val="center"/>
+        <w:spacing w:before="0" w:after="40" w:line="264" w:lineRule="auto"/>
       </w:pPr>
+      <w:r>
+        <w:drawing>
+          <wp:inline distT="0" distB="0" distL="0" distR="0">
+            <wp:extent cx="5943600" cy="3832860"/>
+            <wp:docPr id="7" name="Imagem 7" descr="Figura 7 — Contexto: atores e dependências externas"/>
+            <a:graphic>
+              <a:graphicData uri="http://schemas.openxmlformats.org/drawingml/2006/picture">
+                <pic:pic>
+                  <pic:nvPicPr>
+                    <pic:cNvPr id="7" name="imagem7.png"/>
+                    <pic:cNvPicPr/>
+                  </pic:nvPicPr>
+                  <pic:blipFill>
+                    <a:blip r:embed="rIdImg7"/>
+                    <a:stretch>
+                      <a:fillRect/>
+                    </a:stretch>
+                  </pic:blipFill>
+                  <pic:spPr>
+                    <a:xfrm>
+                      <a:off x="0" y="0"/>
+                      <a:ext cx="5943600" cy="3832860"/>
+                    </a:xfrm>
+                    <a:prstGeom prst="rect">
+                      <a:avLst/>
+                    </a:prstGeom>
+                  </pic:spPr>
+                </pic:pic>
+              </a:graphicData>
+            </a:graphic>
+          </wp:inline>
+        </w:drawing>
+      </w:r>
+    </w:p>
+    <w:p>
+      <w:pPr>
+        <w:jc w:val="center"/>
+        <w:spacing w:before="0" w:after="240" w:line="264" w:lineRule="auto"/>
+      </w:pPr>
+      <w:r>
+        <w:rPr>
+          <w:rFonts w:ascii="SF Pro Display" w:hAnsi="SF Pro Display" w:cs="SF Pro Display"/>
+          <w:i/>
+          <w:color w:val="8C8C8C"/>
+          <w:sz w:val="18"/>
+          <w:szCs w:val="18"/>
+        </w:rPr>
+        <w:t xml:space="preserve">Figura 7 — Contexto: atores e dependências externas</w:t>
+      </w:r>
+    </w:p>
+    <w:p>
+      <w:pPr>
+        <w:jc w:val="center"/>
+        <w:spacing w:before="0" w:after="40" w:line="264" w:lineRule="auto"/>
+      </w:pPr>
+      <w:r>
+        <w:drawing>
+          <wp:inline distT="0" distB="0" distL="0" distR="0">
+            <wp:extent cx="5943600" cy="3782980"/>
+            <wp:docPr id="8" name="Imagem 8" descr="Figura 8 — Contêineres: os três clientes, o backend e o push"/>
+            <a:graphic>
+              <a:graphicData uri="http://schemas.openxmlformats.org/drawingml/2006/picture">
+                <pic:pic>
+                  <pic:nvPicPr>
+                    <pic:cNvPr id="8" name="imagem8.png"/>
+                    <pic:cNvPicPr/>
+                  </pic:nvPicPr>
+                  <pic:blipFill>
+                    <a:blip r:embed="rIdImg8"/>
+                    <a:stretch>
+                      <a:fillRect/>
+                    </a:stretch>
+                  </pic:blipFill>
+                  <pic:spPr>
+                    <a:xfrm>
+                      <a:off x="0" y="0"/>
+                      <a:ext cx="5943600" cy="3782980"/>
+                    </a:xfrm>
+                    <a:prstGeom prst="rect">
+                      <a:avLst/>
+                    </a:prstGeom>
+                  </pic:spPr>
+                </pic:pic>
+              </a:graphicData>
+            </a:graphic>
+          </wp:inline>
+        </w:drawing>
+      </w:r>
+    </w:p>
+    <w:p>
+      <w:pPr>
+        <w:jc w:val="center"/>
+        <w:spacing w:before="0" w:after="240" w:line="264" w:lineRule="auto"/>
+      </w:pPr>
+      <w:r>
+        <w:rPr>
+          <w:rFonts w:ascii="SF Pro Display" w:hAnsi="SF Pro Display" w:cs="SF Pro Display"/>
+          <w:i/>
+          <w:color w:val="8C8C8C"/>
+          <w:sz w:val="18"/>
+          <w:szCs w:val="18"/>
+        </w:rPr>
+        <w:t xml:space="preserve">Figura 8 — Contêineres: os três clientes, o backend e o push</w:t>
+      </w:r>
+    </w:p>
+    <w:p>
+      <w:pPr>
+        <w:jc w:val="center"/>
+        <w:spacing w:before="0" w:after="40" w:line="264" w:lineRule="auto"/>
+      </w:pPr>
+      <w:r>
+        <w:drawing>
+          <wp:inline distT="0" distB="0" distL="0" distR="0">
+            <wp:extent cx="5943600" cy="1645103"/>
+            <wp:docPr id="9" name="Imagem 9" descr="Figura 9 — As quatro camadas dentro do app iOS"/>
+            <a:graphic>
+              <a:graphicData uri="http://schemas.openxmlformats.org/drawingml/2006/picture">
+                <pic:pic>
+                  <pic:nvPicPr>
+                    <pic:cNvPr id="9" name="imagem9.png"/>
+                    <pic:cNvPicPr/>
+                  </pic:nvPicPr>
+                  <pic:blipFill>
+                    <a:blip r:embed="rIdImg9"/>
+                    <a:stretch>
+                      <a:fillRect/>
+                    </a:stretch>
+                  </pic:blipFill>
+                  <pic:spPr>
+                    <a:xfrm>
+                      <a:off x="0" y="0"/>
+                      <a:ext cx="5943600" cy="1645103"/>
+                    </a:xfrm>
+                    <a:prstGeom prst="rect">
+                      <a:avLst/>
+                    </a:prstGeom>
+                  </pic:spPr>
+                </pic:pic>
+              </a:graphicData>
+            </a:graphic>
+          </wp:inline>
+        </w:drawing>
+      </w:r>
+    </w:p>
+    <w:p>
+      <w:pPr>
+        <w:jc w:val="center"/>
+        <w:spacing w:before="0" w:after="240" w:line="264" w:lineRule="auto"/>
+      </w:pPr>
+      <w:r>
+        <w:rPr>
+          <w:rFonts w:ascii="SF Pro Display" w:hAnsi="SF Pro Display" w:cs="SF Pro Display"/>
+          <w:i/>
+          <w:color w:val="8C8C8C"/>
+          <w:sz w:val="18"/>
+          <w:szCs w:val="18"/>
+        </w:rPr>
+        <w:t xml:space="preserve">Figura 9 — As quatro camadas dentro do app iOS</w:t>
+      </w:r>
+    </w:p>
+    <w:p>
+      <w:pPr>
+        <w:jc w:val="center"/>
+        <w:spacing w:before="0" w:after="40" w:line="264" w:lineRule="auto"/>
+      </w:pPr>
+      <w:r>
+        <w:drawing>
+          <wp:inline distT="0" distB="0" distL="0" distR="0">
+            <wp:extent cx="5943600" cy="4078643"/>
+            <wp:docPr id="10" name="Imagem 10" descr="Figura 10 — O caminho crítico: da publicação à confirmação"/>
+            <a:graphic>
+              <a:graphicData uri="http://schemas.openxmlformats.org/drawingml/2006/picture">
+                <pic:pic>
+                  <pic:nvPicPr>
+                    <pic:cNvPr id="10" name="imagem10.png"/>
+                    <pic:cNvPicPr/>
+                  </pic:nvPicPr>
+                  <pic:blipFill>
+                    <a:blip r:embed="rIdImg10"/>
+                    <a:stretch>
+                      <a:fillRect/>
+                    </a:stretch>
+                  </pic:blipFill>
+                  <pic:spPr>
+                    <a:xfrm>
+                      <a:off x="0" y="0"/>
+                      <a:ext cx="5943600" cy="4078643"/>
+                    </a:xfrm>
+                    <a:prstGeom prst="rect">
+                      <a:avLst/>
+                    </a:prstGeom>
+                  </pic:spPr>
+                </pic:pic>
+              </a:graphicData>
+            </a:graphic>
+          </wp:inline>
+        </w:drawing>
+      </w:r>
+    </w:p>
+    <w:p>
+      <w:pPr>
+        <w:jc w:val="center"/>
+        <w:spacing w:before="0" w:after="240" w:line="264" w:lineRule="auto"/>
+      </w:pPr>
+      <w:r>
+        <w:rPr>
+          <w:rFonts w:ascii="SF Pro Display" w:hAnsi="SF Pro Display" w:cs="SF Pro Display"/>
+          <w:i/>
+          <w:color w:val="8C8C8C"/>
+          <w:sz w:val="18"/>
+          <w:szCs w:val="18"/>
+        </w:rPr>
+        <w:t xml:space="preserve">Figura 10 — O caminho crítico: da publicação à confirmação</w:t>
+      </w:r>
     </w:p>
     <w:p>
       <w:pPr>
@@ -28167,7 +28541,7 @@
 </file>
 
 <file path=word/footer1.xml><?xml version="1.0" encoding="utf-8"?>
-<w:ftr xmlns:w="http://schemas.openxmlformats.org/wordprocessingml/2006/main" xmlns:r="http://schemas.openxmlformats.org/officeDocument/2006/relationships">
+<w:ftr xmlns:w="http://schemas.openxmlformats.org/wordprocessingml/2006/main" xmlns:r="http://schemas.openxmlformats.org/officeDocument/2006/relationships" xmlns:wp="http://schemas.openxmlformats.org/drawingml/2006/wordprocessingDrawing" xmlns:a="http://schemas.openxmlformats.org/drawingml/2006/main" xmlns:pic="http://schemas.openxmlformats.org/drawingml/2006/picture">
   <w:p>
     <w:pPr>
       <w:jc w:val="right"/>

--- a/doc-harness/01 - CBL/Desafios/C18/Documentos de Produto/Frila_Documento_de_Requisitos.docx
+++ b/doc-harness/01 - CBL/Desafios/C18/Documentos de Produto/Frila_Documento_de_Requisitos.docx
@@ -19348,7 +19348,7 @@
       <w:r>
         <w:drawing>
           <wp:inline distT="0" distB="0" distL="0" distR="0">
-            <wp:extent cx="5943600" cy="6656832"/>
+            <wp:extent cx="5943600" cy="2588341"/>
             <wp:docPr id="1" name="Imagem 1" descr="Figura 1 — O ciclo de uma vaga: da publicação à avaliação"/>
             <a:graphic>
               <a:graphicData uri="http://schemas.openxmlformats.org/drawingml/2006/picture">
@@ -19366,7 +19366,7 @@
                   <pic:spPr>
                     <a:xfrm>
                       <a:off x="0" y="0"/>
-                      <a:ext cx="5943600" cy="6656832"/>
+                      <a:ext cx="5943600" cy="2588341"/>
                     </a:xfrm>
                     <a:prstGeom prst="rect">
                       <a:avLst/>
@@ -19403,8 +19403,8 @@
       <w:r>
         <w:drawing>
           <wp:inline distT="0" distB="0" distL="0" distR="0">
-            <wp:extent cx="5943600" cy="1743658"/>
-            <wp:docPr id="2" name="Imagem 2" descr="Figura 2 — Identidade, catálogo e histórico"/>
+            <wp:extent cx="5943600" cy="2400300"/>
+            <wp:docPr id="2" name="Imagem 2" descr="Figura 2 — Uma conta de acesso, dois papéis"/>
             <a:graphic>
               <a:graphicData uri="http://schemas.openxmlformats.org/drawingml/2006/picture">
                 <pic:pic>
@@ -19421,7 +19421,7 @@
                   <pic:spPr>
                     <a:xfrm>
                       <a:off x="0" y="0"/>
-                      <a:ext cx="5943600" cy="1743658"/>
+                      <a:ext cx="5943600" cy="2400300"/>
                     </a:xfrm>
                     <a:prstGeom prst="rect">
                       <a:avLst/>
@@ -19447,7 +19447,117 @@
           <w:sz w:val="18"/>
           <w:szCs w:val="18"/>
         </w:rPr>
-        <w:t xml:space="preserve">Figura 2 — Identidade, catálogo e histórico</w:t>
+        <w:t xml:space="preserve">Figura 2 — Uma conta de acesso, dois papéis</w:t>
+      </w:r>
+    </w:p>
+    <w:p>
+      <w:pPr>
+        <w:jc w:val="center"/>
+        <w:spacing w:before="0" w:after="40" w:line="264" w:lineRule="auto"/>
+      </w:pPr>
+      <w:r>
+        <w:drawing>
+          <wp:inline distT="0" distB="0" distL="0" distR="0">
+            <wp:extent cx="5943600" cy="2701636"/>
+            <wp:docPr id="3" name="Imagem 3" descr="Figura 3 — O que decide quem recebe o despacho"/>
+            <a:graphic>
+              <a:graphicData uri="http://schemas.openxmlformats.org/drawingml/2006/picture">
+                <pic:pic>
+                  <pic:nvPicPr>
+                    <pic:cNvPr id="3" name="imagem3.png"/>
+                    <pic:cNvPicPr/>
+                  </pic:nvPicPr>
+                  <pic:blipFill>
+                    <a:blip r:embed="rIdImg3"/>
+                    <a:stretch>
+                      <a:fillRect/>
+                    </a:stretch>
+                  </pic:blipFill>
+                  <pic:spPr>
+                    <a:xfrm>
+                      <a:off x="0" y="0"/>
+                      <a:ext cx="5943600" cy="2701636"/>
+                    </a:xfrm>
+                    <a:prstGeom prst="rect">
+                      <a:avLst/>
+                    </a:prstGeom>
+                  </pic:spPr>
+                </pic:pic>
+              </a:graphicData>
+            </a:graphic>
+          </wp:inline>
+        </w:drawing>
+      </w:r>
+    </w:p>
+    <w:p>
+      <w:pPr>
+        <w:jc w:val="center"/>
+        <w:spacing w:before="0" w:after="240" w:line="264" w:lineRule="auto"/>
+      </w:pPr>
+      <w:r>
+        <w:rPr>
+          <w:rFonts w:ascii="SF Pro Display" w:hAnsi="SF Pro Display" w:cs="SF Pro Display"/>
+          <w:i/>
+          <w:color w:val="8C8C8C"/>
+          <w:sz w:val="18"/>
+          <w:szCs w:val="18"/>
+        </w:rPr>
+        <w:t xml:space="preserve">Figura 3 — O que decide quem recebe o despacho</w:t>
+      </w:r>
+    </w:p>
+    <w:p>
+      <w:pPr>
+        <w:jc w:val="center"/>
+        <w:spacing w:before="0" w:after="40" w:line="264" w:lineRule="auto"/>
+      </w:pPr>
+      <w:r>
+        <w:drawing>
+          <wp:inline distT="0" distB="0" distL="0" distR="0">
+            <wp:extent cx="5943600" cy="2281917"/>
+            <wp:docPr id="4" name="Imagem 4" descr="Figura 4 — Os estados de uma posição e as transições válidas"/>
+            <a:graphic>
+              <a:graphicData uri="http://schemas.openxmlformats.org/drawingml/2006/picture">
+                <pic:pic>
+                  <pic:nvPicPr>
+                    <pic:cNvPr id="4" name="imagem4.png"/>
+                    <pic:cNvPicPr/>
+                  </pic:nvPicPr>
+                  <pic:blipFill>
+                    <a:blip r:embed="rIdImg4"/>
+                    <a:stretch>
+                      <a:fillRect/>
+                    </a:stretch>
+                  </pic:blipFill>
+                  <pic:spPr>
+                    <a:xfrm>
+                      <a:off x="0" y="0"/>
+                      <a:ext cx="5943600" cy="2281917"/>
+                    </a:xfrm>
+                    <a:prstGeom prst="rect">
+                      <a:avLst/>
+                    </a:prstGeom>
+                  </pic:spPr>
+                </pic:pic>
+              </a:graphicData>
+            </a:graphic>
+          </wp:inline>
+        </w:drawing>
+      </w:r>
+    </w:p>
+    <w:p>
+      <w:pPr>
+        <w:jc w:val="center"/>
+        <w:spacing w:before="0" w:after="240" w:line="264" w:lineRule="auto"/>
+      </w:pPr>
+      <w:r>
+        <w:rPr>
+          <w:rFonts w:ascii="SF Pro Display" w:hAnsi="SF Pro Display" w:cs="SF Pro Display"/>
+          <w:i/>
+          <w:color w:val="8C8C8C"/>
+          <w:sz w:val="18"/>
+          <w:szCs w:val="18"/>
+        </w:rPr>
+        <w:t xml:space="preserve">Figura 4 — Os estados de uma posição e as transições válidas</w:t>
       </w:r>
     </w:p>
     <w:p>
@@ -21406,17 +21516,17 @@
       <w:r>
         <w:drawing>
           <wp:inline distT="0" distB="0" distL="0" distR="0">
-            <wp:extent cx="5943600" cy="818761"/>
-            <wp:docPr id="3" name="Imagem 3" descr="Figura 3 — A regra de dependência entre as camadas"/>
+            <wp:extent cx="5943600" cy="2467154"/>
+            <wp:docPr id="5" name="Imagem 5" descr="Figura 5 — A regra de dependência entre as camadas"/>
             <a:graphic>
               <a:graphicData uri="http://schemas.openxmlformats.org/drawingml/2006/picture">
                 <pic:pic>
                   <pic:nvPicPr>
-                    <pic:cNvPr id="3" name="imagem3.png"/>
+                    <pic:cNvPr id="5" name="imagem5.png"/>
                     <pic:cNvPicPr/>
                   </pic:nvPicPr>
                   <pic:blipFill>
-                    <a:blip r:embed="rIdImg3"/>
+                    <a:blip r:embed="rIdImg5"/>
                     <a:stretch>
                       <a:fillRect/>
                     </a:stretch>
@@ -21424,7 +21534,7 @@
                   <pic:spPr>
                     <a:xfrm>
                       <a:off x="0" y="0"/>
-                      <a:ext cx="5943600" cy="818761"/>
+                      <a:ext cx="5943600" cy="2467154"/>
                     </a:xfrm>
                     <a:prstGeom prst="rect">
                       <a:avLst/>
@@ -21450,7 +21560,7 @@
           <w:sz w:val="18"/>
           <w:szCs w:val="18"/>
         </w:rPr>
-        <w:t xml:space="preserve">Figura 3 — A regra de dependência entre as camadas</w:t>
+        <w:t xml:space="preserve">Figura 5 — A regra de dependência entre as camadas</w:t>
       </w:r>
     </w:p>
     <w:p>
@@ -21461,17 +21571,17 @@
       <w:r>
         <w:drawing>
           <wp:inline distT="0" distB="0" distL="0" distR="0">
-            <wp:extent cx="5943600" cy="9264131"/>
-            <wp:docPr id="4" name="Imagem 4" descr="Figura 4 — Camada de domínio: entidades e serviços"/>
+            <wp:extent cx="5943600" cy="2728209"/>
+            <wp:docPr id="6" name="Imagem 6" descr="Figura 6 — Camada de domínio: entidades e serviços"/>
             <a:graphic>
               <a:graphicData uri="http://schemas.openxmlformats.org/drawingml/2006/picture">
                 <pic:pic>
                   <pic:nvPicPr>
-                    <pic:cNvPr id="4" name="imagem4.png"/>
+                    <pic:cNvPr id="6" name="imagem6.png"/>
                     <pic:cNvPicPr/>
                   </pic:nvPicPr>
                   <pic:blipFill>
-                    <a:blip r:embed="rIdImg4"/>
+                    <a:blip r:embed="rIdImg6"/>
                     <a:stretch>
                       <a:fillRect/>
                     </a:stretch>
@@ -21479,7 +21589,7 @@
                   <pic:spPr>
                     <a:xfrm>
                       <a:off x="0" y="0"/>
-                      <a:ext cx="5943600" cy="9264131"/>
+                      <a:ext cx="5943600" cy="2728209"/>
                     </a:xfrm>
                     <a:prstGeom prst="rect">
                       <a:avLst/>
@@ -21505,7 +21615,7 @@
           <w:sz w:val="18"/>
           <w:szCs w:val="18"/>
         </w:rPr>
-        <w:t xml:space="preserve">Figura 4 — Camada de domínio: entidades e serviços</w:t>
+        <w:t xml:space="preserve">Figura 6 — Camada de domínio: entidades e serviços</w:t>
       </w:r>
     </w:p>
     <w:p>
@@ -21516,17 +21626,17 @@
       <w:r>
         <w:drawing>
           <wp:inline distT="0" distB="0" distL="0" distR="0">
-            <wp:extent cx="5943600" cy="1955929"/>
-            <wp:docPr id="5" name="Imagem 5" descr="Figura 5 — Camada de dados: portas e implementações"/>
+            <wp:extent cx="5943600" cy="2494189"/>
+            <wp:docPr id="7" name="Imagem 7" descr="Figura 7 — Portas e implementações: produção e teste"/>
             <a:graphic>
               <a:graphicData uri="http://schemas.openxmlformats.org/drawingml/2006/picture">
                 <pic:pic>
                   <pic:nvPicPr>
-                    <pic:cNvPr id="5" name="imagem5.png"/>
+                    <pic:cNvPr id="7" name="imagem7.png"/>
                     <pic:cNvPicPr/>
                   </pic:nvPicPr>
                   <pic:blipFill>
-                    <a:blip r:embed="rIdImg5"/>
+                    <a:blip r:embed="rIdImg7"/>
                     <a:stretch>
                       <a:fillRect/>
                     </a:stretch>
@@ -21534,7 +21644,7 @@
                   <pic:spPr>
                     <a:xfrm>
                       <a:off x="0" y="0"/>
-                      <a:ext cx="5943600" cy="1955929"/>
+                      <a:ext cx="5943600" cy="2494189"/>
                     </a:xfrm>
                     <a:prstGeom prst="rect">
                       <a:avLst/>
@@ -21560,7 +21670,7 @@
           <w:sz w:val="18"/>
           <w:szCs w:val="18"/>
         </w:rPr>
-        <w:t xml:space="preserve">Figura 5 — Camada de dados: portas e implementações</w:t>
+        <w:t xml:space="preserve">Figura 7 — Portas e implementações: produção e teste</w:t>
       </w:r>
     </w:p>
     <w:p>
@@ -21571,17 +21681,17 @@
       <w:r>
         <w:drawing>
           <wp:inline distT="0" distB="0" distL="0" distR="0">
-            <wp:extent cx="5943600" cy="1008289"/>
-            <wp:docPr id="6" name="Imagem 6" descr="Figura 6 — Camada de apresentação"/>
+            <wp:extent cx="5943600" cy="2281917"/>
+            <wp:docPr id="8" name="Imagem 8" descr="Figura 8 — Camada de apresentação"/>
             <a:graphic>
               <a:graphicData uri="http://schemas.openxmlformats.org/drawingml/2006/picture">
                 <pic:pic>
                   <pic:nvPicPr>
-                    <pic:cNvPr id="6" name="imagem6.png"/>
+                    <pic:cNvPr id="8" name="imagem8.png"/>
                     <pic:cNvPicPr/>
                   </pic:nvPicPr>
                   <pic:blipFill>
-                    <a:blip r:embed="rIdImg6"/>
+                    <a:blip r:embed="rIdImg8"/>
                     <a:stretch>
                       <a:fillRect/>
                     </a:stretch>
@@ -21589,7 +21699,7 @@
                   <pic:spPr>
                     <a:xfrm>
                       <a:off x="0" y="0"/>
-                      <a:ext cx="5943600" cy="1008289"/>
+                      <a:ext cx="5943600" cy="2281917"/>
                     </a:xfrm>
                     <a:prstGeom prst="rect">
                       <a:avLst/>
@@ -21615,7 +21725,7 @@
           <w:sz w:val="18"/>
           <w:szCs w:val="18"/>
         </w:rPr>
-        <w:t xml:space="preserve">Figura 6 — Camada de apresentação</w:t>
+        <w:t xml:space="preserve">Figura 8 — Camada de apresentação</w:t>
       </w:r>
     </w:p>
     <w:p>
@@ -24214,17 +24324,17 @@
       <w:r>
         <w:drawing>
           <wp:inline distT="0" distB="0" distL="0" distR="0">
-            <wp:extent cx="5943600" cy="3832860"/>
-            <wp:docPr id="7" name="Imagem 7" descr="Figura 7 — Contexto: atores e dependências externas"/>
+            <wp:extent cx="5943600" cy="2653392"/>
+            <wp:docPr id="9" name="Imagem 9" descr="Figura 9 — Contexto: atores e dependências externas"/>
             <a:graphic>
               <a:graphicData uri="http://schemas.openxmlformats.org/drawingml/2006/picture">
                 <pic:pic>
                   <pic:nvPicPr>
-                    <pic:cNvPr id="7" name="imagem7.png"/>
+                    <pic:cNvPr id="9" name="imagem9.png"/>
                     <pic:cNvPicPr/>
                   </pic:nvPicPr>
                   <pic:blipFill>
-                    <a:blip r:embed="rIdImg7"/>
+                    <a:blip r:embed="rIdImg9"/>
                     <a:stretch>
                       <a:fillRect/>
                     </a:stretch>
@@ -24232,7 +24342,7 @@
                   <pic:spPr>
                     <a:xfrm>
                       <a:off x="0" y="0"/>
-                      <a:ext cx="5943600" cy="3832860"/>
+                      <a:ext cx="5943600" cy="2653392"/>
                     </a:xfrm>
                     <a:prstGeom prst="rect">
                       <a:avLst/>
@@ -24258,7 +24368,7 @@
           <w:sz w:val="18"/>
           <w:szCs w:val="18"/>
         </w:rPr>
-        <w:t xml:space="preserve">Figura 7 — Contexto: atores e dependências externas</w:t>
+        <w:t xml:space="preserve">Figura 9 — Contexto: atores e dependências externas</w:t>
       </w:r>
     </w:p>
     <w:p>
@@ -24269,17 +24379,17 @@
       <w:r>
         <w:drawing>
           <wp:inline distT="0" distB="0" distL="0" distR="0">
-            <wp:extent cx="5943600" cy="3782980"/>
-            <wp:docPr id="8" name="Imagem 8" descr="Figura 8 — Contêineres: os três clientes, o backend e o push"/>
+            <wp:extent cx="5943600" cy="3223647"/>
+            <wp:docPr id="10" name="Imagem 10" descr="Figura 10 — Contêineres: quatro clientes, uma API, o despacho em fila"/>
             <a:graphic>
               <a:graphicData uri="http://schemas.openxmlformats.org/drawingml/2006/picture">
                 <pic:pic>
                   <pic:nvPicPr>
-                    <pic:cNvPr id="8" name="imagem8.png"/>
+                    <pic:cNvPr id="10" name="imagem10.png"/>
                     <pic:cNvPicPr/>
                   </pic:nvPicPr>
                   <pic:blipFill>
-                    <a:blip r:embed="rIdImg8"/>
+                    <a:blip r:embed="rIdImg10"/>
                     <a:stretch>
                       <a:fillRect/>
                     </a:stretch>
@@ -24287,7 +24397,7 @@
                   <pic:spPr>
                     <a:xfrm>
                       <a:off x="0" y="0"/>
-                      <a:ext cx="5943600" cy="3782980"/>
+                      <a:ext cx="5943600" cy="3223647"/>
                     </a:xfrm>
                     <a:prstGeom prst="rect">
                       <a:avLst/>
@@ -24313,7 +24423,7 @@
           <w:sz w:val="18"/>
           <w:szCs w:val="18"/>
         </w:rPr>
-        <w:t xml:space="preserve">Figura 8 — Contêineres: os três clientes, o backend e o push</w:t>
+        <w:t xml:space="preserve">Figura 10 — Contêineres: quatro clientes, uma API, o despacho em fila</w:t>
       </w:r>
     </w:p>
     <w:p>
@@ -24324,17 +24434,17 @@
       <w:r>
         <w:drawing>
           <wp:inline distT="0" distB="0" distL="0" distR="0">
-            <wp:extent cx="5943600" cy="1645103"/>
-            <wp:docPr id="9" name="Imagem 9" descr="Figura 9 — As quatro camadas dentro do app iOS"/>
+            <wp:extent cx="5943600" cy="2921430"/>
+            <wp:docPr id="11" name="Imagem 11" descr="Figura 11 — As duas estratégias para iOS, Android e web"/>
             <a:graphic>
               <a:graphicData uri="http://schemas.openxmlformats.org/drawingml/2006/picture">
                 <pic:pic>
                   <pic:nvPicPr>
-                    <pic:cNvPr id="9" name="imagem9.png"/>
+                    <pic:cNvPr id="11" name="imagem11.png"/>
                     <pic:cNvPicPr/>
                   </pic:nvPicPr>
                   <pic:blipFill>
-                    <a:blip r:embed="rIdImg9"/>
+                    <a:blip r:embed="rIdImg11"/>
                     <a:stretch>
                       <a:fillRect/>
                     </a:stretch>
@@ -24342,7 +24452,7 @@
                   <pic:spPr>
                     <a:xfrm>
                       <a:off x="0" y="0"/>
-                      <a:ext cx="5943600" cy="1645103"/>
+                      <a:ext cx="5943600" cy="2921430"/>
                     </a:xfrm>
                     <a:prstGeom prst="rect">
                       <a:avLst/>
@@ -24368,7 +24478,7 @@
           <w:sz w:val="18"/>
           <w:szCs w:val="18"/>
         </w:rPr>
-        <w:t xml:space="preserve">Figura 9 — As quatro camadas dentro do app iOS</w:t>
+        <w:t xml:space="preserve">Figura 11 — As duas estratégias para iOS, Android e web</w:t>
       </w:r>
     </w:p>
     <w:p>
@@ -24379,17 +24489,17 @@
       <w:r>
         <w:drawing>
           <wp:inline distT="0" distB="0" distL="0" distR="0">
-            <wp:extent cx="5943600" cy="4078643"/>
-            <wp:docPr id="10" name="Imagem 10" descr="Figura 10 — O caminho crítico: da publicação à confirmação"/>
+            <wp:extent cx="5943600" cy="2971800"/>
+            <wp:docPr id="12" name="Imagem 12" descr="Figura 12 — As quatro camadas dentro do aplicativo"/>
             <a:graphic>
               <a:graphicData uri="http://schemas.openxmlformats.org/drawingml/2006/picture">
                 <pic:pic>
                   <pic:nvPicPr>
-                    <pic:cNvPr id="10" name="imagem10.png"/>
+                    <pic:cNvPr id="12" name="imagem12.png"/>
                     <pic:cNvPicPr/>
                   </pic:nvPicPr>
                   <pic:blipFill>
-                    <a:blip r:embed="rIdImg10"/>
+                    <a:blip r:embed="rIdImg12"/>
                     <a:stretch>
                       <a:fillRect/>
                     </a:stretch>
@@ -24397,7 +24507,7 @@
                   <pic:spPr>
                     <a:xfrm>
                       <a:off x="0" y="0"/>
-                      <a:ext cx="5943600" cy="4078643"/>
+                      <a:ext cx="5943600" cy="2971800"/>
                     </a:xfrm>
                     <a:prstGeom prst="rect">
                       <a:avLst/>
@@ -24423,7 +24533,62 @@
           <w:sz w:val="18"/>
           <w:szCs w:val="18"/>
         </w:rPr>
-        <w:t xml:space="preserve">Figura 10 — O caminho crítico: da publicação à confirmação</w:t>
+        <w:t xml:space="preserve">Figura 12 — As quatro camadas dentro do aplicativo</w:t>
+      </w:r>
+    </w:p>
+    <w:p>
+      <w:pPr>
+        <w:jc w:val="center"/>
+        <w:spacing w:before="0" w:after="40" w:line="264" w:lineRule="auto"/>
+      </w:pPr>
+      <w:r>
+        <w:drawing>
+          <wp:inline distT="0" distB="0" distL="0" distR="0">
+            <wp:extent cx="5943600" cy="3525864"/>
+            <wp:docPr id="13" name="Imagem 13" descr="Figura 13 — Da publicação à confirmação, com os prazos de cada etapa"/>
+            <a:graphic>
+              <a:graphicData uri="http://schemas.openxmlformats.org/drawingml/2006/picture">
+                <pic:pic>
+                  <pic:nvPicPr>
+                    <pic:cNvPr id="13" name="imagem13.png"/>
+                    <pic:cNvPicPr/>
+                  </pic:nvPicPr>
+                  <pic:blipFill>
+                    <a:blip r:embed="rIdImg13"/>
+                    <a:stretch>
+                      <a:fillRect/>
+                    </a:stretch>
+                  </pic:blipFill>
+                  <pic:spPr>
+                    <a:xfrm>
+                      <a:off x="0" y="0"/>
+                      <a:ext cx="5943600" cy="3525864"/>
+                    </a:xfrm>
+                    <a:prstGeom prst="rect">
+                      <a:avLst/>
+                    </a:prstGeom>
+                  </pic:spPr>
+                </pic:pic>
+              </a:graphicData>
+            </a:graphic>
+          </wp:inline>
+        </w:drawing>
+      </w:r>
+    </w:p>
+    <w:p>
+      <w:pPr>
+        <w:jc w:val="center"/>
+        <w:spacing w:before="0" w:after="240" w:line="264" w:lineRule="auto"/>
+      </w:pPr>
+      <w:r>
+        <w:rPr>
+          <w:rFonts w:ascii="SF Pro Display" w:hAnsi="SF Pro Display" w:cs="SF Pro Display"/>
+          <w:i/>
+          <w:color w:val="8C8C8C"/>
+          <w:sz w:val="18"/>
+          <w:szCs w:val="18"/>
+        </w:rPr>
+        <w:t xml:space="preserve">Figura 13 — Da publicação à confirmação, com os prazos de cada etapa</w:t>
       </w:r>
     </w:p>
     <w:p>

--- a/doc-harness/01 - CBL/Desafios/C18/Documentos de Produto/Frila_Documento_de_Requisitos.docx
+++ b/doc-harness/01 - CBL/Desafios/C18/Documentos de Produto/Frila_Documento_de_Requisitos.docx
@@ -2271,7 +2271,7 @@
                 <w:sz w:val="20"/>
                 <w:szCs w:val="20"/>
               </w:rPr>
-              <w:t xml:space="preserve">Contratantes de food service (bares, restaurantes, cafeterias e similares), contratantes de evento (buffets, produtoras e empresas de staff), coordenações de campanha política, e profissionais operacionais que trabalham por turno avulso. Praça inicial: Distrito Federal.</w:t>
+              <w:t xml:space="preserve">Contratantes de food service (bares, restaurantes, cafeterias e similares), contratantes de evento (buffets, produtoras e empresas de staff), coordenações de campanha, e profissionais operacionais que trabalham por turno avulso. Praça inicial: Distrito Federal.</w:t>
             </w:r>
           </w:p>
         </w:tc>
@@ -3947,7 +3947,7 @@
                 <w:sz w:val="20"/>
                 <w:szCs w:val="20"/>
               </w:rPr>
-              <w:t xml:space="preserve">Para vaga de campanha política, o sistema DEVE permitir exportar o registro de quem trabalhou, quando e por qual valor.</w:t>
+              <w:t xml:space="preserve">O sistema DEVE permitir ao contratante exportar o relatório consolidado de turnos realizados com data, horários auditados, valor acordado e profissional alocado.</w:t>
             </w:r>
           </w:p>
         </w:tc>
@@ -3974,7 +3974,7 @@
                 <w:sz w:val="20"/>
                 <w:szCs w:val="20"/>
               </w:rPr>
-              <w:t xml:space="preserve">Campanha presta contas, e despesa de pessoal é declarável. A Portaria TSE nº 444/2026 fixa teto de contratação, no DF a partir de 300 pessoas por chapa, e estourá-lo pode configurar corrupção eleitoral.</w:t>
+              <w:t xml:space="preserve">Garante suporte ao fechamento contábil e conciliação financeira de restaurantes, bares e buffets, bem como à prestação de contas exigida em campanhas e produções de grande porte.</w:t>
             </w:r>
           </w:p>
         </w:tc>
@@ -19983,7 +19983,7 @@
                 <w:sz w:val="20"/>
                 <w:szCs w:val="20"/>
               </w:rPr>
-              <w:t xml:space="preserve">Contratante: bar, restaurante, buffet, produtora ou campanha.</w:t>
+              <w:t xml:space="preserve">Contratante: bar, restaurante, buffet, produtora ou coordenação de campanha.</w:t>
             </w:r>
           </w:p>
         </w:tc>

--- a/doc-harness/01 - CBL/Desafios/C18/Documentos de Produto/Frila_Documento_de_Requisitos.docx
+++ b/doc-harness/01 - CBL/Desafios/C18/Documentos de Produto/Frila_Documento_de_Requisitos.docx
@@ -818,7 +818,7 @@
                 <w:sz w:val="20"/>
                 <w:szCs w:val="20"/>
               </w:rPr>
-              <w:t xml:space="preserve">Aplica as respostas do quadro 03 de pendências (21 e 22/09): plataforma horizontal e sem campanha política; despacho por proximidade (até 15 km), sem raio configurável e sem levas, com teto de notificações (RN23); check-in geolocalizado a 200 m com confirmação manual (RN22); avaliação só com presença verificada e nova definição de taxa de comparecimento; aval herdado retirado (RF17 e UC12); Painel como feature web do gestor e Equipe Frila só por e-mail; denúncia e bloqueio (RF26 e UC17); explicação do despacho (RF27); turnos sobrepostos (RN21) e modo seleção (RN24) viram regra; stack decidida (Swift/SwiftUI, Kotlin, Supabase, FCM, SwiftData); entidade Dispositivo e contrato da API em Documentos/API/openapi.yaml.</w:t>
+              <w:t xml:space="preserve">Aplica as respostas do quadro 03 de pendências (21 e 22/09): plataforma horizontal e sem campanha política; despacho por proximidade (até 15 km), sem raio configurável e sem levas, com teto de notificações (RN23); check-in geolocalizado a 200 m com confirmação manual (RN22); avaliação só com presença verificada e nova definição de taxa de comparecimento; aval herdado retirado (RF17 e UC12); Painel como feature web do gestor e Equipe Frila só por e-mail; denúncia e bloqueio (RF26 e UC17); explicação do despacho (RF27); turnos sobrepostos (RN21) e modo seleção (RN24) viram regra; stack decidida (Swift/SwiftUI, Kotlin, Supabase, FCM, SwiftData); entidade Dispositivo e contrato da API em Documentos/API/openapi.yaml; metas de tempo de publicação e de número de toques retiradas até haver medição no piloto.</w:t>
             </w:r>
           </w:p>
         </w:tc>
@@ -3447,7 +3447,7 @@
                 <w:sz w:val="20"/>
                 <w:szCs w:val="20"/>
               </w:rPr>
-              <w:t xml:space="preserve">Candidatura em um toque é o que torna possível preencher um turno em minutos. Negociação reintroduz o funil que o produto existe para eliminar.</w:t>
+              <w:t xml:space="preserve">Candidatura sem formulário e sem negociação é o que torna possível preencher um turno a tempo. Negociação reintroduz o funil que o produto existe para eliminar.</w:t>
             </w:r>
           </w:p>
         </w:tc>
@@ -5479,7 +5479,7 @@
                 <w:sz w:val="20"/>
                 <w:szCs w:val="20"/>
               </w:rPr>
-              <w:t xml:space="preserve">Um profissional conclui o cadastro e fica apto a receber despacho em menos de 3 minutos, sem envio de documento.</w:t>
+              <w:t xml:space="preserve">Um profissional conclui o cadastro e fica apto a receber notificações de vaga sem enviar documento.</w:t>
             </w:r>
           </w:p>
         </w:tc>
@@ -5809,7 +5809,7 @@
                 <w:sz w:val="20"/>
                 <w:szCs w:val="20"/>
               </w:rPr>
-              <w:t xml:space="preserve">O fluxo completo de publicação é concluído em menos de 60 segundos no celular; o modo de preenchimento e a antecedência do alerta de vaga vazia (padrão de 3 horas) são escolhidos na publicação; a vaga é rejeitada com mensagem clara se algum campo obrigatório de RN02 faltar.</w:t>
+              <w:t xml:space="preserve">A publicação pede só os campos de RN02, com o local pré-preenchido pelo endereço do estabelecimento; o modo de preenchimento e a antecedência do alerta de vaga vazia (padrão de 3 horas) são escolhidos na publicação; a vaga é rejeitada com mensagem clara se algum campo obrigatório de RN02 faltar.</w:t>
             </w:r>
           </w:p>
         </w:tc>
@@ -5919,7 +5919,7 @@
                 <w:sz w:val="20"/>
                 <w:szCs w:val="20"/>
               </w:rPr>
-              <w:t xml:space="preserve">A republicação de uma vaga recorrente é concluída em menos de 20 segundos.</w:t>
+              <w:t xml:space="preserve">A republicação copia todos os campos da vaga de origem e pede só a nova data e o novo horário.</w:t>
             </w:r>
           </w:p>
         </w:tc>
@@ -6195,7 +6195,7 @@
                 <w:sz w:val="20"/>
                 <w:szCs w:val="20"/>
               </w:rPr>
-              <w:t xml:space="preserve">O sistema deve permitir que o profissional se candidate a uma posição em um único toque a partir da notificação ou da lista.</w:t>
+              <w:t xml:space="preserve">O sistema deve permitir que o profissional se candidate a uma vaga direto da notificação ou da lista, sem formulário.</w:t>
             </w:r>
           </w:p>
         </w:tc>
@@ -6249,7 +6249,7 @@
                 <w:sz w:val="20"/>
                 <w:szCs w:val="20"/>
               </w:rPr>
-              <w:t xml:space="preserve">A candidatura é concluída em no máximo 3 toques contados desde a notificação, sem formulário e sem negociação de valor.</w:t>
+              <w:t xml:space="preserve">A candidatura sai da notificação ou da lista sem formulário, sem carta de apresentação e sem negociação de valor.</w:t>
             </w:r>
           </w:p>
         </w:tc>
@@ -6469,7 +6469,7 @@
                 <w:sz w:val="20"/>
                 <w:szCs w:val="20"/>
               </w:rPr>
-              <w:t xml:space="preserve">Ambos recebem a confirmação em até 60 segundos; a posição some das vagas abertas; nenhuma posição é confirmada para dois profissionais (RN19).</w:t>
+              <w:t xml:space="preserve">A confirmação é enviada aos dois lados pelo provedor de push, na meta de RNF02; a posição some das vagas abertas; nenhuma posição é confirmada para dois profissionais (RN19).</w:t>
             </w:r>
           </w:p>
         </w:tc>
@@ -11614,7 +11614,7 @@
                 <w:sz w:val="20"/>
                 <w:szCs w:val="20"/>
               </w:rPr>
-              <w:t xml:space="preserve">As telas principais devem carregar em menos de 2 segundos em conexão 4G, e o fluxo completo de publicação de vaga deve ser concluído em menos de 60 segundos.</w:t>
+              <w:t xml:space="preserve">As telas principais devem carregar em menos de 2 segundos em conexão 4G.</w:t>
             </w:r>
           </w:p>
         </w:tc>
@@ -12548,7 +12548,7 @@
                 <w:sz w:val="20"/>
                 <w:szCs w:val="20"/>
               </w:rPr>
-              <w:t xml:space="preserve">Em teste com usuários reais, um profissional de primeira viagem conclui uma candidatura em até 3 toques a partir da notificação, sem ajuda, em pelo menos 8 de 10 tentativas.</w:t>
+              <w:t xml:space="preserve">Em teste com usuários reais, um profissional de primeira viagem conclui uma candidatura e um contratante publica uma vaga, os dois sem ajuda. Metas de tempo e de número de toques só serão definidas depois de medidas no piloto.</w:t>
             </w:r>
           </w:p>
         </w:tc>
@@ -17551,7 +17551,7 @@
                 <w:sz w:val="20"/>
                 <w:szCs w:val="20"/>
               </w:rPr>
-              <w:t xml:space="preserve">Dado que sou um contratante autenticado com estabelecimento cadastrado, quando preencho os campos obrigatórios e confirmo, então a vaga é publicada em menos de 60 segundos e a notificação aos profissionais elegíveis é disparada.</w:t>
+              <w:t xml:space="preserve">Dado que sou um contratante autenticado com estabelecimento cadastrado, quando preencho os campos obrigatórios e confirmo, então a vaga é publicada e a notificação aos profissionais elegíveis é disparada.</w:t>
             </w:r>
           </w:p>
         </w:tc>
@@ -18433,7 +18433,7 @@
                 <w:sz w:val="20"/>
                 <w:szCs w:val="20"/>
               </w:rPr>
-              <w:t xml:space="preserve">3. O profissional se candidata com um toque. A tela avisa que, se ele for confirmado, telefone e WhatsApp serão mostrados ao estabelecimento (RN10).</w:t>
+              <w:t xml:space="preserve">3. O profissional se candidata, sem formulário. A tela avisa que, se ele for confirmado, telefone e WhatsApp serão mostrados ao estabelecimento (RN10).</w:t>
             </w:r>
             <w:r>
               <w:rPr>
@@ -18729,7 +18729,7 @@
                 <w:sz w:val="20"/>
                 <w:szCs w:val="20"/>
               </w:rPr>
-              <w:t xml:space="preserve">Dado que recebi a notificação de uma vaga elegível, quando toco em candidatar-me, então a candidatura é registrada em no máximo 3 toques contados desde a notificação, sem formulário e sem negociação de valor.</w:t>
+              <w:t xml:space="preserve">Dado que recebi a notificação de uma vaga elegível, quando toco em candidatar-me, então a candidatura é registrada sem formulário e sem negociação de valor.</w:t>
             </w:r>
           </w:p>
         </w:tc>
@@ -19300,7 +19300,7 @@
                 <w:sz w:val="20"/>
                 <w:szCs w:val="20"/>
               </w:rPr>
-              <w:t xml:space="preserve">Dado que há candidaturas para uma posição, quando a confirmação ocorre, então os dois lados recebem a notificação com os dados completos do turno em até 60 segundos, o contato é liberado e a posição deixa de aparecer entre as vagas abertas.</w:t>
+              <w:t xml:space="preserve">Dado que há candidaturas para uma posição, quando a confirmação ocorre, então os dois lados recebem a notificação com os dados completos do turno, o contato é liberado e a posição deixa de aparecer entre as vagas abertas.</w:t>
             </w:r>
           </w:p>
         </w:tc>
@@ -22155,7 +22155,7 @@
                 <w:sz w:val="20"/>
                 <w:szCs w:val="20"/>
               </w:rPr>
-              <w:t xml:space="preserve">Dado que tenho 18 anos ou mais, quando informo nome, telefone, e-mail, funções, ponto base e disponibilidade, então fico apto a receber notificações de vaga em menos de 3 minutos, sem enviar documento e sem pagar nada.</w:t>
+              <w:t xml:space="preserve">Dado que tenho 18 anos ou mais, quando informo nome, telefone, e-mail, funções, ponto base e disponibilidade, então fico apto a receber notificações de vaga sem enviar documento e sem pagar nada.</w:t>
             </w:r>
           </w:p>
         </w:tc>
@@ -33510,7 +33510,7 @@
                 <w:sz w:val="20"/>
                 <w:szCs w:val="20"/>
               </w:rPr>
-              <w:t xml:space="preserve">Candidatura em um toque</w:t>
+              <w:t xml:space="preserve">Candidatura sem formulário</w:t>
             </w:r>
           </w:p>
         </w:tc>

--- a/doc-harness/01 - CBL/Desafios/C18/Documentos de Produto/Frila_Documento_de_Requisitos.docx
+++ b/doc-harness/01 - CBL/Desafios/C18/Documentos de Produto/Frila_Documento_de_Requisitos.docx
@@ -269,7 +269,7 @@
                 <w:sz w:val="20"/>
                 <w:szCs w:val="20"/>
               </w:rPr>
-              <w:t xml:space="preserve">v1.2.0</w:t>
+              <w:t xml:space="preserve">v1.3.0</w:t>
             </w:r>
           </w:p>
         </w:tc>
@@ -823,6 +823,116 @@
           </w:p>
         </w:tc>
       </w:tr>
+      <w:tr>
+        <w:tc>
+          <w:tcPr>
+            <w:tcW w:w="1100" w:type="dxa"/>
+            <w:shd w:val="clear" w:color="auto" w:fill="FFFFFF"/>
+            <w:vAlign w:val="top"/>
+            <w:tcMar>
+              <w:top w:w="90" w:type="dxa"/>
+              <w:left w:w="120" w:type="dxa"/>
+              <w:bottom w:w="90" w:type="dxa"/>
+              <w:right w:w="120" w:type="dxa"/>
+            </w:tcMar>
+          </w:tcPr>
+          <w:p>
+            <w:pPr>
+              <w:spacing w:before="0" w:after="0" w:line="264" w:lineRule="auto"/>
+            </w:pPr>
+            <w:r>
+              <w:rPr>
+                <w:rFonts w:ascii="SF Pro Display" w:hAnsi="SF Pro Display" w:cs="SF Pro Display"/>
+                <w:color w:val="1A1A1A"/>
+                <w:sz w:val="20"/>
+                <w:szCs w:val="20"/>
+              </w:rPr>
+              <w:t xml:space="preserve">v1.3.0</w:t>
+            </w:r>
+          </w:p>
+        </w:tc>
+        <w:tc>
+          <w:tcPr>
+            <w:tcW w:w="1200" w:type="dxa"/>
+            <w:shd w:val="clear" w:color="auto" w:fill="FFFFFF"/>
+            <w:vAlign w:val="top"/>
+            <w:tcMar>
+              <w:top w:w="90" w:type="dxa"/>
+              <w:left w:w="120" w:type="dxa"/>
+              <w:bottom w:w="90" w:type="dxa"/>
+              <w:right w:w="120" w:type="dxa"/>
+            </w:tcMar>
+          </w:tcPr>
+          <w:p>
+            <w:pPr>
+              <w:spacing w:before="0" w:after="0" w:line="264" w:lineRule="auto"/>
+            </w:pPr>
+            <w:r>
+              <w:rPr>
+                <w:rFonts w:ascii="SF Pro Display" w:hAnsi="SF Pro Display" w:cs="SF Pro Display"/>
+                <w:color w:val="1A1A1A"/>
+                <w:sz w:val="20"/>
+                <w:szCs w:val="20"/>
+              </w:rPr>
+              <w:t xml:space="preserve">22/09/2026</w:t>
+            </w:r>
+          </w:p>
+        </w:tc>
+        <w:tc>
+          <w:tcPr>
+            <w:tcW w:w="2760" w:type="dxa"/>
+            <w:shd w:val="clear" w:color="auto" w:fill="FFFFFF"/>
+            <w:vAlign w:val="top"/>
+            <w:tcMar>
+              <w:top w:w="90" w:type="dxa"/>
+              <w:left w:w="120" w:type="dxa"/>
+              <w:bottom w:w="90" w:type="dxa"/>
+              <w:right w:w="120" w:type="dxa"/>
+            </w:tcMar>
+          </w:tcPr>
+          <w:p>
+            <w:pPr>
+              <w:spacing w:before="0" w:after="0" w:line="264" w:lineRule="auto"/>
+            </w:pPr>
+            <w:r>
+              <w:rPr>
+                <w:rFonts w:ascii="SF Pro Display" w:hAnsi="SF Pro Display" w:cs="SF Pro Display"/>
+                <w:color w:val="1A1A1A"/>
+                <w:sz w:val="20"/>
+                <w:szCs w:val="20"/>
+              </w:rPr>
+              <w:t xml:space="preserve">Cauê Carneiro, Fabrício Tosta, João Paulo, Júlia Clovandi, Matheus Silva</w:t>
+            </w:r>
+          </w:p>
+        </w:tc>
+        <w:tc>
+          <w:tcPr>
+            <w:tcW w:w="4300" w:type="dxa"/>
+            <w:shd w:val="clear" w:color="auto" w:fill="FFFFFF"/>
+            <w:vAlign w:val="top"/>
+            <w:tcMar>
+              <w:top w:w="90" w:type="dxa"/>
+              <w:left w:w="120" w:type="dxa"/>
+              <w:bottom w:w="90" w:type="dxa"/>
+              <w:right w:w="120" w:type="dxa"/>
+            </w:tcMar>
+          </w:tcPr>
+          <w:p>
+            <w:pPr>
+              <w:spacing w:before="0" w:after="0" w:line="264" w:lineRule="auto"/>
+            </w:pPr>
+            <w:r>
+              <w:rPr>
+                <w:rFonts w:ascii="SF Pro Display" w:hAnsi="SF Pro Display" w:cs="SF Pro Display"/>
+                <w:color w:val="1A1A1A"/>
+                <w:sz w:val="20"/>
+                <w:szCs w:val="20"/>
+              </w:rPr>
+              <w:t xml:space="preserve">Aplica as respostas das pendências para codar (22/09): um app só, com um perfil por conta (RN25); entrada por código no e-mail, sem senha e sem SMS, com telefone obrigatório e sem verificação (RF01, UC09 e UC10); botão “disponível agora” retirado (RF03 e UC09); entidade Usuario com o perfil da conta e SessaoUsuario sem troca de perfil.</w:t>
+            </w:r>
+          </w:p>
+        </w:tc>
+      </w:tr>
     </w:tbl>
     <w:p>
       <w:pPr>
@@ -2497,7 +2607,7 @@
                 <w:sz w:val="20"/>
                 <w:szCs w:val="20"/>
               </w:rPr>
-              <w:t xml:space="preserve">Feature da versão web do app do estabelecimento: dashboard do gestor para acompanhar vagas, contratados e turnos. Não é ferramenta interna do Frila.</w:t>
+              <w:t xml:space="preserve">Feature da versão web do Frila, no perfil de contratante: dashboard do gestor para acompanhar vagas, contratados e turnos. Não é ferramenta interna do Frila.</w:t>
             </w:r>
           </w:p>
         </w:tc>
@@ -2553,6 +2663,89 @@
                 <w:sz w:val="20"/>
                 <w:szCs w:val="20"/>
               </w:rPr>
+              <w:t xml:space="preserve">Perfil</w:t>
+            </w:r>
+          </w:p>
+        </w:tc>
+        <w:tc>
+          <w:tcPr>
+            <w:tcW w:w="4900" w:type="dxa"/>
+            <w:shd w:val="clear" w:color="auto" w:fill="FFFFFF"/>
+            <w:vAlign w:val="top"/>
+            <w:tcMar>
+              <w:top w:w="90" w:type="dxa"/>
+              <w:left w:w="120" w:type="dxa"/>
+              <w:bottom w:w="90" w:type="dxa"/>
+              <w:right w:w="120" w:type="dxa"/>
+            </w:tcMar>
+          </w:tcPr>
+          <w:p>
+            <w:pPr>
+              <w:spacing w:before="0" w:after="0" w:line="264" w:lineRule="auto"/>
+            </w:pPr>
+            <w:r>
+              <w:rPr>
+                <w:rFonts w:ascii="SF Pro Display" w:hAnsi="SF Pro Display" w:cs="SF Pro Display"/>
+                <w:color w:val="1A1A1A"/>
+                <w:sz w:val="20"/>
+                <w:szCs w:val="20"/>
+              </w:rPr>
+              <w:t xml:space="preserve">Tipo da conta: profissional, para quem trabalha no turno, ou contratante, para quem publica pelo estabelecimento. É escolhido no cadastro e não muda (RN25).</w:t>
+            </w:r>
+          </w:p>
+        </w:tc>
+        <w:tc>
+          <w:tcPr>
+            <w:tcW w:w="2460" w:type="dxa"/>
+            <w:shd w:val="clear" w:color="auto" w:fill="FFFFFF"/>
+            <w:vAlign w:val="top"/>
+            <w:tcMar>
+              <w:top w:w="90" w:type="dxa"/>
+              <w:left w:w="120" w:type="dxa"/>
+              <w:bottom w:w="90" w:type="dxa"/>
+              <w:right w:w="120" w:type="dxa"/>
+            </w:tcMar>
+          </w:tcPr>
+          <w:p>
+            <w:pPr>
+              <w:spacing w:before="0" w:after="0" w:line="264" w:lineRule="auto"/>
+            </w:pPr>
+            <w:r>
+              <w:rPr>
+                <w:rFonts w:ascii="SF Pro Display" w:hAnsi="SF Pro Display" w:cs="SF Pro Display"/>
+                <w:color w:val="1A1A1A"/>
+                <w:sz w:val="20"/>
+                <w:szCs w:val="20"/>
+              </w:rPr>
+              <w:t xml:space="preserve">Seções 1, 2 e 3</w:t>
+            </w:r>
+          </w:p>
+        </w:tc>
+      </w:tr>
+      <w:tr>
+        <w:tc>
+          <w:tcPr>
+            <w:tcW w:w="2000" w:type="dxa"/>
+            <w:shd w:val="clear" w:color="auto" w:fill="F7F7F7"/>
+            <w:vAlign w:val="top"/>
+            <w:tcMar>
+              <w:top w:w="90" w:type="dxa"/>
+              <w:left w:w="120" w:type="dxa"/>
+              <w:bottom w:w="90" w:type="dxa"/>
+              <w:right w:w="120" w:type="dxa"/>
+            </w:tcMar>
+          </w:tcPr>
+          <w:p>
+            <w:pPr>
+              <w:spacing w:before="0" w:after="0" w:line="264" w:lineRule="auto"/>
+            </w:pPr>
+            <w:r>
+              <w:rPr>
+                <w:rFonts w:ascii="SF Pro Display" w:hAnsi="SF Pro Display" w:cs="SF Pro Display"/>
+                <w:color w:val="1A1A1A"/>
+                <w:sz w:val="20"/>
+                <w:szCs w:val="20"/>
+              </w:rPr>
               <w:t xml:space="preserve">Equipe Frila</w:t>
             </w:r>
           </w:p>
@@ -2560,7 +2753,7 @@
         <w:tc>
           <w:tcPr>
             <w:tcW w:w="4900" w:type="dxa"/>
-            <w:shd w:val="clear" w:color="auto" w:fill="FFFFFF"/>
+            <w:shd w:val="clear" w:color="auto" w:fill="F7F7F7"/>
             <w:vAlign w:val="top"/>
             <w:tcMar>
               <w:top w:w="90" w:type="dxa"/>
@@ -2587,7 +2780,7 @@
         <w:tc>
           <w:tcPr>
             <w:tcW w:w="2460" w:type="dxa"/>
-            <w:shd w:val="clear" w:color="auto" w:fill="FFFFFF"/>
+            <w:shd w:val="clear" w:color="auto" w:fill="F7F7F7"/>
             <w:vAlign w:val="top"/>
             <w:tcMar>
               <w:top w:w="90" w:type="dxa"/>
@@ -2616,7 +2809,7 @@
         <w:tc>
           <w:tcPr>
             <w:tcW w:w="2000" w:type="dxa"/>
-            <w:shd w:val="clear" w:color="auto" w:fill="F7F7F7"/>
+            <w:shd w:val="clear" w:color="auto" w:fill="FFFFFF"/>
             <w:vAlign w:val="top"/>
             <w:tcMar>
               <w:top w:w="90" w:type="dxa"/>
@@ -2643,7 +2836,7 @@
         <w:tc>
           <w:tcPr>
             <w:tcW w:w="4900" w:type="dxa"/>
-            <w:shd w:val="clear" w:color="auto" w:fill="F7F7F7"/>
+            <w:shd w:val="clear" w:color="auto" w:fill="FFFFFF"/>
             <w:vAlign w:val="top"/>
             <w:tcMar>
               <w:top w:w="90" w:type="dxa"/>
@@ -2670,7 +2863,7 @@
         <w:tc>
           <w:tcPr>
             <w:tcW w:w="2460" w:type="dxa"/>
-            <w:shd w:val="clear" w:color="auto" w:fill="F7F7F7"/>
+            <w:shd w:val="clear" w:color="auto" w:fill="FFFFFF"/>
             <w:vAlign w:val="top"/>
             <w:tcMar>
               <w:top w:w="90" w:type="dxa"/>
@@ -2749,7 +2942,7 @@
           <w:sz w:val="22"/>
           <w:szCs w:val="22"/>
         </w:rPr>
-        <w:t xml:space="preserve">Este documento especifica os requisitos funcionais, os requisitos não funcionais, as regras de negócio e os casos de uso do sistema Frila, servindo de referência para o time de desenvolvimento, para os testes e para a validação com as partes interessadas. O posicionamento de mercado, as personas e a justificativa de cada escolha estão no Documento de Visão v1.1.0, que este documento complementa e não repete.</w:t>
+        <w:t xml:space="preserve">Este documento especifica os requisitos funcionais, os requisitos não funcionais, as regras de negócio e os casos de uso do sistema Frila, servindo de referência para o time de desenvolvimento, para os testes e para a validação com as partes interessadas. O posicionamento de mercado, as personas e a justificativa de cada escolha estão no Documento de Visão v1.2.0, que este documento complementa e não repete.</w:t>
       </w:r>
     </w:p>
     <w:p>
@@ -2962,7 +3155,7 @@
                 <w:sz w:val="20"/>
                 <w:szCs w:val="20"/>
               </w:rPr>
-              <w:t xml:space="preserve">Dois aplicativos, o do Profissional e o do Estabelecimento, cada um em iOS nativo (Swift e SwiftUI), Android nativo (Kotlin) e versão web. O Painel é uma feature da versão web do app do estabelecimento, usada pelo gestor. O backend é o Supabase, onde ficam as regras que precisam valer igual nos três clientes. Para a entrega na loja em 13/11, o iOS é o mínimo; Android e web são a meta.</w:t>
+              <w:t xml:space="preserve">Um aplicativo só, com dois perfis, o do profissional e o do contratante, que publica pelo estabelecimento, em iOS nativo (Swift e SwiftUI), Android nativo (Kotlin) e versão web. Cada conta tem um perfil só (RN25). O Painel é uma feature da versão web, no perfil de contratante, usada pelo gestor. O backend é o Supabase, onde ficam as regras que precisam valer igual nos três clientes. Para a entrega na loja em 13/11, o iOS é o mínimo; Android e web são a meta.</w:t>
             </w:r>
           </w:p>
         </w:tc>
@@ -5195,6 +5388,89 @@
           </w:p>
         </w:tc>
       </w:tr>
+      <w:tr>
+        <w:tc>
+          <w:tcPr>
+            <w:tcW w:w="750" w:type="dxa"/>
+            <w:shd w:val="clear" w:color="auto" w:fill="F7F7F7"/>
+            <w:vAlign w:val="top"/>
+            <w:tcMar>
+              <w:top w:w="90" w:type="dxa"/>
+              <w:left w:w="120" w:type="dxa"/>
+              <w:bottom w:w="90" w:type="dxa"/>
+              <w:right w:w="120" w:type="dxa"/>
+            </w:tcMar>
+          </w:tcPr>
+          <w:p>
+            <w:pPr>
+              <w:spacing w:before="0" w:after="0" w:line="264" w:lineRule="auto"/>
+            </w:pPr>
+            <w:r>
+              <w:rPr>
+                <w:rFonts w:ascii="SF Pro Display" w:hAnsi="SF Pro Display" w:cs="SF Pro Display"/>
+                <w:color w:val="1A1A1A"/>
+                <w:sz w:val="20"/>
+                <w:szCs w:val="20"/>
+              </w:rPr>
+              <w:t xml:space="preserve">RN25</w:t>
+            </w:r>
+          </w:p>
+        </w:tc>
+        <w:tc>
+          <w:tcPr>
+            <w:tcW w:w="4400" w:type="dxa"/>
+            <w:shd w:val="clear" w:color="auto" w:fill="F7F7F7"/>
+            <w:vAlign w:val="top"/>
+            <w:tcMar>
+              <w:top w:w="90" w:type="dxa"/>
+              <w:left w:w="120" w:type="dxa"/>
+              <w:bottom w:w="90" w:type="dxa"/>
+              <w:right w:w="120" w:type="dxa"/>
+            </w:tcMar>
+          </w:tcPr>
+          <w:p>
+            <w:pPr>
+              <w:spacing w:before="0" w:after="0" w:line="264" w:lineRule="auto"/>
+            </w:pPr>
+            <w:r>
+              <w:rPr>
+                <w:rFonts w:ascii="SF Pro Display" w:hAnsi="SF Pro Display" w:cs="SF Pro Display"/>
+                <w:color w:val="1A1A1A"/>
+                <w:sz w:val="20"/>
+                <w:szCs w:val="20"/>
+              </w:rPr>
+              <w:t xml:space="preserve">Cada conta DEVE ter um único perfil, profissional ou contratante, escolhido no cadastro e sem troca depois. Para usar o outro perfil, a pessoa cria outra conta, com outro e-mail; o mesmo telefone pode aparecer nas duas.</w:t>
+            </w:r>
+          </w:p>
+        </w:tc>
+        <w:tc>
+          <w:tcPr>
+            <w:tcW w:w="4210" w:type="dxa"/>
+            <w:shd w:val="clear" w:color="auto" w:fill="F7F7F7"/>
+            <w:vAlign w:val="top"/>
+            <w:tcMar>
+              <w:top w:w="90" w:type="dxa"/>
+              <w:left w:w="120" w:type="dxa"/>
+              <w:bottom w:w="90" w:type="dxa"/>
+              <w:right w:w="120" w:type="dxa"/>
+            </w:tcMar>
+          </w:tcPr>
+          <w:p>
+            <w:pPr>
+              <w:spacing w:before="0" w:after="0" w:line="264" w:lineRule="auto"/>
+            </w:pPr>
+            <w:r>
+              <w:rPr>
+                <w:rFonts w:ascii="SF Pro Display" w:hAnsi="SF Pro Display" w:cs="SF Pro Display"/>
+                <w:color w:val="1A1A1A"/>
+                <w:sz w:val="20"/>
+                <w:szCs w:val="20"/>
+              </w:rPr>
+              <w:t xml:space="preserve">Mantém separados a reputação, o histórico e as permissões de cada lado, e cada conta vê só as telas do próprio perfil. A regra é garantida no banco, que grava o perfil no cadastro e recusa a troca.</w:t>
+            </w:r>
+          </w:p>
+        </w:tc>
+      </w:tr>
     </w:tbl>
     <w:p>
       <w:pPr>
@@ -5425,7 +5701,7 @@
                 <w:sz w:val="20"/>
                 <w:szCs w:val="20"/>
               </w:rPr>
-              <w:t xml:space="preserve">O sistema deve permitir que o profissional se cadastre e autentique com dados mínimos: nome, telefone, e-mail e confirmação de maioridade.</w:t>
+              <w:t xml:space="preserve">O sistema deve permitir que o profissional se cadastre e entre com um código de uso único enviado ao e-mail, sem senha e sem SMS, informando dados mínimos: nome, telefone com WhatsApp e confirmação de maioridade.</w:t>
             </w:r>
           </w:p>
         </w:tc>
@@ -5479,7 +5755,7 @@
                 <w:sz w:val="20"/>
                 <w:szCs w:val="20"/>
               </w:rPr>
-              <w:t xml:space="preserve">Um profissional conclui o cadastro e fica apto a receber notificações de vaga sem enviar documento.</w:t>
+              <w:t xml:space="preserve">Um profissional conclui o cadastro e fica apto a receber notificações de vaga sem enviar documento; o telefone é obrigatório, porque é o contato do turno (RN10), e o app confere só o formato, sem verificação por SMS.</w:t>
             </w:r>
           </w:p>
         </w:tc>
@@ -5589,7 +5865,7 @@
                 <w:sz w:val="20"/>
                 <w:szCs w:val="20"/>
               </w:rPr>
-              <w:t xml:space="preserve">Um contratante conclui o cadastro e publica a primeira vaga na mesma sessão, sem onboarding assistido.</w:t>
+              <w:t xml:space="preserve">Um contratante conclui o cadastro e publica a primeira vaga na mesma sessão, sem onboarding assistido; a conta dele é criada como em RF01, com código no e-mail, e tem o perfil de contratante (RN25).</w:t>
             </w:r>
           </w:p>
         </w:tc>
@@ -5645,7 +5921,7 @@
                 <w:sz w:val="20"/>
                 <w:szCs w:val="20"/>
               </w:rPr>
-              <w:t xml:space="preserve">O sistema deve permitir que o profissional declare suas funções, seu ponto base e sua disponibilidade por dia e faixa de horário, e marque que está disponível agora.</w:t>
+              <w:t xml:space="preserve">O sistema deve permitir que o profissional declare suas funções, seu ponto base e sua disponibilidade por dia e faixa de horário.</w:t>
             </w:r>
           </w:p>
         </w:tc>
@@ -7679,7 +7955,7 @@
                 <w:sz w:val="20"/>
                 <w:szCs w:val="20"/>
               </w:rPr>
-              <w:t xml:space="preserve">Um novo usuário é incluído sem compartilhamento de senha; o histórico do estabelecimento permanece ao trocar de responsável.</w:t>
+              <w:t xml:space="preserve">Um novo usuário entra com a própria conta de contratante, sem compartilhar acesso; o histórico do estabelecimento permanece ao trocar de responsável.</w:t>
             </w:r>
           </w:p>
         </w:tc>
@@ -8065,7 +8341,7 @@
                 <w:sz w:val="20"/>
                 <w:szCs w:val="20"/>
               </w:rPr>
-              <w:t xml:space="preserve">O sistema deve permitir que o usuário exporte seus dados pessoais e exclua a conta de dentro do aplicativo, nos dois apps.</w:t>
+              <w:t xml:space="preserve">O sistema deve permitir que o usuário exporte seus dados pessoais e exclua a conta de dentro do aplicativo, nos dois perfis.</w:t>
             </w:r>
           </w:p>
         </w:tc>
@@ -20699,7 +20975,7 @@
                 <w:sz w:val="20"/>
                 <w:szCs w:val="20"/>
               </w:rPr>
-              <w:t xml:space="preserve">1. O gestor abre o Painel na versão web do app do estabelecimento.</w:t>
+              <w:t xml:space="preserve">1. O gestor abre o Painel na versão web do Frila, com a conta de contratante.</w:t>
             </w:r>
             <w:r>
               <w:rPr>
@@ -21749,7 +22025,7 @@
                 <w:sz w:val="20"/>
                 <w:szCs w:val="20"/>
               </w:rPr>
-              <w:t xml:space="preserve">Não existe conta ativa com o mesmo telefone ou e-mail.</w:t>
+              <w:t xml:space="preserve">Não existe conta com o mesmo e-mail. O telefone pode se repetir em outra conta (RN25).</w:t>
             </w:r>
           </w:p>
         </w:tc>
@@ -21805,7 +22081,7 @@
                 <w:sz w:val="20"/>
                 <w:szCs w:val="20"/>
               </w:rPr>
-              <w:t xml:space="preserve">1. O profissional informa nome, telefone e e-mail e confirma ter 18 anos ou mais.</w:t>
+              <w:t xml:space="preserve">1. O profissional informa o e-mail e digita o código de uso único que chega nele. Não há senha nem SMS.</w:t>
             </w:r>
             <w:r>
               <w:rPr>
@@ -21823,7 +22099,7 @@
                 <w:sz w:val="20"/>
                 <w:szCs w:val="20"/>
               </w:rPr>
-              <w:t xml:space="preserve">2. O sistema confirma o telefone por código.</w:t>
+              <w:t xml:space="preserve">2. O profissional escolhe o perfil de profissional, que fica fixo na conta (RN25), informa nome, telefone com WhatsApp e data de nascimento e confirma ter 18 anos ou mais. O sistema confere só o formato do telefone.</w:t>
             </w:r>
             <w:r>
               <w:rPr>
@@ -21877,7 +22153,7 @@
                 <w:sz w:val="20"/>
                 <w:szCs w:val="20"/>
               </w:rPr>
-              <w:t xml:space="preserve">5. A qualquer momento, o profissional altera funções, ponto base ou disponibilidade, ou marca que está disponível agora, e a mudança vale na notificação seguinte, sem novo login.</w:t>
+              <w:t xml:space="preserve">5. A qualquer momento, o profissional altera funções, ponto base ou disponibilidade, e a mudança vale na notificação seguinte, sem novo login.</w:t>
             </w:r>
           </w:p>
         </w:tc>
@@ -21933,7 +22209,25 @@
                 <w:sz w:val="20"/>
                 <w:szCs w:val="20"/>
               </w:rPr>
-              <w:t xml:space="preserve">1a. A pessoa declara ter menos de 18 anos: o cadastro é recusado, e nada além do necessário para registrar a recusa é guardado (RN20).</w:t>
+              <w:t xml:space="preserve">2a. A pessoa declara ter menos de 18 anos: o cadastro é recusado, e nada além do necessário para registrar a recusa é guardado (RN20).</w:t>
+            </w:r>
+            <w:r>
+              <w:rPr>
+                <w:rFonts w:ascii="SF Pro Display" w:hAnsi="SF Pro Display" w:cs="SF Pro Display"/>
+                <w:color w:val="1A1A1A"/>
+                <w:sz w:val="20"/>
+                <w:szCs w:val="20"/>
+              </w:rPr>
+              <w:br/>
+            </w:r>
+            <w:r>
+              <w:rPr>
+                <w:rFonts w:ascii="SF Pro Display" w:hAnsi="SF Pro Display" w:cs="SF Pro Display"/>
+                <w:color w:val="1A1A1A"/>
+                <w:sz w:val="20"/>
+                <w:szCs w:val="20"/>
+              </w:rPr>
+              <w:t xml:space="preserve">2b. A pessoa já tem conta de contratante: para trabalhar em turnos, cria outra conta, com outro e-mail; o telefone pode ser o mesmo (RN25).</w:t>
             </w:r>
             <w:r>
               <w:rPr>
@@ -22099,7 +22393,7 @@
                 <w:sz w:val="20"/>
                 <w:szCs w:val="20"/>
               </w:rPr>
-              <w:t xml:space="preserve">RN01, RN05, RN14, RN15, RN20</w:t>
+              <w:t xml:space="preserve">RN01, RN05, RN14, RN15, RN20, RN25</w:t>
             </w:r>
           </w:p>
         </w:tc>
@@ -22155,7 +22449,7 @@
                 <w:sz w:val="20"/>
                 <w:szCs w:val="20"/>
               </w:rPr>
-              <w:t xml:space="preserve">Dado que tenho 18 anos ou mais, quando informo nome, telefone, e-mail, funções, ponto base e disponibilidade, então fico apto a receber notificações de vaga sem enviar documento e sem pagar nada.</w:t>
+              <w:t xml:space="preserve">Dado que tenho 18 anos ou mais, quando entro com o código enviado ao meu e-mail e informo nome, telefone, funções, ponto base e disponibilidade, então fico apto a receber notificações de vaga sem enviar documento e sem pagar nada.</w:t>
             </w:r>
           </w:p>
         </w:tc>
@@ -22338,7 +22632,7 @@
                 <w:sz w:val="20"/>
                 <w:szCs w:val="20"/>
               </w:rPr>
-              <w:t xml:space="preserve">O responsável tem 18 anos ou mais e uma conta de acesso.</w:t>
+              <w:t xml:space="preserve">O responsável tem 18 anos ou mais e uma conta de contratante (RN25), criada com código no e-mail.</w:t>
             </w:r>
           </w:p>
         </w:tc>
@@ -22448,7 +22742,7 @@
                 <w:sz w:val="20"/>
                 <w:szCs w:val="20"/>
               </w:rPr>
-              <w:t xml:space="preserve">4. O administrador convida outros usuários por telefone ou e-mail e atribui a cada um o papel de administrador ou de operador do estabelecimento.</w:t>
+              <w:t xml:space="preserve">4. O administrador convida outros usuários pelo e-mail e atribui a cada um o papel de administrador ou de operador do estabelecimento.</w:t>
             </w:r>
             <w:r>
               <w:rPr>
@@ -22466,7 +22760,7 @@
                 <w:sz w:val="20"/>
                 <w:szCs w:val="20"/>
               </w:rPr>
-              <w:t xml:space="preserve">5. O convidado aceita com a própria conta, sem compartilhar senha.</w:t>
+              <w:t xml:space="preserve">5. O convidado aceita com a própria conta de contratante, sem compartilhar acesso. Uma conta de profissional não pode aceitar o convite (RN25).</w:t>
             </w:r>
           </w:p>
         </w:tc>
@@ -22670,7 +22964,7 @@
                 <w:sz w:val="20"/>
                 <w:szCs w:val="20"/>
               </w:rPr>
-              <w:t xml:space="preserve">RN15, RN20</w:t>
+              <w:t xml:space="preserve">RN15, RN20, RN25</w:t>
             </w:r>
           </w:p>
         </w:tc>
@@ -22726,7 +23020,7 @@
                 <w:sz w:val="20"/>
                 <w:szCs w:val="20"/>
               </w:rPr>
-              <w:t xml:space="preserve">Dado que cadastrei o estabelecimento, quando convido um gerente como operador, então ele passa a publicar e acompanhar vagas com a própria conta, sem compartilhamento de senha, e o histórico permanece com o estabelecimento se eu sair.</w:t>
+              <w:t xml:space="preserve">Dado que cadastrei o estabelecimento, quando convido um gerente como operador, então ele passa a publicar e acompanhar vagas com a própria conta, sem compartilhar acesso, e o histórico permanece com o estabelecimento se eu sair.</w:t>
             </w:r>
           </w:p>
         </w:tc>
@@ -26294,7 +26588,7 @@
         <w:drawing>
           <wp:inline distT="0" distB="0" distL="0" distR="0">
             <wp:extent cx="5943600" cy="2514600"/>
-            <wp:docPr id="5" name="Imagem 5" descr="Figura 5 — Uma conta de acesso, dois papéis"/>
+            <wp:docPr id="5" name="Imagem 5" descr="Figura 5 — Cada conta com um perfil só (RN25)"/>
             <a:graphic>
               <a:graphicData uri="http://schemas.openxmlformats.org/drawingml/2006/picture">
                 <pic:pic>
@@ -26337,7 +26631,7 @@
           <w:sz w:val="18"/>
           <w:szCs w:val="18"/>
         </w:rPr>
-        <w:t xml:space="preserve">Figura 5 — Uma conta de acesso, dois papéis</w:t>
+        <w:t xml:space="preserve">Figura 5 — Cada conta com um perfil só (RN25)</w:t>
       </w:r>
     </w:p>
     <w:p>
@@ -26653,7 +26947,7 @@
                 <w:sz w:val="20"/>
                 <w:szCs w:val="20"/>
               </w:rPr>
-              <w:t xml:space="preserve">Conta de acesso, comum a todos os perfis. A credencial fica no Supabase Auth, e o id é o mesmo da conta de autenticação.</w:t>
+              <w:t xml:space="preserve">Conta de acesso, com um perfil só, profissional ou contratante (RN25). A entrada é por código no e-mail, a credencial fica no Supabase Auth e o id é o mesmo da conta de autenticação. O e-mail é único; o telefone, não.</w:t>
             </w:r>
           </w:p>
         </w:tc>
@@ -26680,7 +26974,7 @@
                 <w:sz w:val="20"/>
                 <w:szCs w:val="20"/>
               </w:rPr>
-              <w:t xml:space="preserve">id, nome, telefone, email, nascimento, estado, criado_em, anonimizado_em</w:t>
+              <w:t xml:space="preserve">id, perfil, nome, telefone, email, nascimento, estado, criado_em, anonimizado_em</w:t>
             </w:r>
           </w:p>
         </w:tc>
@@ -26707,7 +27001,7 @@
                 <w:sz w:val="20"/>
                 <w:szCs w:val="20"/>
               </w:rPr>
-              <w:t xml:space="preserve">1:1 com Profissional; N:N com Estabelecimento via MembroEstabelecimento</w:t>
+              <w:t xml:space="preserve">1:1 com Profissional, na conta de profissional; N:N com Estabelecimento via MembroEstabelecimento, na conta de contratante</w:t>
             </w:r>
           </w:p>
         </w:tc>
@@ -26790,7 +27084,7 @@
                 <w:sz w:val="20"/>
                 <w:szCs w:val="20"/>
               </w:rPr>
-              <w:t xml:space="preserve">id, usuario_id, ponto_base, disponivel_agora_ate, taxa_comparecimento, turnos_realizados, estado</w:t>
+              <w:t xml:space="preserve">id, usuario_id, ponto_base, taxa_comparecimento, turnos_realizados, estado</w:t>
             </w:r>
           </w:p>
         </w:tc>
@@ -29288,7 +29582,7 @@
                 <w:sz w:val="20"/>
                 <w:szCs w:val="20"/>
               </w:rPr>
-              <w:t xml:space="preserve">id: UUID, funcoes: [Funcao], pontoBase: Coordenada, disponibilidades: [Disponibilidade], disponivelAgoraAte: Date?, taxaComparecimento: Double?</w:t>
+              <w:t xml:space="preserve">id: UUID, funcoes: [Funcao], pontoBase: Coordenada, disponibilidades: [Disponibilidade], taxaComparecimento: Double?</w:t>
             </w:r>
           </w:p>
         </w:tc>
@@ -30471,7 +30765,7 @@
                 <w:sz w:val="20"/>
                 <w:szCs w:val="20"/>
               </w:rPr>
-              <w:t xml:space="preserve">Orquestrar, no app do estabelecimento, as vagas em alerta e a confirmação de check-in manual. O Painel do gestor é web.</w:t>
+              <w:t xml:space="preserve">Orquestrar, no perfil de contratante, as vagas em alerta e a confirmação de check-in manual. O Painel do gestor é web.</w:t>
             </w:r>
           </w:p>
         </w:tc>
@@ -30581,7 +30875,7 @@
                 <w:sz w:val="20"/>
                 <w:szCs w:val="20"/>
               </w:rPr>
-              <w:t xml:space="preserve">Guardar identidade, perfil ativo e permissões.</w:t>
+              <w:t xml:space="preserve">Guardar identidade, o perfil da conta, que é fixo (RN25), e as permissões. O token fica no Keychain, nunca no objeto.</w:t>
             </w:r>
           </w:p>
         </w:tc>
@@ -30608,7 +30902,7 @@
                 <w:sz w:val="20"/>
                 <w:szCs w:val="20"/>
               </w:rPr>
-              <w:t xml:space="preserve">usuario: Usuario, perfilAtivo: Perfil, token: Token</w:t>
+              <w:t xml:space="preserve">usuario: Usuario, perfil: PerfilConta, idCredencial: String</w:t>
             </w:r>
           </w:p>
         </w:tc>
@@ -30635,7 +30929,7 @@
                 <w:sz w:val="20"/>
                 <w:szCs w:val="20"/>
               </w:rPr>
-              <w:t xml:space="preserve">trocarPerfil(_: Perfil): Void, encerrar(): Void</w:t>
+              <w:t xml:space="preserve">encerrar(): Void</w:t>
             </w:r>
           </w:p>
         </w:tc>
@@ -31203,7 +31497,7 @@
                 <w:sz w:val="20"/>
                 <w:szCs w:val="20"/>
               </w:rPr>
-              <w:t xml:space="preserve">Autenticação, acesso às tabelas e chamada das funções RPC do backend</w:t>
+              <w:t xml:space="preserve">Entrada por código no e-mail, acesso às tabelas e chamada das funções RPC do backend</w:t>
             </w:r>
           </w:p>
         </w:tc>
@@ -32551,7 +32845,7 @@
                 <w:sz w:val="20"/>
                 <w:szCs w:val="20"/>
               </w:rPr>
-              <w:t xml:space="preserve">Cadastro e autenticação do profissional</w:t>
+              <w:t xml:space="preserve">Cadastro e entrada do profissional por código no e-mail</w:t>
             </w:r>
           </w:p>
         </w:tc>
@@ -32578,7 +32872,7 @@
                 <w:sz w:val="20"/>
                 <w:szCs w:val="20"/>
               </w:rPr>
-              <w:t xml:space="preserve">RN14, RN15, RN20</w:t>
+              <w:t xml:space="preserve">RN14, RN15, RN20, RN25</w:t>
             </w:r>
           </w:p>
         </w:tc>
@@ -32715,7 +33009,7 @@
                 <w:sz w:val="20"/>
                 <w:szCs w:val="20"/>
               </w:rPr>
-              <w:t xml:space="preserve">RN15, RN20</w:t>
+              <w:t xml:space="preserve">RN15, RN20, RN25</w:t>
             </w:r>
           </w:p>
         </w:tc>
@@ -35318,7 +35612,7 @@
                 <w:sz w:val="20"/>
                 <w:szCs w:val="20"/>
               </w:rPr>
-              <w:t xml:space="preserve">RN15</w:t>
+              <w:t xml:space="preserve">RN15, RN25</w:t>
             </w:r>
           </w:p>
         </w:tc>

--- a/doc-harness/01 - CBL/Desafios/C18/Documentos de Produto/Frila_Documento_de_Requisitos.docx
+++ b/doc-harness/01 - CBL/Desafios/C18/Documentos de Produto/Frila_Documento_de_Requisitos.docx
@@ -269,7 +269,7 @@
                 <w:sz w:val="20"/>
                 <w:szCs w:val="20"/>
               </w:rPr>
-              <w:t xml:space="preserve">v1.3.0</w:t>
+              <w:t xml:space="preserve">v1.4.0</w:t>
             </w:r>
           </w:p>
         </w:tc>
@@ -325,7 +325,7 @@
                 <w:sz w:val="20"/>
                 <w:szCs w:val="20"/>
               </w:rPr>
-              <w:t xml:space="preserve">22/09/2026</w:t>
+              <w:t xml:space="preserve">30/09/2026</w:t>
             </w:r>
           </w:p>
         </w:tc>
@@ -343,7 +343,6 @@
     </w:p>
     <w:p>
       <w:pPr>
-        <w:keepNext/>
         <w:spacing w:before="0" w:after="200" w:line="264" w:lineRule="auto"/>
       </w:pPr>
       <w:r>
@@ -371,9 +370,9 @@
         </w:tblBorders>
       </w:tblPr>
       <w:tblGrid>
-        <w:gridCol w:w="1100"/>
-        <w:gridCol w:w="1200"/>
-        <w:gridCol w:w="2760"/>
+        <w:gridCol w:w="1000"/>
+        <w:gridCol w:w="1400"/>
+        <w:gridCol w:w="2660"/>
         <w:gridCol w:w="4300"/>
       </w:tblGrid>
       <w:tr>
@@ -382,7 +381,7 @@
         </w:trPr>
         <w:tc>
           <w:tcPr>
-            <w:tcW w:w="1100" w:type="dxa"/>
+            <w:tcW w:w="1000" w:type="dxa"/>
             <w:shd w:val="clear" w:color="auto" w:fill="DFEFE0"/>
             <w:vAlign w:val="top"/>
             <w:tcMar>
@@ -410,7 +409,7 @@
         </w:tc>
         <w:tc>
           <w:tcPr>
-            <w:tcW w:w="1200" w:type="dxa"/>
+            <w:tcW w:w="1400" w:type="dxa"/>
             <w:shd w:val="clear" w:color="auto" w:fill="DFEFE0"/>
             <w:vAlign w:val="top"/>
             <w:tcMar>
@@ -438,7 +437,7 @@
         </w:tc>
         <w:tc>
           <w:tcPr>
-            <w:tcW w:w="2760" w:type="dxa"/>
+            <w:tcW w:w="2660" w:type="dxa"/>
             <w:shd w:val="clear" w:color="auto" w:fill="DFEFE0"/>
             <w:vAlign w:val="top"/>
             <w:tcMar>
@@ -496,7 +495,7 @@
       <w:tr>
         <w:tc>
           <w:tcPr>
-            <w:tcW w:w="1100" w:type="dxa"/>
+            <w:tcW w:w="1000" w:type="dxa"/>
             <w:shd w:val="clear" w:color="auto" w:fill="F7F7F7"/>
             <w:vAlign w:val="top"/>
             <w:tcMar>
@@ -523,7 +522,7 @@
         </w:tc>
         <w:tc>
           <w:tcPr>
-            <w:tcW w:w="1200" w:type="dxa"/>
+            <w:tcW w:w="1400" w:type="dxa"/>
             <w:shd w:val="clear" w:color="auto" w:fill="F7F7F7"/>
             <w:vAlign w:val="top"/>
             <w:tcMar>
@@ -550,7 +549,7 @@
         </w:tc>
         <w:tc>
           <w:tcPr>
-            <w:tcW w:w="2760" w:type="dxa"/>
+            <w:tcW w:w="2660" w:type="dxa"/>
             <w:shd w:val="clear" w:color="auto" w:fill="F7F7F7"/>
             <w:vAlign w:val="top"/>
             <w:tcMar>
@@ -606,7 +605,7 @@
       <w:tr>
         <w:tc>
           <w:tcPr>
-            <w:tcW w:w="1100" w:type="dxa"/>
+            <w:tcW w:w="1000" w:type="dxa"/>
             <w:shd w:val="clear" w:color="auto" w:fill="FFFFFF"/>
             <w:vAlign w:val="top"/>
             <w:tcMar>
@@ -633,7 +632,7 @@
         </w:tc>
         <w:tc>
           <w:tcPr>
-            <w:tcW w:w="1200" w:type="dxa"/>
+            <w:tcW w:w="1400" w:type="dxa"/>
             <w:shd w:val="clear" w:color="auto" w:fill="FFFFFF"/>
             <w:vAlign w:val="top"/>
             <w:tcMar>
@@ -660,7 +659,7 @@
         </w:tc>
         <w:tc>
           <w:tcPr>
-            <w:tcW w:w="2760" w:type="dxa"/>
+            <w:tcW w:w="2660" w:type="dxa"/>
             <w:shd w:val="clear" w:color="auto" w:fill="FFFFFF"/>
             <w:vAlign w:val="top"/>
             <w:tcMar>
@@ -716,7 +715,7 @@
       <w:tr>
         <w:tc>
           <w:tcPr>
-            <w:tcW w:w="1100" w:type="dxa"/>
+            <w:tcW w:w="1000" w:type="dxa"/>
             <w:shd w:val="clear" w:color="auto" w:fill="F7F7F7"/>
             <w:vAlign w:val="top"/>
             <w:tcMar>
@@ -743,7 +742,7 @@
         </w:tc>
         <w:tc>
           <w:tcPr>
-            <w:tcW w:w="1200" w:type="dxa"/>
+            <w:tcW w:w="1400" w:type="dxa"/>
             <w:shd w:val="clear" w:color="auto" w:fill="F7F7F7"/>
             <w:vAlign w:val="top"/>
             <w:tcMar>
@@ -770,7 +769,7 @@
         </w:tc>
         <w:tc>
           <w:tcPr>
-            <w:tcW w:w="2760" w:type="dxa"/>
+            <w:tcW w:w="2660" w:type="dxa"/>
             <w:shd w:val="clear" w:color="auto" w:fill="F7F7F7"/>
             <w:vAlign w:val="top"/>
             <w:tcMar>
@@ -826,7 +825,7 @@
       <w:tr>
         <w:tc>
           <w:tcPr>
-            <w:tcW w:w="1100" w:type="dxa"/>
+            <w:tcW w:w="1000" w:type="dxa"/>
             <w:shd w:val="clear" w:color="auto" w:fill="FFFFFF"/>
             <w:vAlign w:val="top"/>
             <w:tcMar>
@@ -853,7 +852,7 @@
         </w:tc>
         <w:tc>
           <w:tcPr>
-            <w:tcW w:w="1200" w:type="dxa"/>
+            <w:tcW w:w="1400" w:type="dxa"/>
             <w:shd w:val="clear" w:color="auto" w:fill="FFFFFF"/>
             <w:vAlign w:val="top"/>
             <w:tcMar>
@@ -880,7 +879,7 @@
         </w:tc>
         <w:tc>
           <w:tcPr>
-            <w:tcW w:w="2760" w:type="dxa"/>
+            <w:tcW w:w="2660" w:type="dxa"/>
             <w:shd w:val="clear" w:color="auto" w:fill="FFFFFF"/>
             <w:vAlign w:val="top"/>
             <w:tcMar>
@@ -929,6 +928,116 @@
                 <w:szCs w:val="20"/>
               </w:rPr>
               <w:t xml:space="preserve">Aplica as respostas das pendências para codar (22/09): um app só, com um perfil por conta (RN25); entrada por código no e-mail, sem senha e sem SMS, com telefone obrigatório e sem verificação (RF01, UC09 e UC10); botão “disponível agora” retirado (RF03 e UC09); entidade Usuario com o perfil da conta e SessaoUsuario sem troca de perfil.</w:t>
+            </w:r>
+          </w:p>
+        </w:tc>
+      </w:tr>
+      <w:tr>
+        <w:tc>
+          <w:tcPr>
+            <w:tcW w:w="1000" w:type="dxa"/>
+            <w:shd w:val="clear" w:color="auto" w:fill="F7F7F7"/>
+            <w:vAlign w:val="top"/>
+            <w:tcMar>
+              <w:top w:w="90" w:type="dxa"/>
+              <w:left w:w="120" w:type="dxa"/>
+              <w:bottom w:w="90" w:type="dxa"/>
+              <w:right w:w="120" w:type="dxa"/>
+            </w:tcMar>
+          </w:tcPr>
+          <w:p>
+            <w:pPr>
+              <w:spacing w:before="0" w:after="0" w:line="264" w:lineRule="auto"/>
+            </w:pPr>
+            <w:r>
+              <w:rPr>
+                <w:rFonts w:ascii="SF Pro Display" w:hAnsi="SF Pro Display" w:cs="SF Pro Display"/>
+                <w:color w:val="1A1A1A"/>
+                <w:sz w:val="20"/>
+                <w:szCs w:val="20"/>
+              </w:rPr>
+              <w:t xml:space="preserve">v1.4.0</w:t>
+            </w:r>
+          </w:p>
+        </w:tc>
+        <w:tc>
+          <w:tcPr>
+            <w:tcW w:w="1400" w:type="dxa"/>
+            <w:shd w:val="clear" w:color="auto" w:fill="F7F7F7"/>
+            <w:vAlign w:val="top"/>
+            <w:tcMar>
+              <w:top w:w="90" w:type="dxa"/>
+              <w:left w:w="120" w:type="dxa"/>
+              <w:bottom w:w="90" w:type="dxa"/>
+              <w:right w:w="120" w:type="dxa"/>
+            </w:tcMar>
+          </w:tcPr>
+          <w:p>
+            <w:pPr>
+              <w:spacing w:before="0" w:after="0" w:line="264" w:lineRule="auto"/>
+            </w:pPr>
+            <w:r>
+              <w:rPr>
+                <w:rFonts w:ascii="SF Pro Display" w:hAnsi="SF Pro Display" w:cs="SF Pro Display"/>
+                <w:color w:val="1A1A1A"/>
+                <w:sz w:val="20"/>
+                <w:szCs w:val="20"/>
+              </w:rPr>
+              <w:t xml:space="preserve">30/09/2026</w:t>
+            </w:r>
+          </w:p>
+        </w:tc>
+        <w:tc>
+          <w:tcPr>
+            <w:tcW w:w="2660" w:type="dxa"/>
+            <w:shd w:val="clear" w:color="auto" w:fill="F7F7F7"/>
+            <w:vAlign w:val="top"/>
+            <w:tcMar>
+              <w:top w:w="90" w:type="dxa"/>
+              <w:left w:w="120" w:type="dxa"/>
+              <w:bottom w:w="90" w:type="dxa"/>
+              <w:right w:w="120" w:type="dxa"/>
+            </w:tcMar>
+          </w:tcPr>
+          <w:p>
+            <w:pPr>
+              <w:spacing w:before="0" w:after="0" w:line="264" w:lineRule="auto"/>
+            </w:pPr>
+            <w:r>
+              <w:rPr>
+                <w:rFonts w:ascii="SF Pro Display" w:hAnsi="SF Pro Display" w:cs="SF Pro Display"/>
+                <w:color w:val="1A1A1A"/>
+                <w:sz w:val="20"/>
+                <w:szCs w:val="20"/>
+              </w:rPr>
+              <w:t xml:space="preserve">Cauê Carneiro, Fabrício Tosta, João Paulo, Júlia Clovandi, Matheus Silva</w:t>
+            </w:r>
+          </w:p>
+        </w:tc>
+        <w:tc>
+          <w:tcPr>
+            <w:tcW w:w="4300" w:type="dxa"/>
+            <w:shd w:val="clear" w:color="auto" w:fill="F7F7F7"/>
+            <w:vAlign w:val="top"/>
+            <w:tcMar>
+              <w:top w:w="90" w:type="dxa"/>
+              <w:left w:w="120" w:type="dxa"/>
+              <w:bottom w:w="90" w:type="dxa"/>
+              <w:right w:w="120" w:type="dxa"/>
+            </w:tcMar>
+          </w:tcPr>
+          <w:p>
+            <w:pPr>
+              <w:spacing w:before="0" w:after="0" w:line="264" w:lineRule="auto"/>
+            </w:pPr>
+            <w:r>
+              <w:rPr>
+                <w:rFonts w:ascii="SF Pro Display" w:hAnsi="SF Pro Display" w:cs="SF Pro Display"/>
+                <w:color w:val="1A1A1A"/>
+                <w:sz w:val="20"/>
+                <w:szCs w:val="20"/>
+              </w:rPr>
+              <w:t xml:space="preserve">Revisão de consistência para a entrega parcial de 02/10, contra o contrato da API 0.2.26, as decisões de produto de 28/09, o Escopo do MVP e o código: v1.0 só iOS, com Android e web na v1.2; região administrativa na vaga e no estabelecimento (RN02, RF02, RF04); cancelamento que dá à vaga uma posição nova (RN12, RF14, UC08); suspensão com cancelamento em cascata (RN13); check-in de 60 minutos antes até o fim, check-out sem limite de distância e falta para quem termina o turno sem check-in (RN22, RF13, UC05); maioridade pela data de nascimento e aceite dos termos (RF01, UC09); lembrete sem telefone nem endereço na tela de bloqueio e “estou a caminho” na v1.1 (RF12); um voto por lado na avaliação (RF15, UC06); taxa de comparecimento só do profissional (RF16); equipe de confiança só pelo administrador e com turno cumprido (RF18, UC11); exclusão sem falta (RF25, UC16); vaga ocultada pela Equipe Frila (RF26, UC17); entidades, classes, pacotes e estrutura de pastas conferidos com o banco e o app; regras vinculadas alinhadas ao Diagrama de Casos de Uso; contrato em api/openapi.yaml.</w:t>
             </w:r>
           </w:p>
         </w:tc>
@@ -941,7 +1050,6 @@
     </w:p>
     <w:p>
       <w:pPr>
-        <w:keepNext/>
         <w:spacing w:before="0" w:after="200" w:line="264" w:lineRule="auto"/>
       </w:pPr>
       <w:r>
@@ -2773,7 +2881,7 @@
                 <w:sz w:val="20"/>
                 <w:szCs w:val="20"/>
               </w:rPr>
-              <w:t xml:space="preserve">Pessoas do time Frila que respondem, por e-mail, suporte, denúncias, contestações e pedidos de revisão do despacho. Não acompanham turnos.</w:t>
+              <w:t xml:space="preserve">Pessoas do time Frila que respondem, por e-mail, suporte, denúncias, contestações e pedidos de revisão do despacho, e podem ocultar vaga com conteúdo impróprio até revisá-la. Não acompanham turnos.</w:t>
             </w:r>
           </w:p>
         </w:tc>
@@ -2942,7 +3050,7 @@
           <w:sz w:val="22"/>
           <w:szCs w:val="22"/>
         </w:rPr>
-        <w:t xml:space="preserve">Este documento especifica os requisitos funcionais, os requisitos não funcionais, as regras de negócio e os casos de uso do sistema Frila, servindo de referência para o time de desenvolvimento, para os testes e para a validação com as partes interessadas. O posicionamento de mercado, as personas e a justificativa de cada escolha estão no Documento de Visão v1.2.0, que este documento complementa e não repete.</w:t>
+        <w:t xml:space="preserve">Este documento especifica os requisitos funcionais, os requisitos não funcionais, as regras de negócio e os casos de uso do sistema Frila, servindo de referência para o time de desenvolvimento, para os testes e para a validação com as partes interessadas. O posicionamento de mercado, as personas e a justificativa de cada escolha estão no Documento de Visão v1.3.0, que este documento complementa e não repete.</w:t>
       </w:r>
     </w:p>
     <w:p>
@@ -2956,12 +3064,11 @@
           <w:sz w:val="22"/>
           <w:szCs w:val="22"/>
         </w:rPr>
-        <w:t xml:space="preserve">Uma ressalva de leitura, herdada da documentação de pesquisa do projeto: o Frila está em TRL 2, sem código escrito e sem validação de campo. As regras e os requisitos aqui derivam de evidência pública sobre o mercado e das falhas observadas nos concorrentes, mas as premissas de comportamento do usuário no Distrito Federal permanecem hipóteses, marcadas com [H]. Requisitos que dependem diretamente de uma hipótese trazem a marca no próprio texto, para que a revisão posterior saiba onde mexer.</w:t>
+        <w:t xml:space="preserve">Uma ressalva de leitura: o Frila ainda não passou por validação de campo. Desde 22/09 há código, o backend no Supabase e o app iOS, com builds internos no TestFlight, e o comportamento da API está no contrato (api/openapi.yaml, versão 0.2.26). As regras e os requisitos aqui derivam de evidência pública sobre o mercado e das falhas observadas nos concorrentes, mas as premissas de comportamento do usuário no Distrito Federal permanecem hipóteses, marcadas com [H]. Requisitos que dependem diretamente de uma hipótese trazem a marca no próprio texto, para que a revisão posterior saiba onde mexer.</w:t>
       </w:r>
     </w:p>
     <w:p>
       <w:pPr>
-        <w:keepNext/>
         <w:spacing w:before="280" w:after="120" w:line="264" w:lineRule="auto"/>
       </w:pPr>
       <w:r>
@@ -3155,7 +3262,7 @@
                 <w:sz w:val="20"/>
                 <w:szCs w:val="20"/>
               </w:rPr>
-              <w:t xml:space="preserve">Um aplicativo só, com dois perfis, o do profissional e o do contratante, que publica pelo estabelecimento, em iOS nativo (Swift e SwiftUI), Android nativo (Kotlin) e versão web. Cada conta tem um perfil só (RN25). O Painel é uma feature da versão web, no perfil de contratante, usada pelo gestor. O backend é o Supabase, onde ficam as regras que precisam valer igual nos três clientes. Para a entrega na loja em 13/11, o iOS é o mínimo; Android e web são a meta.</w:t>
+              <w:t xml:space="preserve">Um aplicativo só, com dois perfis, o do profissional e o do contratante, que publica pelo estabelecimento, em iOS nativo (Swift e SwiftUI), Android nativo (Kotlin) e versão web. Cada conta tem um perfil só (RN25). O Painel é uma feature da versão web, no perfil de contratante, usada pelo gestor. O backend é o Supabase, onde ficam as regras que precisam valer igual nos três clientes. A v1.0, na App Store em 13/11/2026, é só iOS; Android e web, com o Painel, entram na v1.2, no 1º trimestre de 2027 (Escopo do MVP).</w:t>
             </w:r>
           </w:p>
         </w:tc>
@@ -3275,7 +3382,6 @@
     </w:p>
     <w:p>
       <w:pPr>
-        <w:keepNext/>
         <w:spacing w:before="280" w:after="120" w:line="264" w:lineRule="auto"/>
       </w:pPr>
       <w:r>
@@ -3530,7 +3636,7 @@
                 <w:sz w:val="20"/>
                 <w:szCs w:val="20"/>
               </w:rPr>
-              <w:t xml:space="preserve">Uma vaga NÃO DEVE ser publicada sem função, data, horário de início e fim, endereço, valor por posição, número de posições, o que está incluso (refeição, transporte e material próprio) e o nome de quem recebe o profissional no local.</w:t>
+              <w:t xml:space="preserve">Uma vaga NÃO DEVE ser publicada sem função, data, horário de início e fim, endereço e região administrativa do local, valor por posição, número de posições, o que está incluso (refeição, transporte e material próprio) e o nome de quem recebe o profissional no local.</w:t>
             </w:r>
           </w:p>
         </w:tc>
@@ -4360,7 +4466,7 @@
                 <w:sz w:val="20"/>
                 <w:szCs w:val="20"/>
               </w:rPr>
-              <w:t xml:space="preserve">Todo cancelamento DEVE registrar autor, momento, antecedência e motivo, e DEVE reabrir a posição com nova notificação imediata.</w:t>
+              <w:t xml:space="preserve">Todo cancelamento DEVE registrar autor, momento, antecedência e motivo. Cancelada antes do início, a posição fica no histórico e a vaga DEVE ganhar uma posição nova, aberta, com nova notificação imediata. Depois do início, só a reabertura por atraso reabre (RF13); cancelar a vaga inteira não reabre, e a outra parte é avisada de que o turno ficou descoberto.</w:t>
             </w:r>
           </w:p>
         </w:tc>
@@ -4387,7 +4493,7 @@
                 <w:sz w:val="20"/>
                 <w:szCs w:val="20"/>
               </w:rPr>
-              <w:t xml:space="preserve">Uma posição cancelada e não reaberta é um turno que falha em silêncio. A antecedência separa o cancelamento que não conta (mais de 24 horas) da falta (menos de 24 horas).</w:t>
+              <w:t xml:space="preserve">Uma posição cancelada e não reaberta é um turno que falha em silêncio. Guardar a cancelada, em vez de devolvê-la a aberta, é o que preserva o registro de quem cancelou e por quê. A antecedência separa o cancelamento que não conta (mais de 24 horas) da falta (menos de 24 horas).</w:t>
             </w:r>
           </w:p>
         </w:tc>
@@ -4443,7 +4549,7 @@
                 <w:sz w:val="20"/>
                 <w:szCs w:val="20"/>
               </w:rPr>
-              <w:t xml:space="preserve">O sistema NÃO DEVE suspender ou bloquear um perfil sem motivo registrado e sem canal de contestação com resposta em até 5 dias úteis. A suspensão só acontece por denúncia grave confirmada (assédio, fraude ou documento falso); cancelamento nunca suspende, só afeta a taxa de comparecimento.</w:t>
+              <w:t xml:space="preserve">O sistema NÃO DEVE suspender ou bloquear um perfil sem motivo registrado e sem canal de contestação com resposta em até 5 dias úteis. A suspensão só acontece por denúncia grave confirmada (assédio, fraude ou documento falso) e cancela na hora os turnos futuros da conta, com registro, aviso à contraparte e reabertura das posições; cancelamento nunca suspende, só afeta a taxa de comparecimento.</w:t>
             </w:r>
           </w:p>
         </w:tc>
@@ -5190,7 +5296,7 @@
                 <w:sz w:val="20"/>
                 <w:szCs w:val="20"/>
               </w:rPr>
-              <w:t xml:space="preserve">O check-in e o check-out DEVEM ser geolocalizados, com a localização lida só no momento do toque, e valem a até 200 m do endereço da vaga. Se a geolocalização falhar, o check-in manual SÓ conta como presença depois de confirmado pelo contratante; sem confirmação, o turno fica “não verificado” e não conta a favor nem contra na taxa de comparecimento.</w:t>
+              <w:t xml:space="preserve">O check-in e o check-out DEVEM ser geolocalizados, com a localização lida só no momento do toque; o app envia só a distância até o endereço da vaga, nunca a coordenada. O check-in vale como geolocalizado a até 200 m; o check-out registra a distância, sem limite. Se a geolocalização falhar ou passar de 200 m, o check-in manual SÓ conta como presença depois de confirmado pelo contratante; sem confirmação, o turno fica “não verificado” e não conta a favor nem contra na taxa de comparecimento. Turno que termina sem check-in nenhum conta como falta.</w:t>
             </w:r>
           </w:p>
         </w:tc>
@@ -5356,7 +5462,7 @@
                 <w:sz w:val="20"/>
                 <w:szCs w:val="20"/>
               </w:rPr>
-              <w:t xml:space="preserve">O modo seleção SÓ PODE ser escolhido para vaga que começa em mais de 24 horas. Se o contratante não escolher até 24 horas antes do início, a vaga fecha automaticamente e os candidatos são avisados e liberados; o profissional pode retirar a candidatura sem penalidade enquanto não for escolhido.</w:t>
+              <w:t xml:space="preserve">O modo seleção SÓ PODE ser escolhido para vaga que começa em mais de 24 horas. Se o contratante não escolher até 24 horas antes do início, a vaga fecha automaticamente: as posições ainda abertas são canceladas, as candidaturas pendentes expiram, e candidatos e estabelecimento são avisados; o profissional pode retirar a candidatura sem penalidade enquanto não for escolhido.</w:t>
             </w:r>
           </w:p>
         </w:tc>
@@ -5500,7 +5606,6 @@
     </w:p>
     <w:p>
       <w:pPr>
-        <w:keepNext/>
         <w:spacing w:before="280" w:after="120" w:line="264" w:lineRule="auto"/>
       </w:pPr>
       <w:r>
@@ -5701,7 +5806,7 @@
                 <w:sz w:val="20"/>
                 <w:szCs w:val="20"/>
               </w:rPr>
-              <w:t xml:space="preserve">O sistema deve permitir que o profissional se cadastre e entre com um código de uso único enviado ao e-mail, sem senha e sem SMS, informando dados mínimos: nome, telefone com WhatsApp e confirmação de maioridade.</w:t>
+              <w:t xml:space="preserve">O sistema deve permitir que o profissional se cadastre e entre com um código de uso único enviado ao e-mail, sem senha e sem SMS, informando dados mínimos: nome, telefone com WhatsApp e data de nascimento, e aceitando a versão vigente dos termos de uso e da política de privacidade.</w:t>
             </w:r>
           </w:p>
         </w:tc>
@@ -5755,7 +5860,7 @@
                 <w:sz w:val="20"/>
                 <w:szCs w:val="20"/>
               </w:rPr>
-              <w:t xml:space="preserve">Um profissional conclui o cadastro e fica apto a receber notificações de vaga sem enviar documento; o telefone é obrigatório, porque é o contato do turno (RN10), e o app confere só o formato, sem verificação por SMS.</w:t>
+              <w:t xml:space="preserve">Um profissional conclui o cadastro e fica apto a receber notificações de vaga sem enviar documento; o telefone é obrigatório, porque é o contato do turno (RN10), e o app confere só o formato, sem verificação por SMS; a maioridade é conferida pelo servidor, pela data de nascimento (RN20).</w:t>
             </w:r>
           </w:p>
         </w:tc>
@@ -5811,7 +5916,7 @@
                 <w:sz w:val="20"/>
                 <w:szCs w:val="20"/>
               </w:rPr>
-              <w:t xml:space="preserve">O sistema deve permitir que o contratante cadastre o estabelecimento com razão social ou nome, documento (CNPJ ou CPF), endereço e responsável.</w:t>
+              <w:t xml:space="preserve">O sistema deve permitir que o contratante cadastre o estabelecimento com nome (ou razão social), documento (CNPJ ou CPF), tipo de negócio, endereço, região administrativa do DF e ponto no mapa; quem cadastra fica como administrador.</w:t>
             </w:r>
           </w:p>
         </w:tc>
@@ -6085,7 +6190,7 @@
                 <w:sz w:val="20"/>
                 <w:szCs w:val="20"/>
               </w:rPr>
-              <w:t xml:space="preserve">A publicação pede só os campos de RN02, com o local pré-preenchido pelo endereço do estabelecimento; o modo de preenchimento e a antecedência do alerta de vaga vazia (padrão de 3 horas) são escolhidos na publicação; a vaga é rejeitada com mensagem clara se algum campo obrigatório de RN02 faltar.</w:t>
+              <w:t xml:space="preserve">A publicação pede só os campos de RN02, com o local e a região pré-preenchidos pelos do estabelecimento; o modo de preenchimento e a antecedência do alerta de vaga vazia (padrão de 3 horas) são escolhidos na publicação; a vaga é rejeitada com mensagem clara se algum campo obrigatório de RN02 faltar.</w:t>
             </w:r>
           </w:p>
         </w:tc>
@@ -6415,7 +6520,7 @@
                 <w:sz w:val="20"/>
                 <w:szCs w:val="20"/>
               </w:rPr>
-              <w:t xml:space="preserve">A lista traz todas as vagas abertas, das mais próximas para as mais distantes; vagas de outro estado aparecem no fim.</w:t>
+              <w:t xml:space="preserve">A lista traz todas as vagas abertas, das mais próximas para as mais distantes; a vaga que já começou sai da lista, salvo a que tem posição reaberta por atraso; no lançamento, só há estabelecimentos do DF.</w:t>
             </w:r>
           </w:p>
         </w:tc>
@@ -6471,7 +6576,7 @@
                 <w:sz w:val="20"/>
                 <w:szCs w:val="20"/>
               </w:rPr>
-              <w:t xml:space="preserve">O sistema deve permitir que o profissional se candidate a uma vaga direto da notificação ou da lista, sem formulário.</w:t>
+              <w:t xml:space="preserve">O sistema deve permitir que o profissional se candidate a uma vaga a partir da notificação ou da lista, sem formulário.</w:t>
             </w:r>
           </w:p>
         </w:tc>
@@ -6525,7 +6630,7 @@
                 <w:sz w:val="20"/>
                 <w:szCs w:val="20"/>
               </w:rPr>
-              <w:t xml:space="preserve">A candidatura sai da notificação ou da lista sem formulário, sem carta de apresentação e sem negociação de valor.</w:t>
+              <w:t xml:space="preserve">O toque na notificação abre o detalhe da vaga, com o aviso de RN10; a candidatura sai sem formulário, sem carta de apresentação e sem negociação de valor; só se candidata quem tem a função da vaga.</w:t>
             </w:r>
           </w:p>
         </w:tc>
@@ -6635,7 +6740,7 @@
                 <w:sz w:val="20"/>
                 <w:szCs w:val="20"/>
               </w:rPr>
-              <w:t xml:space="preserve">O modo é escolhido na publicação, e o seleção só aparece para vaga que começa em mais de 24 horas; em urgência, a posição é ocupada automaticamente pelo primeiro candidato elegível; em seleção, se ninguém for escolhido, a vaga fecha sozinha 24 horas antes do início, e os candidatos são avisados e liberados.</w:t>
+              <w:t xml:space="preserve">O modo é escolhido na publicação, e o seleção só aparece para vaga que começa em mais de 24 horas; em urgência, a posição é ocupada automaticamente pelo primeiro candidato elegível; em seleção, se ninguém for escolhido, a vaga fecha sozinha 24 horas antes do início, e os candidatos são avisados e liberados. O backend aceita os dois modos; na v1.0, o app publica só em urgência, e o modo seleção entra na v1.1.</w:t>
             </w:r>
           </w:p>
         </w:tc>
@@ -6965,7 +7070,7 @@
                 <w:sz w:val="20"/>
                 <w:szCs w:val="20"/>
               </w:rPr>
-              <w:t xml:space="preserve">Os dois lembretes são entregues nos horários definidos e trazem endereço, horário e contato da contraparte.</w:t>
+              <w:t xml:space="preserve">Os dois lembretes são entregues nos horários definidos e mostram função, horário e região administrativa, sem telefone nem endereço com número na tela de bloqueio (RN10, RN15); ao tocar, o app abre o turno com endereço e contato. Na v1.1, o profissional confirmado poderá avisar que está a caminho, de 3 horas antes até 15 minutos depois do início; o aviso aparece para o estabelecimento e não conta como presença.</w:t>
             </w:r>
           </w:p>
         </w:tc>
@@ -7075,7 +7180,7 @@
                 <w:sz w:val="20"/>
                 <w:szCs w:val="20"/>
               </w:rPr>
-              <w:t xml:space="preserve">O check-in a até 200 m grava a hora e a distância medida; fora disso, o check-in manual só vale com a confirmação do contratante, no app ou no Painel web; no horário de início sem check-in, o profissional recebe um lembrete; aos 15 minutos sem check-in, o contratante é alertado e decide esperar ou reabrir a vaga; ao passar o fim previsto sem check-out, os dois são avisados.</w:t>
+              <w:t xml:space="preserve">O check-in vale de 60 minutos antes do início até o fim previsto; a até 200 m, grava a hora e a distância medida; fora disso, o check-in manual só vale com a confirmação do contratante, no app ou no Painel web; no horário de início sem check-in, o profissional recebe um lembrete; aos 15 minutos sem check-in, o contratante é alertado e decide esperar ou reabrir a vaga, e a posição nova aceita candidatura até 1 hora antes do fim previsto; ao passar o fim previsto sem check-out, os dois são avisados; se o turno termina sem check-in nenhum, conta falta para o profissional.</w:t>
             </w:r>
           </w:p>
         </w:tc>
@@ -7131,7 +7236,7 @@
                 <w:sz w:val="20"/>
                 <w:szCs w:val="20"/>
               </w:rPr>
-              <w:t xml:space="preserve">O sistema deve permitir o cancelamento por qualquer das partes, com motivo e registro de antecedência, reabrindo a posição com nova notificação imediata.</w:t>
+              <w:t xml:space="preserve">O sistema deve permitir o cancelamento por qualquer das partes, com motivo e registro de antecedência, e reabrir a vaga com nova notificação imediata (RN12).</w:t>
             </w:r>
           </w:p>
         </w:tc>
@@ -7185,7 +7290,7 @@
                 <w:sz w:val="20"/>
                 <w:szCs w:val="20"/>
               </w:rPr>
-              <w:t xml:space="preserve">O cancelamento registra autor, momento, antecedência e motivo; a posição volta a aparecer como aberta e a notificação é enviada em até 30 segundos; cancelamento do profissional com menos de 24 horas conta como falta na taxa de comparecimento.</w:t>
+              <w:t xml:space="preserve">O cancelamento registra autor, momento, antecedência e motivo; antes do início, a vaga ganha uma posição nova, aberta, e a notificação sai em até 30 segundos; depois do início, a contraparte é avisada de que o turno ficou descoberto; o contratante pode cancelar a vaga inteira, sem falta para ninguém; cancelamento do profissional com menos de 24 horas conta como falta na taxa de comparecimento.</w:t>
             </w:r>
           </w:p>
         </w:tc>
@@ -7295,7 +7400,7 @@
                 <w:sz w:val="20"/>
                 <w:szCs w:val="20"/>
               </w:rPr>
-              <w:t xml:space="preserve">A avaliação só fica disponível após o horário de término e só para turno com check-in geolocalizado ou manual confirmado; cada lado responde “sim” ou “não” a uma única pergunta; nenhuma nota de 1 a 5 é oferecida; quem não compareceu não é avaliado.</w:t>
+              <w:t xml:space="preserve">A avaliação só fica disponível após o horário de término e só para turno com check-in geolocalizado ou manual confirmado; cada lado responde “sim” ou “não” a uma única pergunta e vota uma vez por turno: pelo estabelecimento, vale a primeira resposta de qualquer membro; nenhuma nota de 1 a 5 é oferecida; quem não compareceu não é avaliado.</w:t>
             </w:r>
           </w:p>
         </w:tc>
@@ -7351,7 +7456,7 @@
                 <w:sz w:val="20"/>
                 <w:szCs w:val="20"/>
               </w:rPr>
-              <w:t xml:space="preserve">O sistema deve exibir, no perfil de cada parte, a reputação com denominador e a taxa de comparecimento.</w:t>
+              <w:t xml:space="preserve">O sistema deve exibir, no perfil de cada parte, a reputação binária com denominador e, no perfil do profissional, a taxa de comparecimento.</w:t>
             </w:r>
           </w:p>
         </w:tc>
@@ -7405,7 +7510,7 @@
                 <w:sz w:val="20"/>
                 <w:szCs w:val="20"/>
               </w:rPr>
-              <w:t xml:space="preserve">O perfil mostra “N de M chamariam de novo” e a taxa de comparecimento com o total de turnos considerados; perfis sem histórico são exibidos explicitamente como sem histórico, e não como nota zero.</w:t>
+              <w:t xml:space="preserve">O perfil do profissional mostra “N de M chamariam de novo”, a taxa de comparecimento com os turnos considerados e os turnos realizados; o do estabelecimento mostra “N de M trabalhariam lá de novo”; perfis sem histórico são exibidos explicitamente como sem histórico, e não como nota zero.</w:t>
             </w:r>
           </w:p>
         </w:tc>
@@ -7625,7 +7730,7 @@
                 <w:sz w:val="20"/>
                 <w:szCs w:val="20"/>
               </w:rPr>
-              <w:t xml:space="preserve">Profissionais da equipe com a função e disponíveis recebem a notificação das vagas do estabelecimento, independentemente da distância; não há exclusividade de tempo nem prioridade sobre os demais.</w:t>
+              <w:t xml:space="preserve">Profissionais da equipe com a função e disponíveis recebem a notificação das vagas do estabelecimento, independentemente da distância; não há exclusividade de tempo nem prioridade sobre os demais; só o administrador inclui ou remove, e só entra quem já cumpriu turno com presença verificada no estabelecimento.</w:t>
             </w:r>
           </w:p>
         </w:tc>
@@ -8395,7 +8500,7 @@
                 <w:sz w:val="20"/>
                 <w:szCs w:val="20"/>
               </w:rPr>
-              <w:t xml:space="preserve">O perfil sai do despacho e da busca na hora; os dados pessoais são apagados em até 15 dias; os turnos já realizados são anonimizados em vez de apagados, preservando o histórico da contraparte; atende à diretriz 5.1.1(v) da App Store.</w:t>
+              <w:t xml:space="preserve">O perfil sai do despacho e da busca na hora; os dados pessoais são apagados em até 15 dias; os turnos já realizados são anonimizados em vez de apagados, preservando o histórico da contraparte; os turnos futuros são cancelados sem contar falta; atende à diretriz 5.1.1(v) da App Store.</w:t>
             </w:r>
           </w:p>
         </w:tc>
@@ -8505,7 +8610,7 @@
                 <w:sz w:val="20"/>
                 <w:szCs w:val="20"/>
               </w:rPr>
-              <w:t xml:space="preserve">A denúncia registra o motivo (assédio, discriminação, risco à segurança ou outro) e chega à Equipe Frila, com resposta em até 5 dias úteis; o bloqueio é imediato e impede que as partes voltem a se cruzar em notificações, listas e candidaturas.</w:t>
+              <w:t xml:space="preserve">A denúncia registra o motivo (assédio, discriminação, risco à segurança ou outro) e chega à Equipe Frila, com resposta em até 5 dias úteis; o bloqueio é imediato e impede que as partes voltem a se cruzar em notificações, listas e candidaturas; a Equipe Frila pode ocultar vaga com conteúdo impróprio até revisá-la, sem cancelar turnos confirmados, e o estabelecimento vê que ela foi ocultada.</w:t>
             </w:r>
           </w:p>
         </w:tc>
@@ -8653,7 +8758,7 @@
           <w:sz w:val="22"/>
           <w:szCs w:val="22"/>
         </w:rPr>
-        <w:t xml:space="preserve">Estimativas em dias de trabalho de uma equipe de cinco pessoas, considerando sprint de duas semanas. Custo de desenvolvimento é R$ 0 por ser trabalho interno da equipe; onde há custo, ele é de infraestrutura ou de serviço externo. Como não há código escrito, todas as estimativas são preliminares e devem ser revistas ao fim da primeira sprint. [H]</w:t>
+        <w:t xml:space="preserve">Estimativas em dias de trabalho de uma equipe de cinco pessoas, considerando sprint de duas semanas. Custo de desenvolvimento é R$ 0 por ser trabalho interno da equipe; onde há custo, ele é de infraestrutura ou de serviço externo. As estimativas foram feitas antes do código e são preliminares: devem ser revistas com o ritmo medido nas primeiras sprints. [H]</w:t>
       </w:r>
     </w:p>
     <w:tbl>
@@ -11012,7 +11117,6 @@
     </w:p>
     <w:p>
       <w:pPr>
-        <w:keepNext/>
         <w:spacing w:before="280" w:after="120" w:line="264" w:lineRule="auto"/>
       </w:pPr>
       <w:r>
@@ -11689,7 +11793,6 @@
     </w:p>
     <w:p>
       <w:pPr>
-        <w:keepNext/>
         <w:spacing w:before="280" w:after="120" w:line="264" w:lineRule="auto"/>
       </w:pPr>
       <w:r>
@@ -13607,7 +13710,6 @@
     </w:p>
     <w:p>
       <w:pPr>
-        <w:keepNext/>
         <w:spacing w:before="280" w:after="120" w:line="264" w:lineRule="auto"/>
       </w:pPr>
       <w:r>
@@ -15069,7 +15171,6 @@
     </w:p>
     <w:p>
       <w:pPr>
-        <w:keepNext/>
         <w:spacing w:before="0" w:after="200" w:line="264" w:lineRule="auto"/>
       </w:pPr>
       <w:r>
@@ -16652,7 +16753,7 @@
       <w:r>
         <w:drawing>
           <wp:inline distT="0" distB="0" distL="0" distR="0">
-            <wp:extent cx="5943600" cy="3067664"/>
+            <wp:extent cx="5943600" cy="3163529"/>
             <wp:docPr id="2" name="Imagem 2" descr="Figura 2 — Cadastro, perfil e confiança (UC09 a UC11 e UC13)"/>
             <a:graphic>
               <a:graphicData uri="http://schemas.openxmlformats.org/drawingml/2006/picture">
@@ -16670,7 +16771,7 @@
                   <pic:spPr>
                     <a:xfrm>
                       <a:off x="0" y="0"/>
-                      <a:ext cx="5943600" cy="3067664"/>
+                      <a:ext cx="5943600" cy="3163529"/>
                     </a:xfrm>
                     <a:prstGeom prst="rect">
                       <a:avLst/>
@@ -16756,7 +16857,6 @@
     </w:p>
     <w:p>
       <w:pPr>
-        <w:keepNext/>
         <w:spacing w:before="200" w:after="80" w:line="264" w:lineRule="auto"/>
       </w:pPr>
       <w:r>
@@ -17094,7 +17194,7 @@
                 <w:sz w:val="20"/>
                 <w:szCs w:val="20"/>
               </w:rPr>
-              <w:t xml:space="preserve">Pessoa da equipe Frila que responde, por e-mail, suporte, denúncias, contestações e pedidos de revisão do despacho. Não acompanha turnos nem intervém neles.</w:t>
+              <w:t xml:space="preserve">Pessoa da equipe Frila que responde, por e-mail, suporte, denúncias, contestações e pedidos de revisão do despacho, e pode ocultar vaga com conteúdo impróprio até revisá-la. Não acompanha turnos nem intervém neles.</w:t>
             </w:r>
           </w:p>
         </w:tc>
@@ -17217,7 +17317,6 @@
     </w:p>
     <w:p>
       <w:pPr>
-        <w:keepNext/>
         <w:spacing w:before="200" w:after="80" w:line="264" w:lineRule="auto"/>
       </w:pPr>
       <w:r>
@@ -17477,7 +17576,7 @@
                 <w:sz w:val="20"/>
                 <w:szCs w:val="20"/>
               </w:rPr>
-              <w:t xml:space="preserve">2. O sistema apresenta o formulário com os campos obrigatórios de RN02 (função, data, horário de início e fim, endereço, valor por posição, número de posições, o que está incluso e quem recebe no local), os opcionais (traje exigido, participação no rateio dos 10% e observações), o modo de preenchimento (urgência ou seleção) e a antecedência do alerta de vaga vazia, com padrão de 3 horas.</w:t>
+              <w:t xml:space="preserve">2. O sistema apresenta o formulário com os campos obrigatórios de RN02 (função, data, horário de início e fim, endereço e região administrativa, valor por posição, número de posições, o que está incluso e quem recebe no local), os opcionais (traje exigido, participação no rateio dos 10% e observações), o modo de preenchimento (urgência ou seleção) e a antecedência do alerta de vaga vazia, com padrão de 3 horas.</w:t>
             </w:r>
             <w:r>
               <w:rPr>
@@ -17495,7 +17594,7 @@
                 <w:sz w:val="20"/>
                 <w:szCs w:val="20"/>
               </w:rPr>
-              <w:t xml:space="preserve">3. O contratante preenche os campos. O endereço é pré-preenchido com o do estabelecimento.</w:t>
+              <w:t xml:space="preserve">3. O contratante preenche os campos. O endereço e a região são pré-preenchidos com os do estabelecimento.</w:t>
             </w:r>
             <w:r>
               <w:rPr>
@@ -17605,7 +17704,7 @@
                 <w:sz w:val="20"/>
                 <w:szCs w:val="20"/>
               </w:rPr>
-              <w:t xml:space="preserve">2a. A vaga começa em menos de 24 horas: o modo seleção não é oferecido, e a vaga é publicada em modo urgência (RN24).</w:t>
+              <w:t xml:space="preserve">2a. A vaga começa em menos de 24 horas: o modo seleção não é oferecido, e a vaga é publicada em modo urgência; se o pedido chegar com seleção, o servidor o recusa (RN24).</w:t>
             </w:r>
             <w:r>
               <w:rPr>
@@ -17801,7 +17900,7 @@
                 <w:sz w:val="22"/>
                 <w:szCs w:val="22"/>
               </w:rPr>
-              <w:t xml:space="preserve">Critério de Aceito (BDD)</w:t>
+              <w:t xml:space="preserve">Critério de Aceitação (BDD)</w:t>
             </w:r>
           </w:p>
         </w:tc>
@@ -18408,7 +18507,7 @@
                 <w:sz w:val="22"/>
                 <w:szCs w:val="22"/>
               </w:rPr>
-              <w:t xml:space="preserve">Critério de Aceito (BDD)</w:t>
+              <w:t xml:space="preserve">Critério de Aceitação (BDD)</w:t>
             </w:r>
           </w:p>
         </w:tc>
@@ -18673,7 +18772,7 @@
                 <w:sz w:val="20"/>
                 <w:szCs w:val="20"/>
               </w:rPr>
-              <w:t xml:space="preserve">1. O profissional abre a notificação ou a vaga na lista.</w:t>
+              <w:t xml:space="preserve">1. O profissional toca na notificação, que abre o detalhe da vaga, ou abre a vaga na lista.</w:t>
             </w:r>
             <w:r>
               <w:rPr>
@@ -18839,6 +18938,24 @@
               </w:rPr>
               <w:t xml:space="preserve">3d. Há bloqueio entre o profissional e o estabelecimento: a vaga não aparece para ele, nem na notificação nem na lista (RF26).</w:t>
             </w:r>
+            <w:r>
+              <w:rPr>
+                <w:rFonts w:ascii="SF Pro Display" w:hAnsi="SF Pro Display" w:cs="SF Pro Display"/>
+                <w:color w:val="1A1A1A"/>
+                <w:sz w:val="20"/>
+                <w:szCs w:val="20"/>
+              </w:rPr>
+              <w:br/>
+            </w:r>
+            <w:r>
+              <w:rPr>
+                <w:rFonts w:ascii="SF Pro Display" w:hAnsi="SF Pro Display" w:cs="SF Pro Display"/>
+                <w:color w:val="1A1A1A"/>
+                <w:sz w:val="20"/>
+                <w:szCs w:val="20"/>
+              </w:rPr>
+              <w:t xml:space="preserve">3e. O profissional não tem a função da vaga, ou ainda não completou o perfil: a candidatura é recusada, e o app leva à tela de funções.</w:t>
+            </w:r>
           </w:p>
         </w:tc>
       </w:tr>
@@ -18979,7 +19096,7 @@
                 <w:sz w:val="22"/>
                 <w:szCs w:val="22"/>
               </w:rPr>
-              <w:t xml:space="preserve">Critério de Aceito (BDD)</w:t>
+              <w:t xml:space="preserve">Critério de Aceitação (BDD)</w:t>
             </w:r>
           </w:p>
         </w:tc>
@@ -19280,7 +19397,7 @@
                 <w:sz w:val="20"/>
                 <w:szCs w:val="20"/>
               </w:rPr>
-              <w:t xml:space="preserve">3. O sistema marca a posição como preenchida e garante que nenhuma outra confirmação ocorra para ela.</w:t>
+              <w:t xml:space="preserve">3. O sistema marca a posição como confirmada e garante que nenhuma outra confirmação ocorra para ela; quando todas as posições estão ocupadas, a vaga passa a preenchida.</w:t>
             </w:r>
             <w:r>
               <w:rPr>
@@ -19372,7 +19489,7 @@
                 <w:sz w:val="20"/>
                 <w:szCs w:val="20"/>
               </w:rPr>
-              <w:t xml:space="preserve">2a. No modo seleção, o contratante não escolhe até 24 horas antes do início: a vaga fecha automaticamente, e os candidatos são avisados e liberados (RN24).</w:t>
+              <w:t xml:space="preserve">2a. No modo seleção, o contratante não escolhe até 24 horas antes do início: a vaga fecha automaticamente, as posições ainda abertas são canceladas, as candidaturas pendentes expiram, e candidatos e estabelecimento são avisados (RN24).</w:t>
             </w:r>
             <w:r>
               <w:rPr>
@@ -19391,6 +19508,24 @@
                 <w:szCs w:val="20"/>
               </w:rPr>
               <w:t xml:space="preserve">2b. O profissional retira a candidatura antes de ser escolhido: a retirada não gera penalidade, e ele segue livre para outras vagas (RN24).</w:t>
+            </w:r>
+            <w:r>
+              <w:rPr>
+                <w:rFonts w:ascii="SF Pro Display" w:hAnsi="SF Pro Display" w:cs="SF Pro Display"/>
+                <w:color w:val="1A1A1A"/>
+                <w:sz w:val="20"/>
+                <w:szCs w:val="20"/>
+              </w:rPr>
+              <w:br/>
+            </w:r>
+            <w:r>
+              <w:rPr>
+                <w:rFonts w:ascii="SF Pro Display" w:hAnsi="SF Pro Display" w:cs="SF Pro Display"/>
+                <w:color w:val="1A1A1A"/>
+                <w:sz w:val="20"/>
+                <w:szCs w:val="20"/>
+              </w:rPr>
+              <w:t xml:space="preserve">2c. No modo seleção, a escolha ocupa a última posição aberta: as candidaturas ainda pendentes são recusadas, com aviso.</w:t>
             </w:r>
             <w:r>
               <w:rPr>
@@ -19550,7 +19685,7 @@
                 <w:sz w:val="22"/>
                 <w:szCs w:val="22"/>
               </w:rPr>
-              <w:t xml:space="preserve">Critério de Aceito (BDD)</w:t>
+              <w:t xml:space="preserve">Critério de Aceitação (BDD)</w:t>
             </w:r>
           </w:p>
         </w:tc>
@@ -19815,7 +19950,7 @@
                 <w:sz w:val="20"/>
                 <w:szCs w:val="20"/>
               </w:rPr>
-              <w:t xml:space="preserve">1. O sistema envia o lembrete pré-turno para os dois lados, 24 horas e 3 horas antes do início, com endereço, horário e contato da contraparte (RF12).</w:t>
+              <w:t xml:space="preserve">1. O sistema envia o lembrete pré-turno para os dois lados, 24 horas e 3 horas antes do início, com função, horário e região administrativa; o endereço e o contato ficam dentro do app, e não na tela de bloqueio (RF12).</w:t>
             </w:r>
             <w:r>
               <w:rPr>
@@ -19833,7 +19968,7 @@
                 <w:sz w:val="20"/>
                 <w:szCs w:val="20"/>
               </w:rPr>
-              <w:t xml:space="preserve">2. Ao chegar, o profissional faz o check-in. O app lê a localização só nesse toque e confere se ele está a até 200 m do endereço da vaga (RN22).</w:t>
+              <w:t xml:space="preserve">2. Ao chegar, o profissional faz o check-in, a partir de 60 minutos antes do início. O app lê a localização só nesse toque, calcula a distância até o endereço da vaga e envia só ela; o servidor registra como geolocalizado o check-in a até 200 m (RN22).</w:t>
             </w:r>
             <w:r>
               <w:rPr>
@@ -19869,7 +20004,7 @@
                 <w:sz w:val="20"/>
                 <w:szCs w:val="20"/>
               </w:rPr>
-              <w:t xml:space="preserve">4. Ao terminar, o profissional faz o check-out da mesma forma.</w:t>
+              <w:t xml:space="preserve">4. Ao terminar, o profissional faz o check-out da mesma forma; a distância é registrada, sem limite.</w:t>
             </w:r>
             <w:r>
               <w:rPr>
@@ -19943,6 +20078,24 @@
                 <w:sz w:val="20"/>
                 <w:szCs w:val="20"/>
               </w:rPr>
+              <w:t xml:space="preserve">1a. (v1.1) De 3 horas antes até 15 minutos depois do início, o profissional confirmado avisa que está a caminho: o estabelecimento vê a hora do aviso, que não conta como presença nem substitui o check-in.</w:t>
+            </w:r>
+            <w:r>
+              <w:rPr>
+                <w:rFonts w:ascii="SF Pro Display" w:hAnsi="SF Pro Display" w:cs="SF Pro Display"/>
+                <w:color w:val="1A1A1A"/>
+                <w:sz w:val="20"/>
+                <w:szCs w:val="20"/>
+              </w:rPr>
+              <w:br/>
+            </w:r>
+            <w:r>
+              <w:rPr>
+                <w:rFonts w:ascii="SF Pro Display" w:hAnsi="SF Pro Display" w:cs="SF Pro Display"/>
+                <w:color w:val="1A1A1A"/>
+                <w:sz w:val="20"/>
+                <w:szCs w:val="20"/>
+              </w:rPr>
               <w:t xml:space="preserve">2a. A geolocalização falha (sem sinal, permissão negada, GPS impreciso ou a mais de 200 m): o profissional faz check-in manual, e o contratante confirma com um toque, no app ou no Painel web. Sem confirmação, o turno fica “não verificado” e não conta a favor nem contra na taxa de comparecimento.</w:t>
             </w:r>
             <w:r>
@@ -19980,6 +20133,24 @@
                 <w:szCs w:val="20"/>
               </w:rPr>
               <w:t xml:space="preserve">2c. Passam 15 minutos do início sem check-in: o contratante é alertado e decide esperar ou reabrir a vaga. Se reabrir, conta como falta do profissional, e a posição segue para UC08.</w:t>
+            </w:r>
+            <w:r>
+              <w:rPr>
+                <w:rFonts w:ascii="SF Pro Display" w:hAnsi="SF Pro Display" w:cs="SF Pro Display"/>
+                <w:color w:val="1A1A1A"/>
+                <w:sz w:val="20"/>
+                <w:szCs w:val="20"/>
+              </w:rPr>
+              <w:br/>
+            </w:r>
+            <w:r>
+              <w:rPr>
+                <w:rFonts w:ascii="SF Pro Display" w:hAnsi="SF Pro Display" w:cs="SF Pro Display"/>
+                <w:color w:val="1A1A1A"/>
+                <w:sz w:val="20"/>
+                <w:szCs w:val="20"/>
+              </w:rPr>
+              <w:t xml:space="preserve">2d. O turno termina sem check-in nenhum, e o contratante não reabriu a vaga: o sistema cancela a posição com falta do profissional, e o turno fica “não verificado”.</w:t>
             </w:r>
             <w:r>
               <w:rPr>
@@ -20157,7 +20328,7 @@
                 <w:sz w:val="22"/>
                 <w:szCs w:val="22"/>
               </w:rPr>
-              <w:t xml:space="preserve">Critério de Aceito (BDD)</w:t>
+              <w:t xml:space="preserve">Critério de Aceitação (BDD)</w:t>
             </w:r>
           </w:p>
         </w:tc>
@@ -20550,6 +20721,24 @@
                 <w:sz w:val="20"/>
                 <w:szCs w:val="20"/>
               </w:rPr>
+              <w:t xml:space="preserve">2b. Outro membro do estabelecimento já respondeu: vale a resposta gravada, um voto por lado do turno, e o app mostra que a casa já avaliou.</w:t>
+            </w:r>
+            <w:r>
+              <w:rPr>
+                <w:rFonts w:ascii="SF Pro Display" w:hAnsi="SF Pro Display" w:cs="SF Pro Display"/>
+                <w:color w:val="1A1A1A"/>
+                <w:sz w:val="20"/>
+                <w:szCs w:val="20"/>
+              </w:rPr>
+              <w:br/>
+            </w:r>
+            <w:r>
+              <w:rPr>
+                <w:rFonts w:ascii="SF Pro Display" w:hAnsi="SF Pro Display" w:cs="SF Pro Display"/>
+                <w:color w:val="1A1A1A"/>
+                <w:sz w:val="20"/>
+                <w:szCs w:val="20"/>
+              </w:rPr>
               <w:t xml:space="preserve">3a. O turno foi cancelado antes de começar ou o profissional não compareceu: nenhuma avaliação é solicitada. A falta conta só na taxa de comparecimento, para não pesar duas vezes.</w:t>
             </w:r>
             <w:r>
@@ -20624,7 +20813,7 @@
                 <w:sz w:val="20"/>
                 <w:szCs w:val="20"/>
               </w:rPr>
-              <w:t xml:space="preserve">Reputação e taxa de comparecimento atualizadas para os dois lados.</w:t>
+              <w:t xml:space="preserve">Reputação dos dois lados atualizada; taxa de comparecimento do profissional recalculada.</w:t>
             </w:r>
           </w:p>
         </w:tc>
@@ -20710,7 +20899,7 @@
                 <w:sz w:val="22"/>
                 <w:szCs w:val="22"/>
               </w:rPr>
-              <w:t xml:space="preserve">Critério de Aceito (BDD)</w:t>
+              <w:t xml:space="preserve">Critério de Aceitação (BDD)</w:t>
             </w:r>
           </w:p>
         </w:tc>
@@ -21263,7 +21452,7 @@
                 <w:sz w:val="22"/>
                 <w:szCs w:val="22"/>
               </w:rPr>
-              <w:t xml:space="preserve">Critério de Aceito (BDD)</w:t>
+              <w:t xml:space="preserve">Critério de Aceitação (BDD)</w:t>
             </w:r>
           </w:p>
         </w:tc>
@@ -21582,7 +21771,7 @@
                 <w:sz w:val="20"/>
                 <w:szCs w:val="20"/>
               </w:rPr>
-              <w:t xml:space="preserve">4. O sistema devolve a posição ao estado aberto e inclui UC02 imediatamente.</w:t>
+              <w:t xml:space="preserve">4. O sistema mantém a posição cancelada no histórico, cria na mesma vaga uma posição nova, aberta, e inclui UC02 imediatamente.</w:t>
             </w:r>
             <w:r>
               <w:rPr>
@@ -21656,7 +21845,43 @@
                 <w:sz w:val="20"/>
                 <w:szCs w:val="20"/>
               </w:rPr>
-              <w:t xml:space="preserve">4a. O horário de início já passou: a posição não é reaberta, e o contratante é avisado de que o turno ficou descoberto.</w:t>
+              <w:t xml:space="preserve">1a. O contratante cancela a vaga inteira: as posições abertas e confirmadas são canceladas com o motivo, os profissionais confirmados são avisados, e ninguém recebe falta.</w:t>
+            </w:r>
+            <w:r>
+              <w:rPr>
+                <w:rFonts w:ascii="SF Pro Display" w:hAnsi="SF Pro Display" w:cs="SF Pro Display"/>
+                <w:color w:val="1A1A1A"/>
+                <w:sz w:val="20"/>
+                <w:szCs w:val="20"/>
+              </w:rPr>
+              <w:br/>
+            </w:r>
+            <w:r>
+              <w:rPr>
+                <w:rFonts w:ascii="SF Pro Display" w:hAnsi="SF Pro Display" w:cs="SF Pro Display"/>
+                <w:color w:val="1A1A1A"/>
+                <w:sz w:val="20"/>
+                <w:szCs w:val="20"/>
+              </w:rPr>
+              <w:t xml:space="preserve">4a. O cancelamento acontece depois do início: não há reabertura, e a outra parte é avisada de que o turno ficou descoberto.</w:t>
+            </w:r>
+            <w:r>
+              <w:rPr>
+                <w:rFonts w:ascii="SF Pro Display" w:hAnsi="SF Pro Display" w:cs="SF Pro Display"/>
+                <w:color w:val="1A1A1A"/>
+                <w:sz w:val="20"/>
+                <w:szCs w:val="20"/>
+              </w:rPr>
+              <w:br/>
+            </w:r>
+            <w:r>
+              <w:rPr>
+                <w:rFonts w:ascii="SF Pro Display" w:hAnsi="SF Pro Display" w:cs="SF Pro Display"/>
+                <w:color w:val="1A1A1A"/>
+                <w:sz w:val="20"/>
+                <w:szCs w:val="20"/>
+              </w:rPr>
+              <w:t xml:space="preserve">4b. Reabertura por atraso (UC05, 2c): conta falta para o profissional, e a posição nova aceita candidatura até 1 hora antes do fim previsto, pelo valor integral (RN01).</w:t>
             </w:r>
             <w:r>
               <w:rPr>
@@ -21816,7 +22041,7 @@
                 <w:sz w:val="22"/>
                 <w:szCs w:val="22"/>
               </w:rPr>
-              <w:t xml:space="preserve">Critério de Aceito (BDD)</w:t>
+              <w:t xml:space="preserve">Critério de Aceitação (BDD)</w:t>
             </w:r>
           </w:p>
         </w:tc>
@@ -21842,7 +22067,7 @@
                 <w:sz w:val="20"/>
                 <w:szCs w:val="20"/>
               </w:rPr>
-              <w:t xml:space="preserve">Dado que uma posição confirmada é cancelada antes do início do turno, quando o motivo é informado, então a contraparte é notificada, a posição volta a ficar aberta e uma nova notificação é disparada em até 30 segundos.</w:t>
+              <w:t xml:space="preserve">Dado que uma posição confirmada é cancelada antes do início do turno, quando o motivo é informado, então a contraparte é notificada, a vaga ganha uma posição nova, aberta, e uma nova notificação é disparada em até 30 segundos.</w:t>
             </w:r>
           </w:p>
         </w:tc>
@@ -22099,7 +22324,7 @@
                 <w:sz w:val="20"/>
                 <w:szCs w:val="20"/>
               </w:rPr>
-              <w:t xml:space="preserve">2. O profissional escolhe o perfil de profissional, que fica fixo na conta (RN25), informa nome, telefone com WhatsApp e data de nascimento e confirma ter 18 anos ou mais. O sistema confere só o formato do telefone.</w:t>
+              <w:t xml:space="preserve">2. O profissional escolhe o perfil de profissional, que fica fixo na conta (RN25), informa nome, telefone com WhatsApp e data de nascimento e aceita a versão vigente dos termos e da política de privacidade. O servidor confere a maioridade pela data de nascimento; do telefone, só o formato.</w:t>
             </w:r>
             <w:r>
               <w:rPr>
@@ -22209,7 +22434,7 @@
                 <w:sz w:val="20"/>
                 <w:szCs w:val="20"/>
               </w:rPr>
-              <w:t xml:space="preserve">2a. A pessoa declara ter menos de 18 anos: o cadastro é recusado, e nada além do necessário para registrar a recusa é guardado (RN20).</w:t>
+              <w:t xml:space="preserve">2a. A data de nascimento indica menos de 18 anos: o cadastro é recusado, e nada além do necessário para registrar a recusa é guardado (RN20).</w:t>
             </w:r>
             <w:r>
               <w:rPr>
@@ -22423,7 +22648,7 @@
                 <w:sz w:val="22"/>
                 <w:szCs w:val="22"/>
               </w:rPr>
-              <w:t xml:space="preserve">Critério de Aceito (BDD)</w:t>
+              <w:t xml:space="preserve">Critério de Aceitação (BDD)</w:t>
             </w:r>
           </w:p>
         </w:tc>
@@ -22688,7 +22913,7 @@
                 <w:sz w:val="20"/>
                 <w:szCs w:val="20"/>
               </w:rPr>
-              <w:t xml:space="preserve">1. O contratante informa nome ou razão social, documento (CNPJ ou CPF), endereço e responsável.</w:t>
+              <w:t xml:space="preserve">1. O contratante informa nome ou razão social, documento (CNPJ ou CPF), tipo de negócio, endereço e região administrativa do DF.</w:t>
             </w:r>
             <w:r>
               <w:rPr>
@@ -22724,7 +22949,7 @@
                 <w:sz w:val="20"/>
                 <w:szCs w:val="20"/>
               </w:rPr>
-              <w:t xml:space="preserve">3. O sistema cria o estabelecimento, com o responsável como administrador.</w:t>
+              <w:t xml:space="preserve">3. O sistema cria o estabelecimento, com quem cadastrou como administrador.</w:t>
             </w:r>
             <w:r>
               <w:rPr>
@@ -22742,7 +22967,7 @@
                 <w:sz w:val="20"/>
                 <w:szCs w:val="20"/>
               </w:rPr>
-              <w:t xml:space="preserve">4. O administrador convida outros usuários pelo e-mail e atribui a cada um o papel de administrador ou de operador do estabelecimento.</w:t>
+              <w:t xml:space="preserve">4. (v1.2, RF21) O administrador convida outros usuários pelo e-mail e atribui a cada um o papel de administrador ou de operador do estabelecimento.</w:t>
             </w:r>
             <w:r>
               <w:rPr>
@@ -22994,7 +23219,7 @@
                 <w:sz w:val="22"/>
                 <w:szCs w:val="22"/>
               </w:rPr>
-              <w:t xml:space="preserve">Critério de Aceito (BDD)</w:t>
+              <w:t xml:space="preserve">Critério de Aceitação (BDD)</w:t>
             </w:r>
           </w:p>
         </w:tc>
@@ -23147,7 +23372,7 @@
                 <w:sz w:val="20"/>
                 <w:szCs w:val="20"/>
               </w:rPr>
-              <w:t xml:space="preserve">Contratante</w:t>
+              <w:t xml:space="preserve">Contratante com papel de administrador do estabelecimento</w:t>
             </w:r>
           </w:p>
         </w:tc>
@@ -23203,7 +23428,7 @@
                 <w:sz w:val="20"/>
                 <w:szCs w:val="20"/>
               </w:rPr>
-              <w:t xml:space="preserve">O profissional tem perfil ativo no Frila.</w:t>
+              <w:t xml:space="preserve">O profissional tem perfil ativo no Frila e ao menos um turno com presença verificada no estabelecimento.</w:t>
             </w:r>
           </w:p>
         </w:tc>
@@ -23259,7 +23484,7 @@
                 <w:sz w:val="20"/>
                 <w:szCs w:val="20"/>
               </w:rPr>
-              <w:t xml:space="preserve">1. O contratante abre o perfil de um profissional, a partir do histórico de turnos (UC13) ou de uma candidatura.</w:t>
+              <w:t xml:space="preserve">1. O administrador abre o perfil de um profissional a partir do histórico de turnos do estabelecimento (UC13).</w:t>
             </w:r>
             <w:r>
               <w:rPr>
@@ -23277,7 +23502,7 @@
                 <w:sz w:val="20"/>
                 <w:szCs w:val="20"/>
               </w:rPr>
-              <w:t xml:space="preserve">2. O contratante adiciona o profissional à equipe de confiança do estabelecimento.</w:t>
+              <w:t xml:space="preserve">2. O administrador adiciona o profissional à equipe de confiança do estabelecimento.</w:t>
             </w:r>
             <w:r>
               <w:rPr>
@@ -23313,7 +23538,7 @@
                 <w:sz w:val="20"/>
                 <w:szCs w:val="20"/>
               </w:rPr>
-              <w:t xml:space="preserve">4. O contratante pode remover o profissional da equipe a qualquer momento.</w:t>
+              <w:t xml:space="preserve">4. O administrador pode remover o profissional da equipe a qualquer momento.</w:t>
             </w:r>
           </w:p>
         </w:tc>
@@ -23369,6 +23594,42 @@
                 <w:sz w:val="20"/>
                 <w:szCs w:val="20"/>
               </w:rPr>
+              <w:t xml:space="preserve">2a. O profissional não tem turno com presença verificada na casa: a inclusão é recusada, e o motivo é explicado.</w:t>
+            </w:r>
+            <w:r>
+              <w:rPr>
+                <w:rFonts w:ascii="SF Pro Display" w:hAnsi="SF Pro Display" w:cs="SF Pro Display"/>
+                <w:color w:val="1A1A1A"/>
+                <w:sz w:val="20"/>
+                <w:szCs w:val="20"/>
+              </w:rPr>
+              <w:br/>
+            </w:r>
+            <w:r>
+              <w:rPr>
+                <w:rFonts w:ascii="SF Pro Display" w:hAnsi="SF Pro Display" w:cs="SF Pro Display"/>
+                <w:color w:val="1A1A1A"/>
+                <w:sz w:val="20"/>
+                <w:szCs w:val="20"/>
+              </w:rPr>
+              <w:t xml:space="preserve">2b. Quem tenta incluir ou remover é operador: a ação é recusada, porque é do administrador (RF21).</w:t>
+            </w:r>
+            <w:r>
+              <w:rPr>
+                <w:rFonts w:ascii="SF Pro Display" w:hAnsi="SF Pro Display" w:cs="SF Pro Display"/>
+                <w:color w:val="1A1A1A"/>
+                <w:sz w:val="20"/>
+                <w:szCs w:val="20"/>
+              </w:rPr>
+              <w:br/>
+            </w:r>
+            <w:r>
+              <w:rPr>
+                <w:rFonts w:ascii="SF Pro Display" w:hAnsi="SF Pro Display" w:cs="SF Pro Display"/>
+                <w:color w:val="1A1A1A"/>
+                <w:sz w:val="20"/>
+                <w:szCs w:val="20"/>
+              </w:rPr>
               <w:t xml:space="preserve">3a. O profissional da equipe não tem a função ou não está disponível: ele não é notificado. A equipe dispensa só o limite de distância, nunca os outros critérios de elegibilidade (RN05).</w:t>
             </w:r>
             <w:r>
@@ -23517,7 +23778,7 @@
                 <w:sz w:val="20"/>
                 <w:szCs w:val="20"/>
               </w:rPr>
-              <w:t xml:space="preserve">RN05, RN16, RN23</w:t>
+              <w:t xml:space="preserve">RN05, RN06, RN16, RN23</w:t>
             </w:r>
           </w:p>
         </w:tc>
@@ -23547,7 +23808,7 @@
                 <w:sz w:val="22"/>
                 <w:szCs w:val="22"/>
               </w:rPr>
-              <w:t xml:space="preserve">Critério de Aceito (BDD)</w:t>
+              <w:t xml:space="preserve">Critério de Aceitação (BDD)</w:t>
             </w:r>
           </w:p>
         </w:tc>
@@ -24209,7 +24470,7 @@
                 <w:sz w:val="22"/>
                 <w:szCs w:val="22"/>
               </w:rPr>
-              <w:t xml:space="preserve">Critério de Aceito (BDD)</w:t>
+              <w:t xml:space="preserve">Critério de Aceitação (BDD)</w:t>
             </w:r>
           </w:p>
         </w:tc>
@@ -24762,7 +25023,7 @@
                 <w:sz w:val="22"/>
                 <w:szCs w:val="22"/>
               </w:rPr>
-              <w:t xml:space="preserve">Critério de Aceito (BDD)</w:t>
+              <w:t xml:space="preserve">Critério de Aceitação (BDD)</w:t>
             </w:r>
           </w:p>
         </w:tc>
@@ -25315,7 +25576,7 @@
                 <w:sz w:val="22"/>
                 <w:szCs w:val="22"/>
               </w:rPr>
-              <w:t xml:space="preserve">Critério de Aceito (BDD)</w:t>
+              <w:t xml:space="preserve">Critério de Aceitação (BDD)</w:t>
             </w:r>
           </w:p>
         </w:tc>
@@ -25708,7 +25969,7 @@
                 <w:sz w:val="20"/>
                 <w:szCs w:val="20"/>
               </w:rPr>
-              <w:t xml:space="preserve">3a. O usuário tem turnos confirmados no futuro: o sistema avisa que a exclusão os cancela e, confirmada a exclusão, aplica UC08 com o motivo “exclusão de conta”.</w:t>
+              <w:t xml:space="preserve">3a. O usuário tem turnos confirmados no futuro: o sistema avisa que a exclusão os cancela e, confirmada a exclusão, cancela cada posição com o motivo “exclusão de conta”, sem contar falta, e a vaga ganha uma posição nova (UC02).</w:t>
             </w:r>
             <w:r>
               <w:rPr>
@@ -25727,6 +25988,24 @@
                 <w:szCs w:val="20"/>
               </w:rPr>
               <w:t xml:space="preserve">3b. O usuário é o único administrador de um estabelecimento com outros usuários: o sistema pede que ele transfira a administração antes (UC10).</w:t>
+            </w:r>
+            <w:r>
+              <w:rPr>
+                <w:rFonts w:ascii="SF Pro Display" w:hAnsi="SF Pro Display" w:cs="SF Pro Display"/>
+                <w:color w:val="1A1A1A"/>
+                <w:sz w:val="20"/>
+                <w:szCs w:val="20"/>
+              </w:rPr>
+              <w:br/>
+            </w:r>
+            <w:r>
+              <w:rPr>
+                <w:rFonts w:ascii="SF Pro Display" w:hAnsi="SF Pro Display" w:cs="SF Pro Display"/>
+                <w:color w:val="1A1A1A"/>
+                <w:sz w:val="20"/>
+                <w:szCs w:val="20"/>
+              </w:rPr>
+              <w:t xml:space="preserve">3c. O usuário é o único membro de um estabelecimento: as vagas abertas são canceladas, as candidaturas pendentes são retiradas e os profissionais são avisados; um turno já em andamento segue até o fim.</w:t>
             </w:r>
           </w:p>
         </w:tc>
@@ -25868,7 +26147,7 @@
                 <w:sz w:val="22"/>
                 <w:szCs w:val="22"/>
               </w:rPr>
-              <w:t xml:space="preserve">Critério de Aceito (BDD)</w:t>
+              <w:t xml:space="preserve">Critério de Aceitação (BDD)</w:t>
             </w:r>
           </w:p>
         </w:tc>
@@ -26297,7 +26576,7 @@
                 <w:sz w:val="20"/>
                 <w:szCs w:val="20"/>
               </w:rPr>
-              <w:t xml:space="preserve">5a. A denúncia grave é confirmada (assédio, fraude ou documento falso): o perfil denunciado é suspenso, com motivo registrado e direito de contestar (UC15).</w:t>
+              <w:t xml:space="preserve">5a. A denúncia grave é confirmada (assédio, fraude ou documento falso): o perfil denunciado é suspenso, com motivo registrado e direito de contestar (UC15); os turnos futuros dele são cancelados, a contraparte é avisada e as posições são reabertas (RN13).</w:t>
             </w:r>
             <w:r>
               <w:rPr>
@@ -26316,6 +26595,24 @@
                 <w:szCs w:val="20"/>
               </w:rPr>
               <w:t xml:space="preserve">5b. Há risco imediato: o app mostra atalhos para o 190 e o 180, sem esperar a resposta da Equipe Frila.</w:t>
+            </w:r>
+            <w:r>
+              <w:rPr>
+                <w:rFonts w:ascii="SF Pro Display" w:hAnsi="SF Pro Display" w:cs="SF Pro Display"/>
+                <w:color w:val="1A1A1A"/>
+                <w:sz w:val="20"/>
+                <w:szCs w:val="20"/>
+              </w:rPr>
+              <w:br/>
+            </w:r>
+            <w:r>
+              <w:rPr>
+                <w:rFonts w:ascii="SF Pro Display" w:hAnsi="SF Pro Display" w:cs="SF Pro Display"/>
+                <w:color w:val="1A1A1A"/>
+                <w:sz w:val="20"/>
+                <w:szCs w:val="20"/>
+              </w:rPr>
+              <w:t xml:space="preserve">5c. A denúncia é sobre uma vaga com conteúdo impróprio: a Equipe Frila pode ocultá-la até revisar, sem cancelar turnos confirmados; a vaga sai da lista e do despacho, e o estabelecimento vê que ela foi ocultada.</w:t>
             </w:r>
           </w:p>
         </w:tc>
@@ -26427,7 +26724,7 @@
                 <w:sz w:val="20"/>
                 <w:szCs w:val="20"/>
               </w:rPr>
-              <w:t xml:space="preserve">RN13, RN15</w:t>
+              <w:t xml:space="preserve">RN05, RN13, RN15</w:t>
             </w:r>
           </w:p>
         </w:tc>
@@ -26457,7 +26754,7 @@
                 <w:sz w:val="22"/>
                 <w:szCs w:val="22"/>
               </w:rPr>
-              <w:t xml:space="preserve">Critério de Aceito (BDD)</w:t>
+              <w:t xml:space="preserve">Critério de Aceitação (BDD)</w:t>
             </w:r>
           </w:p>
         </w:tc>
@@ -26483,7 +26780,7 @@
                 <w:sz w:val="20"/>
                 <w:szCs w:val="20"/>
               </w:rPr>
-              <w:t xml:space="preserve">Dado que sofri assédio num turno, quando denuncio e bloqueio a outra parte, então a denúncia chega à Equipe Frila com prazo de resposta de até 5 dias úteis, e a outra parte deixa de aparecer para mim, e eu para ela, na hora. É o mecanismo que a diretriz 1.2 da App Store exige.</w:t>
+              <w:t xml:space="preserve">Dado que sofri assédio num turno, quando denuncio e bloqueio a outra parte, então a denúncia chega à Equipe Frila com prazo de resposta de até 5 dias úteis, e a outra parte deixa de aparecer para mim, e eu para ela, em notificações, listas e candidaturas, na hora. É o mecanismo que a diretriz 1.2 da App Store exige.</w:t>
             </w:r>
           </w:p>
         </w:tc>
@@ -26643,7 +26940,7 @@
         <w:drawing>
           <wp:inline distT="0" distB="0" distL="0" distR="0">
             <wp:extent cx="5943600" cy="2917767"/>
-            <wp:docPr id="6" name="Imagem 6" descr="Figura 6 — O que decide quem recebe o despacho"/>
+            <wp:docPr id="6" name="Imagem 6" descr="Figura 6 — O que decide quem recebe a notificação"/>
             <a:graphic>
               <a:graphicData uri="http://schemas.openxmlformats.org/drawingml/2006/picture">
                 <pic:pic>
@@ -26686,7 +26983,7 @@
           <w:sz w:val="18"/>
           <w:szCs w:val="18"/>
         </w:rPr>
-        <w:t xml:space="preserve">Figura 6 — O que decide quem recebe o despacho</w:t>
+        <w:t xml:space="preserve">Figura 6 — O que decide quem recebe a notificação</w:t>
       </w:r>
     </w:p>
     <w:p>
@@ -26746,7 +27043,20 @@
     </w:p>
     <w:p>
       <w:pPr>
-        <w:keepNext/>
+        <w:spacing w:before="0" w:after="100" w:line="264" w:lineRule="auto"/>
+      </w:pPr>
+      <w:r>
+        <w:rPr>
+          <w:rFonts w:ascii="SF Pro Display" w:hAnsi="SF Pro Display" w:cs="SF Pro Display"/>
+          <w:color w:val="1A1A1A"/>
+          <w:sz w:val="22"/>
+          <w:szCs w:val="22"/>
+        </w:rPr>
+        <w:t xml:space="preserve">A tabela descreve as dezoito entidades de domínio. O banco implementado, nas migrações de frila-backend, tem também a tabela associativa profissional_funcao, duas tabelas de operação (entrada_demonstracao e pedido_de_exclusao) e tabelas auxiliares num schema que a API não expõe; a Modelagem de Banco de Dados lista todas.</w:t>
+      </w:r>
+    </w:p>
+    <w:p>
+      <w:pPr>
         <w:spacing w:before="200" w:after="80" w:line="264" w:lineRule="auto"/>
       </w:pPr>
       <w:r>
@@ -26947,7 +27257,7 @@
                 <w:sz w:val="20"/>
                 <w:szCs w:val="20"/>
               </w:rPr>
-              <w:t xml:space="preserve">Conta de acesso, com um perfil só, profissional ou contratante (RN25). A entrada é por código no e-mail, a credencial fica no Supabase Auth e o id é o mesmo da conta de autenticação. O e-mail é único; o telefone, não.</w:t>
+              <w:t xml:space="preserve">Conta de acesso, com um perfil só, profissional ou contratante (RN25). A entrada é por código no e-mail, a credencial fica no Supabase Auth e o id é o mesmo da conta de autenticação. O e-mail é único entre as contas não anonimizadas; o telefone, não.</w:t>
             </w:r>
           </w:p>
         </w:tc>
@@ -26974,7 +27284,7 @@
                 <w:sz w:val="20"/>
                 <w:szCs w:val="20"/>
               </w:rPr>
-              <w:t xml:space="preserve">id, perfil, nome, telefone, email, nascimento, estado, criado_em, anonimizado_em</w:t>
+              <w:t xml:space="preserve">id, perfil, nome, telefone, email, nascimento, estado, termos_versao, termos_aceite_em, demonstracao, criado_em, anonimizado_em</w:t>
             </w:r>
           </w:p>
         </w:tc>
@@ -27084,7 +27394,7 @@
                 <w:sz w:val="20"/>
                 <w:szCs w:val="20"/>
               </w:rPr>
-              <w:t xml:space="preserve">id, usuario_id, ponto_base, taxa_comparecimento, turnos_realizados, estado</w:t>
+              <w:t xml:space="preserve">id, usuario_id, perfil, ponto_base, taxa_comparecimento, turnos_realizados, aval_positivas, aval_total</w:t>
             </w:r>
           </w:p>
         </w:tc>
@@ -27111,7 +27421,7 @@
                 <w:sz w:val="20"/>
                 <w:szCs w:val="20"/>
               </w:rPr>
-              <w:t xml:space="preserve">1:1 com Usuario; N:N com Funcao; 1:N com Disponibilidade, Candidatura e Avaliacao</w:t>
+              <w:t xml:space="preserve">1:1 com Usuario; N:N com Funcao; 1:N com Disponibilidade e Candidatura; alvo de Avaliacao</w:t>
             </w:r>
           </w:p>
         </w:tc>
@@ -27194,7 +27504,7 @@
                 <w:sz w:val="20"/>
                 <w:szCs w:val="20"/>
               </w:rPr>
-              <w:t xml:space="preserve">id, nome, documento, tipo, endereco, geo_lat, geo_lng, criado_em</w:t>
+              <w:t xml:space="preserve">id, nome, documento, tipo, endereco, regiao_administrativa, ponto, aval_positivas, aval_total, criado_em</w:t>
             </w:r>
           </w:p>
         </w:tc>
@@ -27524,7 +27834,7 @@
                 <w:sz w:val="20"/>
                 <w:szCs w:val="20"/>
               </w:rPr>
-              <w:t xml:space="preserve">id, estabelecimento_id, funcao_id, inicio_em, fim_em, endereco, geo_lat, geo_lng, valor_centavos, posicoes, inclui_refeicao, inclui_transporte, exige_material_proprio, responsavel_local, traje, participa_rateio, observacoes, modo, alerta_antecedencia, estado, publicado_em, chave_cliente</w:t>
+              <w:t xml:space="preserve">id, estabelecimento_id, publicado_por, funcao_id, inicio_em, fim_em, local, regiao_administrativa, ponto, valor_centavos, posicoes, inclui_refeicao, inclui_transporte, exige_material_proprio, responsavel_local, traje, participa_rateio, observacoes, modo, alerta_antecedencia, estado, rodada_despacho, publicado_em, chave_cliente</w:t>
             </w:r>
           </w:p>
         </w:tc>
@@ -27634,7 +27944,7 @@
                 <w:sz w:val="20"/>
                 <w:szCs w:val="20"/>
               </w:rPr>
-              <w:t xml:space="preserve">id, vaga_id, estado, profissional_id, confirmado_em, falta, inicio_em, fim_em</w:t>
+              <w:t xml:space="preserve">id, vaga_id, estado, profissional_id, confirmado_em, falta, reaberta_por_atraso_de, inicio_em, fim_em</w:t>
             </w:r>
           </w:p>
         </w:tc>
@@ -27827,7 +28137,7 @@
                 <w:sz w:val="20"/>
                 <w:szCs w:val="20"/>
               </w:rPr>
-              <w:t xml:space="preserve">Registro de cada vaga enviada a um profissional elegível.</w:t>
+              <w:t xml:space="preserve">Registro de cada vaga enviada a um profissional elegível, uma vez por rodada; a reabertura por atraso abre rodada nova.</w:t>
             </w:r>
           </w:p>
         </w:tc>
@@ -27854,7 +28164,7 @@
                 <w:sz w:val="20"/>
                 <w:szCs w:val="20"/>
               </w:rPr>
-              <w:t xml:space="preserve">id, vaga_id, profissional_id, notificacao_id, criado_em</w:t>
+              <w:t xml:space="preserve">id, vaga_id, profissional_id, notificacao_id, rodada, criado_em</w:t>
             </w:r>
           </w:p>
         </w:tc>
@@ -27937,7 +28247,7 @@
                 <w:sz w:val="20"/>
                 <w:szCs w:val="20"/>
               </w:rPr>
-              <w:t xml:space="preserve">Cada notificação enviada a um profissional, com uma ou mais vagas agrupadas. É o que sustenta o teto de RN23.</w:t>
+              <w:t xml:space="preserve">Cada aviso enviado a uma conta, de profissional ou de membro do estabelecimento, com um de 18 tipos. Só os avisos de vaga, com uma ou mais vagas agrupadas, contam no teto de RN23.</w:t>
             </w:r>
           </w:p>
         </w:tc>
@@ -27964,7 +28274,7 @@
                 <w:sz w:val="20"/>
                 <w:szCs w:val="20"/>
               </w:rPr>
-              <w:t xml:space="preserve">id, profissional_id, enviada_em, urgente, estado_entrega, entregue_em, motivo_falha</w:t>
+              <w:t xml:space="preserve">id, usuario_id, tipo, referencia_id, profissional_id, rodada, enviada_em, urgente, estado_entrega, entregue_em, motivo_falha</w:t>
             </w:r>
           </w:p>
         </w:tc>
@@ -27991,7 +28301,7 @@
                 <w:sz w:val="20"/>
                 <w:szCs w:val="20"/>
               </w:rPr>
-              <w:t xml:space="preserve">N:1 com Profissional; 1:N com Despacho</w:t>
+              <w:t xml:space="preserve">N:1 com Usuario; 1:N com Despacho</w:t>
             </w:r>
           </w:p>
         </w:tc>
@@ -28184,7 +28494,7 @@
                 <w:sz w:val="20"/>
                 <w:szCs w:val="20"/>
               </w:rPr>
-              <w:t xml:space="preserve">id, posicao_id, checkin_em, checkin_tipo, checkin_distancia_m, checkin_confirmado_em, checkout_em, checkout_distancia_m, verificacao, valor_acordado_centavos</w:t>
+              <w:t xml:space="preserve">id, posicao_id, checkin_em, checkin_tipo, checkin_distancia_m, checkin_confirmado_em, checkout_em, checkout_distancia_m, a_caminho_em, verificacao, valor_acordado_centavos</w:t>
             </w:r>
           </w:p>
         </w:tc>
@@ -28267,7 +28577,7 @@
                 <w:sz w:val="20"/>
                 <w:szCs w:val="20"/>
               </w:rPr>
-              <w:t xml:space="preserve">Resposta binária de um lado sobre o outro, após turno com presença verificada.</w:t>
+              <w:t xml:space="preserve">Resposta binária de um lado sobre o outro, após turno com presença verificada: uma por turno e por lado.</w:t>
             </w:r>
           </w:p>
         </w:tc>
@@ -28294,7 +28604,7 @@
                 <w:sz w:val="20"/>
                 <w:szCs w:val="20"/>
               </w:rPr>
-              <w:t xml:space="preserve">id, turno_id, autor_tipo, autor_id, alvo_tipo, alvo_id, resposta, criada_em</w:t>
+              <w:t xml:space="preserve">id, turno_id, autor_id, alvo_tipo, alvo_id, resposta, criada_em</w:t>
             </w:r>
           </w:p>
         </w:tc>
@@ -28404,7 +28714,7 @@
                 <w:sz w:val="20"/>
                 <w:szCs w:val="20"/>
               </w:rPr>
-              <w:t xml:space="preserve">id, estabelecimento_id, profissional_id, adicionado_em</w:t>
+              <w:t xml:space="preserve">estabelecimento_id e profissional_id (chave composta), adicionado_em</w:t>
             </w:r>
           </w:p>
         </w:tc>
@@ -28624,7 +28934,7 @@
                 <w:sz w:val="20"/>
                 <w:szCs w:val="20"/>
               </w:rPr>
-              <w:t xml:space="preserve">id, tipo, turno_id, posicao_id, autor_id, motivo, criada_em, resultado, chave_cliente</w:t>
+              <w:t xml:space="preserve">id, tipo, turno_id, posicao_id, usuario_id, estabelecimento_id, autor_id, motivo, relato, criada_em, resultado, resolvido_em, chave_cliente</w:t>
             </w:r>
           </w:p>
         </w:tc>
@@ -28651,7 +28961,7 @@
                 <w:sz w:val="20"/>
                 <w:szCs w:val="20"/>
               </w:rPr>
-              <w:t xml:space="preserve">N:1 com Posicao; N:1 com Turno</w:t>
+              <w:t xml:space="preserve">N:1 com Posicao, Turno, Usuario e Estabelecimento</w:t>
             </w:r>
           </w:p>
         </w:tc>
@@ -28909,7 +29219,7 @@
           <w:sz w:val="22"/>
           <w:szCs w:val="22"/>
         </w:rPr>
-        <w:t xml:space="preserve">A regra de dependência vale em toda seta: o domínio é alvo de todas e origem de nenhuma. Quando precisa falar com o mundo, declara um protocolo e espera que alguém o implemente — é o que permite testar despacho, elegibilidade e reputação sem rede, sem interface e sem simulador. As regras que precisam valer igual nos três clientes são garantidas no backend (Seção 6.4); o domínio do app as espelha para a tela e para os testes.</w:t>
+        <w:t xml:space="preserve">A regra de dependência vale em toda seta: o domínio é alvo de todas e origem de nenhuma. Quando precisa falar com o mundo, declara um protocolo e espera que alguém o implemente — é o que permite testar despacho, elegibilidade e reputação sem rede, sem interface e sem simulador. As regras que precisam valer igual nos três clientes são garantidas no backend (Seção 6.4): DespachoService, NotificacaoService e ElegibilidadeSpec são a especificação dessas funções e não têm classe no app. O domínio do app cuida das regras de tela, e o Diagrama de Classe mostra a correspondência entre o desenho e os nomes do código em frila-frontend/iOS.</w:t>
       </w:r>
     </w:p>
     <w:p>
@@ -29134,7 +29444,6 @@
     </w:p>
     <w:p>
       <w:pPr>
-        <w:keepNext/>
         <w:spacing w:before="200" w:after="80" w:line="264" w:lineRule="auto"/>
       </w:pPr>
       <w:r>
@@ -29362,7 +29671,7 @@
                 <w:sz w:val="20"/>
                 <w:szCs w:val="20"/>
               </w:rPr>
-              <w:t xml:space="preserve">id: UUID, funcao: Funcao, inicio: Date, fim: Date, local: Local, valorCentavos: Int, inclusos: Inclusos, responsavelLocal: String, modo: ModoPreenchimento, alertaAntecedencia: TimeInterval, posicoes: [Posicao]</w:t>
+              <w:t xml:space="preserve">id: UUID, funcao: Funcao, periodo: Periodo, local: Local, valor: Dinheiro, inclusos: Inclusos, responsavelLocal: String, modo: ModoPreenchimento, alertaAntecedencia: TimeInterval, posicoes: [Posicao]</w:t>
             </w:r>
           </w:p>
         </w:tc>
@@ -29499,7 +29808,7 @@
                 <w:sz w:val="20"/>
                 <w:szCs w:val="20"/>
               </w:rPr>
-              <w:t xml:space="preserve">confirmar(_: Profissional) throws, reabrir(motivo: String): Void</w:t>
+              <w:t xml:space="preserve">confirmar(_: Profissional) -&gt; ResultadoConfirmacao, reabrir(motivo: String) -&gt; Ocorrencia</w:t>
             </w:r>
           </w:p>
         </w:tc>
@@ -29582,7 +29891,7 @@
                 <w:sz w:val="20"/>
                 <w:szCs w:val="20"/>
               </w:rPr>
-              <w:t xml:space="preserve">id: UUID, funcoes: [Funcao], pontoBase: Coordenada, disponibilidades: [Disponibilidade], taxaComparecimento: Double?</w:t>
+              <w:t xml:space="preserve">id: UUID, funcoes: [Funcao], pontoBase: Coordenada, disponibilidades: [Disponibilidade], reputacao: Reputacao</w:t>
             </w:r>
           </w:p>
         </w:tc>
@@ -29609,7 +29918,7 @@
                 <w:sz w:val="20"/>
                 <w:szCs w:val="20"/>
               </w:rPr>
-              <w:t xml:space="preserve">estaElegivel(para: Vaga): Bool, atualizarComparecimento(_: Turno): Void</w:t>
+              <w:t xml:space="preserve">— (quem decide a elegibilidade é o backend)</w:t>
             </w:r>
           </w:p>
         </w:tc>
@@ -29802,7 +30111,7 @@
                 <w:sz w:val="20"/>
                 <w:szCs w:val="20"/>
               </w:rPr>
-              <w:t xml:space="preserve">id: UUID, posicao: Posicao, checkin: RegistroDePresenca?, checkout: RegistroDePresenca?, verificacao: Verificacao, valorAcordadoCentavos: Int</w:t>
+              <w:t xml:space="preserve">id: UUID, posicao: Posicao, checkin: RegistroDePresenca?, checkout: RegistroDePresenca?, verificacao: Verificacao, valorAcordado: Dinheiro</w:t>
             </w:r>
           </w:p>
         </w:tc>
@@ -30105,7 +30414,7 @@
                 <w:sz w:val="20"/>
                 <w:szCs w:val="20"/>
               </w:rPr>
-              <w:t xml:space="preserve">Selecionar os elegíveis e notificar de uma vez, respeitando teto e agrupamento (RN23).</w:t>
+              <w:t xml:space="preserve">Especificar a seleção dos elegíveis e a notificação de uma vez, com teto e agrupamento (RN23). Roda no backend, em privado.despachar_vaga.</w:t>
             </w:r>
           </w:p>
         </w:tc>
@@ -30215,7 +30524,7 @@
                 <w:sz w:val="20"/>
                 <w:szCs w:val="20"/>
               </w:rPr>
-              <w:t xml:space="preserve">Agrupar, enviar, acompanhar a entrega e reenviar notificações.</w:t>
+              <w:t xml:space="preserve">Especificar o agrupamento, o envio, o acompanhamento da entrega e o reenvio. Roda no backend, na Edge Function enviar-push.</w:t>
             </w:r>
           </w:p>
         </w:tc>
@@ -30242,7 +30551,7 @@
                 <w:sz w:val="20"/>
                 <w:szCs w:val="20"/>
               </w:rPr>
-              <w:t xml:space="preserve">provedor: ProvedorPush, pendentes: [Notificacao]</w:t>
+              <w:t xml:space="preserve">provedor: NotificacaoPort, pendentes: [Notificacao]</w:t>
             </w:r>
           </w:p>
         </w:tc>
@@ -30325,7 +30634,7 @@
                 <w:sz w:val="20"/>
                 <w:szCs w:val="20"/>
               </w:rPr>
-              <w:t xml:space="preserve">Isolar as regras de quem pode receber uma vaga.</w:t>
+              <w:t xml:space="preserve">Especificar as regras de quem pode receber uma vaga. Roda no backend, em privado.elegiveis.</w:t>
             </w:r>
           </w:p>
         </w:tc>
@@ -30408,7 +30717,7 @@
                 <w:sz w:val="20"/>
                 <w:szCs w:val="20"/>
               </w:rPr>
-              <w:t xml:space="preserve">VagaRepository</w:t>
+              <w:t xml:space="preserve">VagaRepositorio</w:t>
             </w:r>
           </w:p>
         </w:tc>
@@ -30435,7 +30744,7 @@
                 <w:sz w:val="20"/>
                 <w:szCs w:val="20"/>
               </w:rPr>
-              <w:t xml:space="preserve">Persistir e consultar vagas, posições e candidaturas.</w:t>
+              <w:t xml:space="preserve">Persistir e consultar vagas, posições e candidaturas (protocolo; VagaRepositorioHTTP em produção e VagaRepositorioEmMemoria nos testes).</w:t>
             </w:r>
           </w:p>
         </w:tc>
@@ -30489,7 +30798,7 @@
                 <w:sz w:val="20"/>
                 <w:szCs w:val="20"/>
               </w:rPr>
-              <w:t xml:space="preserve">salvar(_: Vaga) async throws, abertas(ordenadasPorDistanciaDe: Coordenada, filtro: FiltroVagas) async -&gt; [Vaga], confirmar(posicao: UUID, profissional: UUID) async throws</w:t>
+              <w:t xml:space="preserve">salvar(_: Vaga) async throws, abertas(ordenadasPorDistanciaDe: Coordenada, filtro: FiltroVagas) async -&gt; [Vaga], confirmar(posicao: UUID, profissional: UUID) async -&gt; ResultadoConfirmacao</w:t>
             </w:r>
           </w:p>
         </w:tc>
@@ -30967,7 +31276,7 @@
           <w:sz w:val="22"/>
           <w:szCs w:val="22"/>
         </w:rPr>
-        <w:t xml:space="preserve">A arquitetura foi decidida em 21/09/2026. Os aplicativos são nativos: Swift e SwiftUI no iOS, Kotlin no Android, e há uma versão web. O backend é o Supabase (Postgres com PostGIS, autenticação, Edge Functions, pg_cron e fila pgmq), escolhido pelo plano gratuito de até 50 mil usuários ativos por mês; a migração será reavaliada a partir de certa rentabilidade.</w:t>
+        <w:t xml:space="preserve">A arquitetura foi decidida em 21/09/2026. Os aplicativos são nativos: Swift e SwiftUI no iOS, Kotlin no Android, e uma versão web; a v1.0 é só iOS, e Android e web entram na v1.2. O backend é o Supabase (Postgres com PostGIS, autenticação, Edge Functions, pg_cron, pg_net e fila pgmq), escolhido pelo plano gratuito de até 50 mil usuários ativos por mês; a migração será reavaliada a partir de certa rentabilidade. O código está na organização FrilaApp do GitHub: frila-backend (branch develop) e frila-frontend (pasta iOS/).</w:t>
       </w:r>
     </w:p>
     <w:p>
@@ -30981,7 +31290,7 @@
           <w:sz w:val="22"/>
           <w:szCs w:val="22"/>
         </w:rPr>
-        <w:t xml:space="preserve">As regras que precisam valer igual nos três clientes ficam no backend e são escritas uma vez, como funções e restrições no banco: quem recebe a notificação (RN05 e RN23), a confirmação sem duplicidade (RN19), o turno sobreposto (RN21), o check-in a até 200 m (RN22) e o fechamento do modo seleção (RN24). O despacho roda fora da requisição: publicar só grava e responde, e um job separado faz as notificações, os lembretes e os alertas. Cada app mantém o próprio domínio para a tela e para os testes.</w:t>
+        <w:t xml:space="preserve">As regras que precisam valer igual nos três clientes ficam no backend e são escritas uma vez, como funções e restrições no banco: quem recebe a notificação (RN05 e RN23), a confirmação sem duplicidade (RN19), o turno sobreposto (RN21), o check-in a até 200 m (RN22) e o fechamento do modo seleção (RN24). O despacho roda fora da requisição: publicar grava, enfileira o despacho na pgmq e responde; depois do commit, o pg_net aciona a Edge Function despachar, o pg_cron roda os lembretes, os alertas e os prazos, e o push sai pela Edge Function enviar-push. Cada app mantém o próprio domínio para a tela e para os testes.</w:t>
       </w:r>
     </w:p>
     <w:p>
@@ -30995,7 +31304,7 @@
           <w:sz w:val="22"/>
           <w:szCs w:val="22"/>
         </w:rPr>
-        <w:t xml:space="preserve">O contrato entre os apps e o backend foi escrito antes do código (decisão B16) e está em Documentos/API/openapi.yaml (OpenAPI 3.1, versão 0.1.0, de 22/09/2026). Cada operação com regra de negócio é uma função RPC do Supabase; as recusas de regra voltam com código estável, como posicao_ja_preenchida (409) e inelegivel (422), e reenviar a mesma escrita devolve o mesmo resultado.</w:t>
+        <w:t xml:space="preserve">O contrato entre os apps e o backend foi escrito antes do código (decisão B16) e está em api/openapi.yaml, no repositório frila-docs (OpenAPI 3.1; primeira versão em 22/09/2026, versão 0.2.26 em 30/09/2026). Toda mudança passa primeiro por ele, depois pelo backend e só então chega ao app. Cada operação com regra de negócio é uma função RPC do Supabase; as recusas de regra voltam com código estável, como posicao_ja_preenchida (409) e inelegivel (422), e reenviar a mesma escrita devolve o mesmo resultado.</w:t>
       </w:r>
     </w:p>
     <w:p>
@@ -31039,7 +31348,7 @@
           <w:sz w:val="22"/>
           <w:szCs w:val="22"/>
         </w:rPr>
-        <w:t xml:space="preserve">•  Domínio: entidades, especificação de elegibilidade e regras de reputação, espelhando o que o backend garante. É a camada que precisa ser testável sem rede e sem interface.</w:t>
+        <w:t xml:space="preserve">•  Domínio: entidades, objetos de valor, reputação exibida e as portas (protocolos) que as outras camadas implementam. Não importa SwiftUI, Supabase, SwiftData nem CoreLocation, e é testável sem rede e sem interface.</w:t>
       </w:r>
     </w:p>
     <w:p>
@@ -31074,7 +31383,6 @@
     </w:p>
     <w:p>
       <w:pPr>
-        <w:keepNext/>
         <w:spacing w:before="200" w:after="80" w:line="264" w:lineRule="auto"/>
       </w:pPr>
       <w:r>
@@ -31329,7 +31637,7 @@
                 <w:sz w:val="20"/>
                 <w:szCs w:val="20"/>
               </w:rPr>
-              <w:t xml:space="preserve">Leitura da localização no momento do check-in e do check-out, nunca em segundo plano</w:t>
+              <w:t xml:space="preserve">Leitura da localização no momento do check-in e do check-out, nunca em segundo plano (entra na Sprint 2)</w:t>
             </w:r>
           </w:p>
         </w:tc>
@@ -31385,7 +31693,7 @@
                 <w:sz w:val="20"/>
                 <w:szCs w:val="20"/>
               </w:rPr>
-              <w:t xml:space="preserve">Exibição do local do turno e da distância até ele</w:t>
+              <w:t xml:space="preserve">Exibição do local do turno e da distância até ele (Sprint 2)</w:t>
             </w:r>
           </w:p>
         </w:tc>
@@ -31441,7 +31749,7 @@
                 <w:sz w:val="20"/>
                 <w:szCs w:val="20"/>
               </w:rPr>
-              <w:t xml:space="preserve">Recebimento e apresentação das notificações de vaga</w:t>
+              <w:t xml:space="preserve">Recebimento e apresentação das notificações de vaga (Sprint 2)</w:t>
             </w:r>
           </w:p>
         </w:tc>
@@ -31470,7 +31778,7 @@
                 <w:sz w:val="20"/>
                 <w:szCs w:val="20"/>
               </w:rPr>
-              <w:t xml:space="preserve">Supabase Swift</w:t>
+              <w:t xml:space="preserve">Supabase Swift (supabase-swift)</w:t>
             </w:r>
           </w:p>
         </w:tc>
@@ -31497,7 +31805,7 @@
                 <w:sz w:val="20"/>
                 <w:szCs w:val="20"/>
               </w:rPr>
-              <w:t xml:space="preserve">Entrada por código no e-mail, acesso às tabelas e chamada das funções RPC do backend</w:t>
+              <w:t xml:space="preserve">Entrada por código no e-mail e chamada das funções RPC do backend; guarda a sessão no Keychain</w:t>
             </w:r>
           </w:p>
         </w:tc>
@@ -31526,6 +31834,62 @@
                 <w:sz w:val="20"/>
                 <w:szCs w:val="20"/>
               </w:rPr>
+              <w:t xml:space="preserve">MetricKit e OSLog</w:t>
+            </w:r>
+          </w:p>
+        </w:tc>
+        <w:tc>
+          <w:tcPr>
+            <w:tcW w:w="5960" w:type="dxa"/>
+            <w:shd w:val="clear" w:color="auto" w:fill="F7F7F7"/>
+            <w:vAlign w:val="top"/>
+            <w:tcMar>
+              <w:top w:w="90" w:type="dxa"/>
+              <w:left w:w="120" w:type="dxa"/>
+              <w:bottom w:w="90" w:type="dxa"/>
+              <w:right w:w="120" w:type="dxa"/>
+            </w:tcMar>
+          </w:tcPr>
+          <w:p>
+            <w:pPr>
+              <w:spacing w:before="0" w:after="0" w:line="264" w:lineRule="auto"/>
+            </w:pPr>
+            <w:r>
+              <w:rPr>
+                <w:rFonts w:ascii="SF Pro Display" w:hAnsi="SF Pro Display" w:cs="SF Pro Display"/>
+                <w:color w:val="1A1A1A"/>
+                <w:sz w:val="20"/>
+                <w:szCs w:val="20"/>
+              </w:rPr>
+              <w:t xml:space="preserve">Relatório de falhas e telemetria sem dado pessoal</w:t>
+            </w:r>
+          </w:p>
+        </w:tc>
+      </w:tr>
+      <w:tr>
+        <w:tc>
+          <w:tcPr>
+            <w:tcW w:w="3400" w:type="dxa"/>
+            <w:shd w:val="clear" w:color="auto" w:fill="FFFFFF"/>
+            <w:vAlign w:val="top"/>
+            <w:tcMar>
+              <w:top w:w="90" w:type="dxa"/>
+              <w:left w:w="120" w:type="dxa"/>
+              <w:bottom w:w="90" w:type="dxa"/>
+              <w:right w:w="120" w:type="dxa"/>
+            </w:tcMar>
+          </w:tcPr>
+          <w:p>
+            <w:pPr>
+              <w:spacing w:before="0" w:after="0" w:line="264" w:lineRule="auto"/>
+            </w:pPr>
+            <w:r>
+              <w:rPr>
+                <w:rFonts w:ascii="SF Pro Display" w:hAnsi="SF Pro Display" w:cs="SF Pro Display"/>
+                <w:color w:val="1A1A1A"/>
+                <w:sz w:val="20"/>
+                <w:szCs w:val="20"/>
+              </w:rPr>
               <w:t xml:space="preserve">Keychain Services</w:t>
             </w:r>
           </w:p>
@@ -31533,7 +31897,7 @@
         <w:tc>
           <w:tcPr>
             <w:tcW w:w="5960" w:type="dxa"/>
-            <w:shd w:val="clear" w:color="auto" w:fill="F7F7F7"/>
+            <w:shd w:val="clear" w:color="auto" w:fill="FFFFFF"/>
             <w:vAlign w:val="top"/>
             <w:tcMar>
               <w:top w:w="90" w:type="dxa"/>
@@ -31562,7 +31926,7 @@
         <w:tc>
           <w:tcPr>
             <w:tcW w:w="3400" w:type="dxa"/>
-            <w:shd w:val="clear" w:color="auto" w:fill="FFFFFF"/>
+            <w:shd w:val="clear" w:color="auto" w:fill="F7F7F7"/>
             <w:vAlign w:val="top"/>
             <w:tcMar>
               <w:top w:w="90" w:type="dxa"/>
@@ -31589,27 +31953,27 @@
         <w:tc>
           <w:tcPr>
             <w:tcW w:w="5960" w:type="dxa"/>
-            <w:shd w:val="clear" w:color="auto" w:fill="FFFFFF"/>
-            <w:vAlign w:val="top"/>
-            <w:tcMar>
-              <w:top w:w="90" w:type="dxa"/>
-              <w:left w:w="120" w:type="dxa"/>
-              <w:bottom w:w="90" w:type="dxa"/>
-              <w:right w:w="120" w:type="dxa"/>
-            </w:tcMar>
-          </w:tcPr>
-          <w:p>
-            <w:pPr>
-              <w:spacing w:before="0" w:after="0" w:line="264" w:lineRule="auto"/>
-            </w:pPr>
-            <w:r>
-              <w:rPr>
-                <w:rFonts w:ascii="SF Pro Display" w:hAnsi="SF Pro Display" w:cs="SF Pro Display"/>
-                <w:color w:val="1A1A1A"/>
-                <w:sz w:val="20"/>
-                <w:szCs w:val="20"/>
-              </w:rPr>
-              <w:t xml:space="preserve">Push de vaga no Android e no iOS (no iOS, via APNs)</w:t>
+            <w:shd w:val="clear" w:color="auto" w:fill="F7F7F7"/>
+            <w:vAlign w:val="top"/>
+            <w:tcMar>
+              <w:top w:w="90" w:type="dxa"/>
+              <w:left w:w="120" w:type="dxa"/>
+              <w:bottom w:w="90" w:type="dxa"/>
+              <w:right w:w="120" w:type="dxa"/>
+            </w:tcMar>
+          </w:tcPr>
+          <w:p>
+            <w:pPr>
+              <w:spacing w:before="0" w:after="0" w:line="264" w:lineRule="auto"/>
+            </w:pPr>
+            <w:r>
+              <w:rPr>
+                <w:rFonts w:ascii="SF Pro Display" w:hAnsi="SF Pro Display" w:cs="SF Pro Display"/>
+                <w:color w:val="1A1A1A"/>
+                <w:sz w:val="20"/>
+                <w:szCs w:val="20"/>
+              </w:rPr>
+              <w:t xml:space="preserve">Push de vaga no Android e no iOS (no iOS, via APNs); o SDK entra no app na Sprint 2</w:t>
             </w:r>
           </w:p>
         </w:tc>
@@ -31618,7 +31982,7 @@
         <w:tc>
           <w:tcPr>
             <w:tcW w:w="3400" w:type="dxa"/>
-            <w:shd w:val="clear" w:color="auto" w:fill="F7F7F7"/>
+            <w:shd w:val="clear" w:color="auto" w:fill="FFFFFF"/>
             <w:vAlign w:val="top"/>
             <w:tcMar>
               <w:top w:w="90" w:type="dxa"/>
@@ -31645,7 +32009,7 @@
         <w:tc>
           <w:tcPr>
             <w:tcW w:w="5960" w:type="dxa"/>
-            <w:shd w:val="clear" w:color="auto" w:fill="F7F7F7"/>
+            <w:shd w:val="clear" w:color="auto" w:fill="FFFFFF"/>
             <w:vAlign w:val="top"/>
             <w:tcMar>
               <w:top w:w="90" w:type="dxa"/>
@@ -31674,7 +32038,7 @@
         <w:tc>
           <w:tcPr>
             <w:tcW w:w="3400" w:type="dxa"/>
-            <w:shd w:val="clear" w:color="auto" w:fill="FFFFFF"/>
+            <w:shd w:val="clear" w:color="auto" w:fill="F7F7F7"/>
             <w:vAlign w:val="top"/>
             <w:tcMar>
               <w:top w:w="90" w:type="dxa"/>
@@ -31701,7 +32065,7 @@
         <w:tc>
           <w:tcPr>
             <w:tcW w:w="5960" w:type="dxa"/>
-            <w:shd w:val="clear" w:color="auto" w:fill="FFFFFF"/>
+            <w:shd w:val="clear" w:color="auto" w:fill="F7F7F7"/>
             <w:vAlign w:val="top"/>
             <w:tcMar>
               <w:top w:w="90" w:type="dxa"/>
@@ -31730,7 +32094,7 @@
         <w:tc>
           <w:tcPr>
             <w:tcW w:w="3400" w:type="dxa"/>
-            <w:shd w:val="clear" w:color="auto" w:fill="F7F7F7"/>
+            <w:shd w:val="clear" w:color="auto" w:fill="FFFFFF"/>
             <w:vAlign w:val="top"/>
             <w:tcMar>
               <w:top w:w="90" w:type="dxa"/>
@@ -31757,7 +32121,7 @@
         <w:tc>
           <w:tcPr>
             <w:tcW w:w="5960" w:type="dxa"/>
-            <w:shd w:val="clear" w:color="auto" w:fill="F7F7F7"/>
+            <w:shd w:val="clear" w:color="auto" w:fill="FFFFFF"/>
             <w:vAlign w:val="top"/>
             <w:tcMar>
               <w:top w:w="90" w:type="dxa"/>
@@ -31786,6 +32150,62 @@
         <w:tc>
           <w:tcPr>
             <w:tcW w:w="3400" w:type="dxa"/>
+            <w:shd w:val="clear" w:color="auto" w:fill="F7F7F7"/>
+            <w:vAlign w:val="top"/>
+            <w:tcMar>
+              <w:top w:w="90" w:type="dxa"/>
+              <w:left w:w="120" w:type="dxa"/>
+              <w:bottom w:w="90" w:type="dxa"/>
+              <w:right w:w="120" w:type="dxa"/>
+            </w:tcMar>
+          </w:tcPr>
+          <w:p>
+            <w:pPr>
+              <w:spacing w:before="0" w:after="0" w:line="264" w:lineRule="auto"/>
+            </w:pPr>
+            <w:r>
+              <w:rPr>
+                <w:rFonts w:ascii="SF Pro Display" w:hAnsi="SF Pro Display" w:cs="SF Pro Display"/>
+                <w:color w:val="1A1A1A"/>
+                <w:sz w:val="20"/>
+                <w:szCs w:val="20"/>
+              </w:rPr>
+              <w:t xml:space="preserve">XcodeGen</w:t>
+            </w:r>
+          </w:p>
+        </w:tc>
+        <w:tc>
+          <w:tcPr>
+            <w:tcW w:w="5960" w:type="dxa"/>
+            <w:shd w:val="clear" w:color="auto" w:fill="F7F7F7"/>
+            <w:vAlign w:val="top"/>
+            <w:tcMar>
+              <w:top w:w="90" w:type="dxa"/>
+              <w:left w:w="120" w:type="dxa"/>
+              <w:bottom w:w="90" w:type="dxa"/>
+              <w:right w:w="120" w:type="dxa"/>
+            </w:tcMar>
+          </w:tcPr>
+          <w:p>
+            <w:pPr>
+              <w:spacing w:before="0" w:after="0" w:line="264" w:lineRule="auto"/>
+            </w:pPr>
+            <w:r>
+              <w:rPr>
+                <w:rFonts w:ascii="SF Pro Display" w:hAnsi="SF Pro Display" w:cs="SF Pro Display"/>
+                <w:color w:val="1A1A1A"/>
+                <w:sz w:val="20"/>
+                <w:szCs w:val="20"/>
+              </w:rPr>
+              <w:t xml:space="preserve">Geração do projeto Xcode a partir do project.yml</w:t>
+            </w:r>
+          </w:p>
+        </w:tc>
+      </w:tr>
+      <w:tr>
+        <w:tc>
+          <w:tcPr>
+            <w:tcW w:w="3400" w:type="dxa"/>
             <w:shd w:val="clear" w:color="auto" w:fill="FFFFFF"/>
             <w:vAlign w:val="top"/>
             <w:tcMar>
@@ -31833,7 +32253,7 @@
                 <w:sz w:val="20"/>
                 <w:szCs w:val="20"/>
               </w:rPr>
-              <w:t xml:space="preserve">Postgres com PostGIS, autenticação, Edge Functions, pg_cron e pgmq: persistência, regras críticas, despacho e envio de push</w:t>
+              <w:t xml:space="preserve">Postgres com PostGIS, autenticação, Edge Functions, pg_cron, pg_net e pgmq: persistência, regras críticas, despacho e envio de push; testes em pgTAP</w:t>
             </w:r>
           </w:p>
         </w:tc>
@@ -31924,7 +32344,7 @@
         <w:drawing>
           <wp:inline distT="0" distB="0" distL="0" distR="0">
             <wp:extent cx="5943600" cy="3223647"/>
-            <wp:docPr id="13" name="Imagem 13" descr="Figura 13 — Contêineres: três clientes, o Supabase e o despacho em fila"/>
+            <wp:docPr id="13" name="Imagem 13" descr="Figura 13 — Contêineres: o app iOS (Android e web na v1.2), o Supabase e o despacho em fila"/>
             <a:graphic>
               <a:graphicData uri="http://schemas.openxmlformats.org/drawingml/2006/picture">
                 <pic:pic>
@@ -31967,7 +32387,7 @@
           <w:sz w:val="18"/>
           <w:szCs w:val="18"/>
         </w:rPr>
-        <w:t xml:space="preserve">Figura 13 — Contêineres: três clientes, o Supabase e o despacho em fila</w:t>
+        <w:t xml:space="preserve">Figura 13 — Contêineres: o app iOS (Android e web na v1.2), o Supabase e o despacho em fila</w:t>
       </w:r>
     </w:p>
     <w:p>
@@ -32137,7 +32557,6 @@
     </w:p>
     <w:p>
       <w:pPr>
-        <w:keepNext/>
         <w:spacing w:before="200" w:after="80" w:line="264" w:lineRule="auto"/>
       </w:pPr>
       <w:r>
@@ -32219,7 +32638,7 @@
                 <w:sz w:val="20"/>
                 <w:szCs w:val="20"/>
               </w:rPr>
-              <w:t xml:space="preserve">Frila-iOS, aplicativo do Profissional e do Estabelecimento</w:t>
+              <w:t xml:space="preserve">Frila (iOS), aplicativo do Profissional e do Estabelecimento, em frila-frontend/iOS; bundle ID com.frila.org.app</w:t>
             </w:r>
           </w:p>
         </w:tc>
@@ -32331,7 +32750,7 @@
                 <w:sz w:val="20"/>
                 <w:szCs w:val="20"/>
               </w:rPr>
-              <w:t xml:space="preserve">MVVM é o padrão idiomático de SwiftUI e mantém as telas livres de regra de negócio. A camada de domínio separada é o ponto que importa neste produto: elegibilidade, presença e reputação sustentam a tese inteira e precisam ser testáveis sem interface, sem rede e sem simulador, inclusive porque vão mudar conforme a validação de campo corrigir as hipóteses. As regras que precisam valer igual no Android e na web moram no backend; o domínio do app as espelha para a tela e para os testes.</w:t>
+              <w:t xml:space="preserve">MVVM é o padrão idiomático de SwiftUI e mantém as telas livres de regra de negócio. A camada de domínio separada é o ponto que importa neste produto: elegibilidade, presença e reputação sustentam a tese inteira e precisam ser testáveis sem interface, sem rede e sem simulador, inclusive porque vão mudar conforme a validação de campo corrigir as hipóteses. As regras que precisam valer igual no Android e na web moram no backend. O app é dividido em quatro módulos (FrilaDominio, FrilaDados, FrilaInfraestrutura e a apresentação) e no alvo que os compõe.</w:t>
             </w:r>
           </w:p>
         </w:tc>
@@ -32437,7 +32856,7 @@
                 <w:sz w:val="18"/>
                 <w:szCs w:val="18"/>
               </w:rPr>
-              <w:t xml:space="preserve">Frila-iOS/</w:t>
+              <w:t xml:space="preserve">frila-frontend/iOS/</w:t>
             </w:r>
             <w:r>
               <w:rPr>
@@ -32455,7 +32874,7 @@
                 <w:sz w:val="18"/>
                 <w:szCs w:val="18"/>
               </w:rPr>
-              <w:t xml:space="preserve">├── Sources/</w:t>
+              <w:t xml:space="preserve">├── project.yml            # projeto gerado pelo XcodeGen</w:t>
             </w:r>
             <w:r>
               <w:rPr>
@@ -32473,7 +32892,7 @@
                 <w:sz w:val="18"/>
                 <w:szCs w:val="18"/>
               </w:rPr>
-              <w:t xml:space="preserve">│   ├── Features/          # Publicação, Feed, Turno, Reputação, Perfil</w:t>
+              <w:t xml:space="preserve">├── Sources/</w:t>
             </w:r>
             <w:r>
               <w:rPr>
@@ -32491,7 +32910,7 @@
                 <w:sz w:val="18"/>
                 <w:szCs w:val="18"/>
               </w:rPr>
-              <w:t xml:space="preserve">│   ├── Domain/            # Entidades, ElegibilidadeSpec, DespachoService, Reputacao</w:t>
+              <w:t xml:space="preserve">│   ├── App/               # composição: liga as camadas e escolhe o ambiente</w:t>
             </w:r>
             <w:r>
               <w:rPr>
@@ -32509,7 +32928,7 @@
                 <w:sz w:val="18"/>
                 <w:szCs w:val="18"/>
               </w:rPr>
-              <w:t xml:space="preserve">│   ├── Data/              # Repositórios, cliente Supabase, cache SwiftData e fila offline</w:t>
+              <w:t xml:space="preserve">│   ├── Apresentacao/      # telas SwiftUI, view models, componentes e tokens</w:t>
             </w:r>
             <w:r>
               <w:rPr>
@@ -32527,7 +32946,7 @@
                 <w:sz w:val="18"/>
                 <w:szCs w:val="18"/>
               </w:rPr>
-              <w:t xml:space="preserve">│   ├── Infra/             # Push (FCM), localização no toque, keychain, telemetria</w:t>
+              <w:t xml:space="preserve">│   ├── Dominio/           # FrilaDominio: entidades, objetos de valor e portas</w:t>
             </w:r>
             <w:r>
               <w:rPr>
@@ -32545,7 +32964,7 @@
                 <w:sz w:val="18"/>
                 <w:szCs w:val="18"/>
               </w:rPr>
-              <w:t xml:space="preserve">│   └── UI/                # Componentes, tokens de estilo e acessibilidade</w:t>
+              <w:t xml:space="preserve">│   ├── Dados/             # FrilaDados: cliente Supabase, cache SwiftData e fila offline</w:t>
             </w:r>
             <w:r>
               <w:rPr>
@@ -32563,7 +32982,7 @@
                 <w:sz w:val="18"/>
                 <w:szCs w:val="18"/>
               </w:rPr>
-              <w:t xml:space="preserve">├── Tests/                 # Swift Testing (domínio) e XCUITest (interface)</w:t>
+              <w:t xml:space="preserve">│   └── Infraestrutura/    # FrilaInfraestrutura: Keychain, telemetria, conexão</w:t>
             </w:r>
             <w:r>
               <w:rPr>
@@ -32581,7 +33000,97 @@
                 <w:sz w:val="18"/>
                 <w:szCs w:val="18"/>
               </w:rPr>
-              <w:t xml:space="preserve">└── Resources/             # Assets, strings pt-BR e configurações</w:t>
+              <w:t xml:space="preserve">├── Tests/</w:t>
+            </w:r>
+            <w:r>
+              <w:rPr>
+                <w:rFonts w:ascii="SF Pro Display" w:hAnsi="SF Pro Display" w:cs="SF Pro Display"/>
+                <w:color w:val="1A1A1A"/>
+                <w:sz w:val="18"/>
+                <w:szCs w:val="18"/>
+              </w:rPr>
+              <w:br/>
+            </w:r>
+            <w:r>
+              <w:rPr>
+                <w:rFonts w:ascii="SF Pro Display" w:hAnsi="SF Pro Display" w:cs="SF Pro Display"/>
+                <w:color w:val="1A1A1A"/>
+                <w:sz w:val="18"/>
+                <w:szCs w:val="18"/>
+              </w:rPr>
+              <w:t xml:space="preserve">│   ├── Unitarios/         # Swift Testing</w:t>
+            </w:r>
+            <w:r>
+              <w:rPr>
+                <w:rFonts w:ascii="SF Pro Display" w:hAnsi="SF Pro Display" w:cs="SF Pro Display"/>
+                <w:color w:val="1A1A1A"/>
+                <w:sz w:val="18"/>
+                <w:szCs w:val="18"/>
+              </w:rPr>
+              <w:br/>
+            </w:r>
+            <w:r>
+              <w:rPr>
+                <w:rFonts w:ascii="SF Pro Display" w:hAnsi="SF Pro Display" w:cs="SF Pro Display"/>
+                <w:color w:val="1A1A1A"/>
+                <w:sz w:val="18"/>
+                <w:szCs w:val="18"/>
+              </w:rPr>
+              <w:t xml:space="preserve">│   └── UI/                # XCUITest</w:t>
+            </w:r>
+            <w:r>
+              <w:rPr>
+                <w:rFonts w:ascii="SF Pro Display" w:hAnsi="SF Pro Display" w:cs="SF Pro Display"/>
+                <w:color w:val="1A1A1A"/>
+                <w:sz w:val="18"/>
+                <w:szCs w:val="18"/>
+              </w:rPr>
+              <w:br/>
+            </w:r>
+            <w:r>
+              <w:rPr>
+                <w:rFonts w:ascii="SF Pro Display" w:hAnsi="SF Pro Display" w:cs="SF Pro Display"/>
+                <w:color w:val="1A1A1A"/>
+                <w:sz w:val="18"/>
+                <w:szCs w:val="18"/>
+              </w:rPr>
+              <w:t xml:space="preserve">├── Contrato/              # cópia do openapi.yaml, com a soma de verificação</w:t>
+            </w:r>
+            <w:r>
+              <w:rPr>
+                <w:rFonts w:ascii="SF Pro Display" w:hAnsi="SF Pro Display" w:cs="SF Pro Display"/>
+                <w:color w:val="1A1A1A"/>
+                <w:sz w:val="18"/>
+                <w:szCs w:val="18"/>
+              </w:rPr>
+              <w:br/>
+            </w:r>
+            <w:r>
+              <w:rPr>
+                <w:rFonts w:ascii="SF Pro Display" w:hAnsi="SF Pro Display" w:cs="SF Pro Display"/>
+                <w:color w:val="1A1A1A"/>
+                <w:sz w:val="18"/>
+                <w:szCs w:val="18"/>
+              </w:rPr>
+              <w:t xml:space="preserve">├── Resources/             # assets, strings pt-BR, fixtures do contrato, manifesto de privacidade</w:t>
+            </w:r>
+            <w:r>
+              <w:rPr>
+                <w:rFonts w:ascii="SF Pro Display" w:hAnsi="SF Pro Display" w:cs="SF Pro Display"/>
+                <w:color w:val="1A1A1A"/>
+                <w:sz w:val="18"/>
+                <w:szCs w:val="18"/>
+              </w:rPr>
+              <w:br/>
+            </w:r>
+            <w:r>
+              <w:rPr>
+                <w:rFonts w:ascii="SF Pro Display" w:hAnsi="SF Pro Display" w:cs="SF Pro Display"/>
+                <w:color w:val="1A1A1A"/>
+                <w:sz w:val="18"/>
+                <w:szCs w:val="18"/>
+              </w:rPr>
+              <w:t xml:space="preserve">└── Configurations/        # ambientes (Local, Dev, Beta e Prod)</w:t>
             </w:r>
           </w:p>
         </w:tc>
@@ -32615,7 +33124,6 @@
     </w:p>
     <w:p>
       <w:pPr>
-        <w:keepNext/>
         <w:spacing w:before="280" w:after="120" w:line="264" w:lineRule="auto"/>
       </w:pPr>
       <w:r>
@@ -32789,7 +33297,7 @@
                 <w:sz w:val="22"/>
                 <w:szCs w:val="22"/>
               </w:rPr>
-              <w:t xml:space="preserve">UC(s) Relacionadas</w:t>
+              <w:t xml:space="preserve">UC(s) Relacionados</w:t>
             </w:r>
           </w:p>
         </w:tc>
@@ -34379,7 +34887,7 @@
                 <w:sz w:val="20"/>
                 <w:szCs w:val="20"/>
               </w:rPr>
-              <w:t xml:space="preserve">Nenhuma</w:t>
+              <w:t xml:space="preserve">RN10, RN15</w:t>
             </w:r>
           </w:p>
         </w:tc>
@@ -34516,7 +35024,7 @@
                 <w:sz w:val="20"/>
                 <w:szCs w:val="20"/>
               </w:rPr>
-              <w:t xml:space="preserve">RN11, RN18, RN22</w:t>
+              <w:t xml:space="preserve">RN11, RN12, RN18, RN22</w:t>
             </w:r>
           </w:p>
         </w:tc>
@@ -35201,7 +35709,7 @@
                 <w:sz w:val="20"/>
                 <w:szCs w:val="20"/>
               </w:rPr>
-              <w:t xml:space="preserve">RN05, RN23</w:t>
+              <w:t xml:space="preserve">RN05, RN06, RN23</w:t>
             </w:r>
           </w:p>
         </w:tc>
@@ -36297,7 +36805,7 @@
                 <w:sz w:val="20"/>
                 <w:szCs w:val="20"/>
               </w:rPr>
-              <w:t xml:space="preserve">RN13, RN15</w:t>
+              <w:t xml:space="preserve">RN05, RN13, RN15</w:t>
             </w:r>
           </w:p>
         </w:tc>
@@ -36511,7 +37019,7 @@
           <w:sz w:val="20"/>
           <w:szCs w:val="20"/>
         </w:rPr>
-        <w:t xml:space="preserve">RN01 (sem desconto no valor do turno), RN09 (não processar pagamento) e RN20 (maioridade) não aparecem vinculadas a um único requisito porque são restrições de produto que valem sobre o sistema inteiro: a primeira e a segunda determinam o que não existe, e a terceira condiciona todo o cadastro. Elas são verificadas por ausência, já que nenhum fluxo pode introduzi-las, e não por um requisito específico que as implemente. O RF17 e o UC12 foram retirados em 21/09/2026 e seguem na tabela só para preservar a numeração.</w:t>
+        <w:t xml:space="preserve">RN01 (sem desconto no valor do turno) e RN09 (não processar pagamento) não aparecem vinculadas a nenhum requisito porque são restrições de produto que valem sobre o sistema inteiro e determinam o que não existe. Elas são verificadas por ausência, já que nenhum fluxo pode introduzi-las, e não por um requisito específico que as implemente. A RN20 (maioridade) aparece em RF01 e RF02, mas vale para todo cadastro, dos dois perfis. O RF17 e o UC12 foram retirados em 21/09/2026 e seguem na tabela só para preservar a numeração.</w:t>
       </w:r>
     </w:p>
     <w:sectPr>

--- a/doc-harness/01 - CBL/Desafios/C18/Documentos de Produto/Frila_Documento_de_Requisitos.docx
+++ b/doc-harness/01 - CBL/Desafios/C18/Documentos de Produto/Frila_Documento_de_Requisitos.docx
@@ -1037,7 +1037,7 @@
                 <w:sz w:val="20"/>
                 <w:szCs w:val="20"/>
               </w:rPr>
-              <w:t xml:space="preserve">Revisão de consistência para a entrega parcial de 02/10, contra o contrato da API 0.2.26, as decisões de produto de 28/09, o Escopo do MVP e o código: v1.0 só iOS, com Android e web na v1.2; região administrativa na vaga e no estabelecimento (RN02, RF02, RF04); cancelamento que dá à vaga uma posição nova (RN12, RF14, UC08); suspensão com cancelamento em cascata (RN13); check-in de 60 minutos antes até o fim, check-out sem limite de distância e falta para quem termina o turno sem check-in (RN22, RF13, UC05); maioridade pela data de nascimento e aceite dos termos (RF01, UC09); lembrete sem telefone nem endereço na tela de bloqueio e “estou a caminho” na v1.1 (RF12); um voto por lado na avaliação (RF15, UC06); taxa de comparecimento só do profissional (RF16); equipe de confiança só pelo administrador e com turno cumprido (RF18, UC11); exclusão sem falta (RF25, UC16); vaga ocultada pela Equipe Frila (RF26, UC17); entidades, classes, pacotes e estrutura de pastas conferidos com o banco e o app; regras vinculadas alinhadas ao Diagrama de Casos de Uso; contrato em api/openapi.yaml.</w:t>
+              <w:t xml:space="preserve">Revisão de consistência para a entrega parcial de 02/10, contra o contrato da API 0.2.27, as decisões de produto de 28/09, o Escopo do MVP e o código: v1.0 só iOS, com Android e web na v1.2; região administrativa na vaga e no estabelecimento (RN02, RF02, RF04); cancelamento que dá à vaga uma posição nova (RN12, RF14, UC08); suspensão com cancelamento em cascata (RN13); check-in de 60 minutos antes até o fim, check-out sem limite de distância e falta para quem termina o turno sem check-in (RN22, RF13, UC05); maioridade pela data de nascimento e aceite dos termos (RF01, UC09); lembrete sem telefone nem endereço na tela de bloqueio e “estou a caminho” na v1.1 (RF12); um voto por lado na avaliação (RF15, UC06); taxa de comparecimento só do profissional (RF16); equipe de confiança só pelo administrador e com turno cumprido (RF18, UC11); exclusão sem falta (RF25, UC16); vaga ocultada pela Equipe Frila (RF26, UC17); decisões de 30/09: o bloqueio também esconde o perfil (RF26, UC17) e fraude e documento falso chegam pelo motivo “outro” da denúncia (RN13); entidades, classes, pacotes e estrutura de pastas conferidos com o banco e o app; regras vinculadas alinhadas ao Diagrama de Casos de Uso; contrato em api/openapi.yaml.</w:t>
             </w:r>
           </w:p>
         </w:tc>
@@ -3064,7 +3064,7 @@
           <w:sz w:val="22"/>
           <w:szCs w:val="22"/>
         </w:rPr>
-        <w:t xml:space="preserve">Uma ressalva de leitura: o Frila ainda não passou por validação de campo. Desde 22/09 há código, o backend no Supabase e o app iOS, com builds internos no TestFlight, e o comportamento da API está no contrato (api/openapi.yaml, versão 0.2.26). As regras e os requisitos aqui derivam de evidência pública sobre o mercado e das falhas observadas nos concorrentes, mas as premissas de comportamento do usuário no Distrito Federal permanecem hipóteses, marcadas com [H]. Requisitos que dependem diretamente de uma hipótese trazem a marca no próprio texto, para que a revisão posterior saiba onde mexer.</w:t>
+        <w:t xml:space="preserve">Uma ressalva de leitura: o Frila ainda não passou por validação de campo. Desde 22/09 há código, o backend no Supabase e o app iOS, com builds internos no TestFlight, e o comportamento da API está no contrato (api/openapi.yaml, versão 0.2.27). As regras e os requisitos aqui derivam de evidência pública sobre o mercado e das falhas observadas nos concorrentes, mas as premissas de comportamento do usuário no Distrito Federal permanecem hipóteses, marcadas com [H]. Requisitos que dependem diretamente de uma hipótese trazem a marca no próprio texto, para que a revisão posterior saiba onde mexer.</w:t>
       </w:r>
     </w:p>
     <w:p>
@@ -4549,7 +4549,7 @@
                 <w:sz w:val="20"/>
                 <w:szCs w:val="20"/>
               </w:rPr>
-              <w:t xml:space="preserve">O sistema NÃO DEVE suspender ou bloquear um perfil sem motivo registrado e sem canal de contestação com resposta em até 5 dias úteis. A suspensão só acontece por denúncia grave confirmada (assédio, fraude ou documento falso) e cancela na hora os turnos futuros da conta, com registro, aviso à contraparte e reabertura das posições; cancelamento nunca suspende, só afeta a taxa de comparecimento.</w:t>
+              <w:t xml:space="preserve">O sistema NÃO DEVE suspender ou bloquear um perfil sem motivo registrado e sem canal de contestação com resposta em até 5 dias úteis. A suspensão só acontece por denúncia grave confirmada (assédio, fraude ou documento falso) e cancela na hora os turnos futuros da conta, com registro, aviso à contraparte e reabertura das posições; cancelamento nunca suspende, só afeta a taxa de comparecimento. Fraude e documento falso chegam pelo motivo “outro” da denúncia, com o relato, e a Equipe Frila apura.</w:t>
             </w:r>
           </w:p>
         </w:tc>
@@ -8610,7 +8610,7 @@
                 <w:sz w:val="20"/>
                 <w:szCs w:val="20"/>
               </w:rPr>
-              <w:t xml:space="preserve">A denúncia registra o motivo (assédio, discriminação, risco à segurança ou outro) e chega à Equipe Frila, com resposta em até 5 dias úteis; o bloqueio é imediato e impede que as partes voltem a se cruzar em notificações, listas e candidaturas; a Equipe Frila pode ocultar vaga com conteúdo impróprio até revisá-la, sem cancelar turnos confirmados, e o estabelecimento vê que ela foi ocultada.</w:t>
+              <w:t xml:space="preserve">A denúncia registra o motivo (assédio, discriminação, risco à segurança ou outro) e chega à Equipe Frila, com resposta em até 5 dias úteis; o bloqueio é imediato e impede que as partes voltem a se cruzar em notificações, listas, candidaturas e no perfil público (decisão de 30/09; o perfil ainda aparece e passa a ser escondido numa próxima versão do contrato); a Equipe Frila pode ocultar vaga com conteúdo impróprio até revisá-la, sem cancelar turnos confirmados, e o estabelecimento vê que ela foi ocultada.</w:t>
             </w:r>
           </w:p>
         </w:tc>
@@ -26558,7 +26558,7 @@
                 <w:sz w:val="20"/>
                 <w:szCs w:val="20"/>
               </w:rPr>
-              <w:t xml:space="preserve">4a. Com o bloqueio, as partes não voltam a se cruzar: o profissional não recebe notificação nem vê vagas do estabelecimento, e o estabelecimento não recebe candidatura dele.</w:t>
+              <w:t xml:space="preserve">4a. Com o bloqueio, as partes não voltam a se cruzar: o profissional não recebe notificação nem vê vagas do estabelecimento, o estabelecimento não recebe candidatura dele, e o perfil de um deixa de aparecer para o outro (decisão de 30/09, a implementar).</w:t>
             </w:r>
             <w:r>
               <w:rPr>
@@ -26576,7 +26576,7 @@
                 <w:sz w:val="20"/>
                 <w:szCs w:val="20"/>
               </w:rPr>
-              <w:t xml:space="preserve">5a. A denúncia grave é confirmada (assédio, fraude ou documento falso): o perfil denunciado é suspenso, com motivo registrado e direito de contestar (UC15); os turnos futuros dele são cancelados, a contraparte é avisada e as posições são reabertas (RN13).</w:t>
+              <w:t xml:space="preserve">5a. A denúncia grave é confirmada (assédio, ou fraude e documento falso, que chegam pelo motivo “outro”): o perfil denunciado é suspenso, com motivo registrado e direito de contestar (UC15); os turnos futuros dele são cancelados, a contraparte é avisada e as posições são reabertas (RN13).</w:t>
             </w:r>
             <w:r>
               <w:rPr>
@@ -26780,7 +26780,7 @@
                 <w:sz w:val="20"/>
                 <w:szCs w:val="20"/>
               </w:rPr>
-              <w:t xml:space="preserve">Dado que sofri assédio num turno, quando denuncio e bloqueio a outra parte, então a denúncia chega à Equipe Frila com prazo de resposta de até 5 dias úteis, e a outra parte deixa de aparecer para mim, e eu para ela, em notificações, listas e candidaturas, na hora. É o mecanismo que a diretriz 1.2 da App Store exige.</w:t>
+              <w:t xml:space="preserve">Dado que sofri assédio num turno, quando denuncio e bloqueio a outra parte, então a denúncia chega à Equipe Frila com prazo de resposta de até 5 dias úteis, e a outra parte deixa de aparecer para mim, e eu para ela, em notificações, listas, candidaturas e no perfil, na hora. É o mecanismo que a diretriz 1.2 da App Store exige.</w:t>
             </w:r>
           </w:p>
         </w:tc>
@@ -31304,7 +31304,7 @@
           <w:sz w:val="22"/>
           <w:szCs w:val="22"/>
         </w:rPr>
-        <w:t xml:space="preserve">O contrato entre os apps e o backend foi escrito antes do código (decisão B16) e está em api/openapi.yaml, no repositório frila-docs (OpenAPI 3.1; primeira versão em 22/09/2026, versão 0.2.26 em 30/09/2026). Toda mudança passa primeiro por ele, depois pelo backend e só então chega ao app. Cada operação com regra de negócio é uma função RPC do Supabase; as recusas de regra voltam com código estável, como posicao_ja_preenchida (409) e inelegivel (422), e reenviar a mesma escrita devolve o mesmo resultado.</w:t>
+        <w:t xml:space="preserve">O contrato entre os apps e o backend foi escrito antes do código (decisão B16) e está em api/openapi.yaml, no repositório frila-docs (OpenAPI 3.1; primeira versão em 22/09/2026, versão 0.2.27 em 30/09/2026). Toda mudança passa primeiro por ele, depois pelo backend e só então chega ao app. Cada operação com regra de negócio é uma função RPC do Supabase; as recusas de regra voltam com código estável, como posicao_ja_preenchida (409) e inelegivel (422), e reenviar a mesma escrita devolve o mesmo resultado.</w:t>
       </w:r>
     </w:p>
     <w:p>
